--- a/resume.docx
+++ b/resume.docx
@@ -1,6 +1,6 @@
 
 <file path=word/document.xml><?xml version="1.0" encoding="utf-8"?>
-<w:document xmlns:wpc="http://schemas.microsoft.com/office/word/2010/wordprocessingCanvas" xmlns:cx="http://schemas.microsoft.com/office/drawing/2014/chartex" xmlns:cx1="http://schemas.microsoft.com/office/drawing/2015/9/8/chartex" xmlns:cx2="http://schemas.microsoft.com/office/drawing/2015/10/21/chartex" xmlns:cx3="http://schemas.microsoft.com/office/drawing/2016/5/9/chartex" xmlns:cx4="http://schemas.microsoft.com/office/drawing/2016/5/10/chartex" xmlns:cx5="http://schemas.microsoft.com/office/drawing/2016/5/11/chartex" xmlns:cx6="http://schemas.microsoft.com/office/drawing/2016/5/12/chartex" xmlns:cx7="http://schemas.microsoft.com/office/drawing/2016/5/13/chartex" xmlns:cx8="http://schemas.microsoft.com/office/drawing/2016/5/14/chartex" xmlns:mc="http://schemas.openxmlformats.org/markup-compatibility/2006" xmlns:aink="http://schemas.microsoft.com/office/drawing/2016/ink" xmlns:am3d="http://schemas.microsoft.com/office/drawing/2017/model3d" xmlns:o="urn:schemas-microsoft-com:office:office" xmlns:oel="http://schemas.microsoft.com/office/2019/extlst" xmlns:r="http://schemas.openxmlformats.org/officeDocument/2006/relationships" xmlns:m="http://schemas.openxmlformats.org/officeDocument/2006/math" xmlns:v="urn:schemas-microsoft-com:vml" xmlns:wp14="http://schemas.microsoft.com/office/word/2010/wordprocessingDrawing" xmlns:wp="http://schemas.openxmlformats.org/drawingml/2006/wordprocessingDrawing" xmlns:w10="urn:schemas-microsoft-com:office:word" xmlns:w="http://schemas.openxmlformats.org/wordprocessingml/2006/main" xmlns:w14="http://schemas.microsoft.com/office/word/2010/wordml" xmlns:w15="http://schemas.microsoft.com/office/word/2012/wordml" xmlns:w16cex="http://schemas.microsoft.com/office/word/2018/wordml/cex" xmlns:w16cid="http://schemas.microsoft.com/office/word/2016/wordml/cid" xmlns:w16="http://schemas.microsoft.com/office/word/2018/wordml" xmlns:w16du="http://schemas.microsoft.com/office/word/2023/wordml/word16du" xmlns:w16sdtdh="http://schemas.microsoft.com/office/word/2020/wordml/sdtdatahash" xmlns:w16se="http://schemas.microsoft.com/office/word/2015/wordml/symex" xmlns:wpg="http://schemas.microsoft.com/office/word/2010/wordprocessingGroup" xmlns:wpi="http://schemas.microsoft.com/office/word/2010/wordprocessingInk" xmlns:wne="http://schemas.microsoft.com/office/word/2006/wordml" xmlns:wps="http://schemas.microsoft.com/office/word/2010/wordprocessingShape" mc:Ignorable="w14 w15 w16se w16cid w16 w16cex w16sdtdh w16du wp14">
+<w:document xmlns:wpc="http://schemas.microsoft.com/office/word/2010/wordprocessingCanvas" xmlns:cx="http://schemas.microsoft.com/office/drawing/2014/chartex" xmlns:cx1="http://schemas.microsoft.com/office/drawing/2015/9/8/chartex" xmlns:cx2="http://schemas.microsoft.com/office/drawing/2015/10/21/chartex" xmlns:cx3="http://schemas.microsoft.com/office/drawing/2016/5/9/chartex" xmlns:cx4="http://schemas.microsoft.com/office/drawing/2016/5/10/chartex" xmlns:cx5="http://schemas.microsoft.com/office/drawing/2016/5/11/chartex" xmlns:cx6="http://schemas.microsoft.com/office/drawing/2016/5/12/chartex" xmlns:cx7="http://schemas.microsoft.com/office/drawing/2016/5/13/chartex" xmlns:cx8="http://schemas.microsoft.com/office/drawing/2016/5/14/chartex" xmlns:mc="http://schemas.openxmlformats.org/markup-compatibility/2006" xmlns:aink="http://schemas.microsoft.com/office/drawing/2016/ink" xmlns:am3d="http://schemas.microsoft.com/office/drawing/2017/model3d" xmlns:o="urn:schemas-microsoft-com:office:office" xmlns:oel="http://schemas.microsoft.com/office/2019/extlst" xmlns:r="http://schemas.openxmlformats.org/officeDocument/2006/relationships" xmlns:m="http://schemas.openxmlformats.org/officeDocument/2006/math" xmlns:v="urn:schemas-microsoft-com:vml" xmlns:wp14="http://schemas.microsoft.com/office/word/2010/wordprocessingDrawing" xmlns:wp="http://schemas.openxmlformats.org/drawingml/2006/wordprocessingDrawing" xmlns:w10="urn:schemas-microsoft-com:office:word" xmlns:w="http://schemas.openxmlformats.org/wordprocessingml/2006/main" xmlns:w14="http://schemas.microsoft.com/office/word/2010/wordml" xmlns:w15="http://schemas.microsoft.com/office/word/2012/wordml" xmlns:w16cex="http://schemas.microsoft.com/office/word/2018/wordml/cex" xmlns:w16cid="http://schemas.microsoft.com/office/word/2016/wordml/cid" xmlns:w16="http://schemas.microsoft.com/office/word/2018/wordml" xmlns:w16du="http://schemas.microsoft.com/office/word/2023/wordml/word16du" xmlns:w16sdtdh="http://schemas.microsoft.com/office/word/2020/wordml/sdtdatahash" xmlns:w16sdtfl="http://schemas.microsoft.com/office/word/2024/wordml/sdtformatlock" xmlns:w16se="http://schemas.microsoft.com/office/word/2015/wordml/symex" xmlns:wpg="http://schemas.microsoft.com/office/word/2010/wordprocessingGroup" xmlns:wpi="http://schemas.microsoft.com/office/word/2010/wordprocessingInk" xmlns:wne="http://schemas.microsoft.com/office/word/2006/wordml" xmlns:wps="http://schemas.microsoft.com/office/word/2010/wordprocessingShape" mc:Ignorable="w14 w15 w16se w16cid w16 w16cex w16sdtdh w16sdtfl w16du wp14">
   <w:body>
     <w:tbl>
       <w:tblPr>
@@ -560,13 +560,14 @@
               </w:tabs>
               <w:spacing w:before="140"/>
             </w:pPr>
+            <w:proofErr w:type="gramStart"/>
             <w:r>
               <w:rPr>
                 <w:rFonts w:ascii="Helvetica Neue" w:hAnsi="Helvetica Neue"/>
                 <w:b/>
                 <w:bCs/>
               </w:rPr>
-              <w:t xml:space="preserve">Amazon </w:t>
+              <w:t>Amazon</w:t>
             </w:r>
             <w:r>
               <w:rPr>
@@ -585,6 +586,7 @@
               </w:rPr>
               <w:t>|</w:t>
             </w:r>
+            <w:proofErr w:type="gramEnd"/>
             <w:r>
               <w:rPr>
                 <w:rFonts w:ascii="Helvetica Neue" w:hAnsi="Helvetica Neue"/>
@@ -592,14 +594,28 @@
                 <w:sz w:val="21"/>
                 <w:szCs w:val="21"/>
               </w:rPr>
-              <w:t xml:space="preserve">   </w:t>
+              <w:t xml:space="preserve">  </w:t>
             </w:r>
             <w:r>
               <w:rPr>
                 <w:rFonts w:ascii="Helvetica Neue Thin" w:hAnsi="Helvetica Neue Thin"/>
                 <w:sz w:val="22"/>
               </w:rPr>
-              <w:t>Tech Lead</w:t>
+              <w:t>Ads T</w:t>
+            </w:r>
+            <w:r>
+              <w:rPr>
+                <w:rFonts w:ascii="Helvetica Neue Thin" w:hAnsi="Helvetica Neue Thin"/>
+                <w:sz w:val="22"/>
+              </w:rPr>
+              <w:t>ech Lead</w:t>
+            </w:r>
+            <w:r>
+              <w:rPr>
+                <w:rFonts w:ascii="Helvetica Neue Thin" w:hAnsi="Helvetica Neue Thin"/>
+                <w:sz w:val="22"/>
+              </w:rPr>
+              <w:t>/SWE</w:t>
             </w:r>
             <w:r>
               <w:tab/>
@@ -610,6 +626,7 @@
               <w:tabs>
                 <w:tab w:val="right" w:pos="7720"/>
               </w:tabs>
+              <w:spacing w:before="240"/>
               <w:rPr>
                 <w:rFonts w:ascii="Helvetica Neue Medium" w:hAnsi="Helvetica Neue Medium"/>
                 <w:color w:val="595959" w:themeColor="text1" w:themeTint="A6"/>
@@ -630,7 +647,7 @@
                 <w:color w:val="2E74B5" w:themeColor="accent5" w:themeShade="BF"/>
                 <w:sz w:val="20"/>
               </w:rPr>
-              <w:t>Ads Supply Intelligence</w:t>
+              <w:t xml:space="preserve">Ads </w:t>
             </w:r>
             <w:r>
               <w:rPr>
@@ -638,133 +655,10 @@
                 <w:color w:val="2E74B5" w:themeColor="accent5" w:themeShade="BF"/>
                 <w:sz w:val="20"/>
               </w:rPr>
-              <w:t>]</w:t>
-            </w:r>
-            <w:r>
-              <w:rPr>
-                <w:rFonts w:ascii="Helvetica Neue Thin" w:hAnsi="Helvetica Neue Thin"/>
-                <w:iCs/>
-                <w:color w:val="2E74B5" w:themeColor="accent5" w:themeShade="BF"/>
-                <w:sz w:val="20"/>
-              </w:rPr>
-              <w:t xml:space="preserve"> - Scala </w:t>
-            </w:r>
-            <w:r>
-              <w:rPr>
-                <w:rFonts w:ascii="Helvetica Neue Thin" w:hAnsi="Helvetica Neue Thin"/>
-                <w:iCs/>
-                <w:color w:val="9CC2E5" w:themeColor="accent5" w:themeTint="99"/>
-                <w:sz w:val="16"/>
-              </w:rPr>
-              <w:t>•</w:t>
-            </w:r>
-            <w:r>
-              <w:rPr>
-                <w:rFonts w:ascii="Helvetica Neue Thin" w:hAnsi="Helvetica Neue Thin"/>
-                <w:iCs/>
-                <w:color w:val="2E74B5" w:themeColor="accent5" w:themeShade="BF"/>
-                <w:sz w:val="20"/>
-              </w:rPr>
-              <w:t xml:space="preserve"> </w:t>
-            </w:r>
-            <w:r>
-              <w:rPr>
-                <w:rFonts w:ascii="Helvetica Neue Thin" w:hAnsi="Helvetica Neue Thin"/>
-                <w:iCs/>
-                <w:color w:val="2E74B5" w:themeColor="accent5" w:themeShade="BF"/>
-                <w:sz w:val="20"/>
-              </w:rPr>
-              <w:t xml:space="preserve">Java </w:t>
-            </w:r>
-            <w:r>
-              <w:rPr>
-                <w:rFonts w:ascii="Helvetica Neue Thin" w:hAnsi="Helvetica Neue Thin"/>
-                <w:iCs/>
-                <w:color w:val="9CC2E5" w:themeColor="accent5" w:themeTint="99"/>
-                <w:sz w:val="16"/>
-              </w:rPr>
-              <w:t>•</w:t>
-            </w:r>
-            <w:r>
-              <w:rPr>
-                <w:rFonts w:ascii="Helvetica Neue Thin" w:hAnsi="Helvetica Neue Thin"/>
-                <w:iCs/>
-                <w:color w:val="2E74B5" w:themeColor="accent5" w:themeShade="BF"/>
-                <w:sz w:val="20"/>
-              </w:rPr>
-              <w:t xml:space="preserve"> </w:t>
-            </w:r>
-            <w:r>
-              <w:rPr>
-                <w:rFonts w:ascii="Helvetica Neue Thin" w:hAnsi="Helvetica Neue Thin"/>
-                <w:iCs/>
-                <w:color w:val="2E74B5" w:themeColor="accent5" w:themeShade="BF"/>
-                <w:sz w:val="20"/>
-              </w:rPr>
-              <w:t xml:space="preserve">Python </w:t>
-            </w:r>
-            <w:r>
-              <w:rPr>
-                <w:rFonts w:ascii="Helvetica Neue Thin" w:hAnsi="Helvetica Neue Thin"/>
-                <w:iCs/>
-                <w:color w:val="9CC2E5" w:themeColor="accent5" w:themeTint="99"/>
-                <w:sz w:val="16"/>
-              </w:rPr>
-              <w:t>•</w:t>
-            </w:r>
-            <w:r>
-              <w:rPr>
-                <w:rFonts w:ascii="Helvetica Neue Thin" w:hAnsi="Helvetica Neue Thin"/>
-                <w:iCs/>
-                <w:color w:val="2E74B5" w:themeColor="accent5" w:themeShade="BF"/>
-                <w:sz w:val="20"/>
-              </w:rPr>
-              <w:t xml:space="preserve"> </w:t>
-            </w:r>
-            <w:r>
-              <w:rPr>
-                <w:rFonts w:ascii="Helvetica Neue Thin" w:hAnsi="Helvetica Neue Thin"/>
-                <w:iCs/>
-                <w:color w:val="2E74B5" w:themeColor="accent5" w:themeShade="BF"/>
-                <w:sz w:val="20"/>
-              </w:rPr>
-              <w:t xml:space="preserve">Spark </w:t>
-            </w:r>
-            <w:r>
-              <w:rPr>
-                <w:rFonts w:ascii="Helvetica Neue Thin" w:hAnsi="Helvetica Neue Thin"/>
-                <w:iCs/>
-                <w:color w:val="9CC2E5" w:themeColor="accent5" w:themeTint="99"/>
-                <w:sz w:val="16"/>
-              </w:rPr>
-              <w:t>•</w:t>
-            </w:r>
-            <w:r>
-              <w:rPr>
-                <w:rFonts w:ascii="Helvetica Neue Thin" w:hAnsi="Helvetica Neue Thin"/>
-                <w:iCs/>
-                <w:color w:val="2E74B5" w:themeColor="accent5" w:themeShade="BF"/>
-                <w:sz w:val="20"/>
-              </w:rPr>
-              <w:t xml:space="preserve"> </w:t>
-            </w:r>
-            <w:r>
-              <w:rPr>
-                <w:rFonts w:ascii="Helvetica Neue Thin" w:hAnsi="Helvetica Neue Thin"/>
-                <w:iCs/>
-                <w:color w:val="2E74B5" w:themeColor="accent5" w:themeShade="BF"/>
-                <w:sz w:val="20"/>
-              </w:rPr>
-              <w:t xml:space="preserve">AWS           </w:t>
-            </w:r>
-            <w:r>
-              <w:rPr>
-                <w:rFonts w:ascii="Helvetica Neue Thin" w:hAnsi="Helvetica Neue Thin"/>
-                <w:iCs/>
-                <w:color w:val="2E74B5" w:themeColor="accent5" w:themeShade="BF"/>
-                <w:sz w:val="20"/>
-              </w:rPr>
-              <w:t xml:space="preserve">    </w:t>
+              <w:t>Reach Engineering] - Scala • Java • Python • Spark • AWS</w:t>
+            </w:r>
+            <w:r>
+              <w:tab/>
             </w:r>
             <w:r>
               <w:rPr>
@@ -774,6 +668,58 @@
                 <w:szCs w:val="22"/>
               </w:rPr>
               <w:t>Dec. 2020 – Present</w:t>
+            </w:r>
+          </w:p>
+          <w:p>
+            <w:pPr>
+              <w:pStyle w:val="ListParagraph"/>
+              <w:numPr>
+                <w:ilvl w:val="0"/>
+                <w:numId w:val="11"/>
+              </w:numPr>
+              <w:tabs>
+                <w:tab w:val="right" w:pos="7720"/>
+              </w:tabs>
+              <w:spacing w:before="60" w:after="100" w:line="276" w:lineRule="auto"/>
+              <w:rPr>
+                <w:rFonts w:ascii="Helvetica Neue Light" w:hAnsi="Helvetica Neue Light"/>
+                <w:sz w:val="20"/>
+                <w:szCs w:val="21"/>
+              </w:rPr>
+            </w:pPr>
+            <w:r>
+              <w:rPr>
+                <w:rFonts w:ascii="Helvetica Neue Light" w:hAnsi="Helvetica Neue Light"/>
+                <w:sz w:val="20"/>
+                <w:szCs w:val="21"/>
+              </w:rPr>
+              <w:t>Founding engineer and tech lead for a 5-person Reach Engineering team, owning technical direction across campaign forecasting, historical analytics, identity, and data quality for Amazon Ads</w:t>
+            </w:r>
+          </w:p>
+          <w:p>
+            <w:pPr>
+              <w:pStyle w:val="ListParagraph"/>
+              <w:numPr>
+                <w:ilvl w:val="0"/>
+                <w:numId w:val="11"/>
+              </w:numPr>
+              <w:tabs>
+                <w:tab w:val="right" w:pos="7720"/>
+              </w:tabs>
+              <w:spacing w:after="60" w:line="276" w:lineRule="auto"/>
+              <w:rPr>
+                <w:rFonts w:ascii="Helvetica Neue Light" w:hAnsi="Helvetica Neue Light"/>
+                <w:sz w:val="20"/>
+                <w:szCs w:val="21"/>
+              </w:rPr>
+            </w:pPr>
+            <w:r>
+              <w:rPr>
+                <w:rFonts w:ascii="Helvetica Neue Light" w:hAnsi="Helvetica Neue Light"/>
+                <w:sz w:val="20"/>
+                <w:szCs w:val="21"/>
+              </w:rPr>
+              <w:t>Overhauled the core reach forecasting engine from a one-dimensional sampler to a multi-dimensional supply-matrix and probabilistic sampling architecture, cutting forecast error by more than 50% across core flows and by 80% for guaranteed campaigns</w:t>
             </w:r>
           </w:p>
           <w:p>
@@ -799,47 +745,7 @@
                 <w:sz w:val="20"/>
                 <w:szCs w:val="21"/>
               </w:rPr>
-              <w:t>Founding engineer</w:t>
-            </w:r>
-            <w:r>
-              <w:rPr>
-                <w:rFonts w:ascii="Helvetica Neue Light" w:hAnsi="Helvetica Neue Light"/>
-                <w:sz w:val="20"/>
-                <w:szCs w:val="21"/>
-              </w:rPr>
-              <w:t>/leader of</w:t>
-            </w:r>
-            <w:r>
-              <w:rPr>
-                <w:rFonts w:ascii="Helvetica Neue Light" w:hAnsi="Helvetica Neue Light"/>
-                <w:sz w:val="20"/>
-                <w:szCs w:val="21"/>
-              </w:rPr>
-              <w:t xml:space="preserve"> 5-person</w:t>
-            </w:r>
-            <w:r>
-              <w:rPr>
-                <w:rFonts w:ascii="Helvetica Neue Light" w:hAnsi="Helvetica Neue Light"/>
-                <w:sz w:val="20"/>
-                <w:szCs w:val="21"/>
-              </w:rPr>
-              <w:t xml:space="preserve"> Reach Engineering Data </w:t>
-            </w:r>
-            <w:r>
-              <w:rPr>
-                <w:rFonts w:ascii="Helvetica Neue Light" w:hAnsi="Helvetica Neue Light"/>
-                <w:sz w:val="20"/>
-                <w:szCs w:val="21"/>
-              </w:rPr>
-              <w:t xml:space="preserve">&amp; Identity </w:t>
-            </w:r>
-            <w:r>
-              <w:rPr>
-                <w:rFonts w:ascii="Helvetica Neue Light" w:hAnsi="Helvetica Neue Light"/>
-                <w:sz w:val="20"/>
-                <w:szCs w:val="21"/>
-              </w:rPr>
-              <w:t>Platform team</w:t>
+              <w:t>Re-architected the global reach forecasting platform to automate releases and give each engineer an isolated production-parity stack, cutting time to production from 9-15 days to about 1 hour and local iteration from 7+ minutes to seconds</w:t>
             </w:r>
           </w:p>
           <w:p>
@@ -865,23 +771,7 @@
                 <w:sz w:val="20"/>
                 <w:szCs w:val="21"/>
               </w:rPr>
-              <w:t xml:space="preserve">Built </w:t>
-            </w:r>
-            <w:r>
-              <w:rPr>
-                <w:rFonts w:ascii="Helvetica Neue Light" w:hAnsi="Helvetica Neue Light"/>
-                <w:sz w:val="20"/>
-                <w:szCs w:val="21"/>
-              </w:rPr>
-              <w:t xml:space="preserve">OTT Media Planning data pipeline </w:t>
-            </w:r>
-            <w:r>
-              <w:rPr>
-                <w:rFonts w:ascii="Helvetica Neue Light" w:hAnsi="Helvetica Neue Light"/>
-                <w:sz w:val="20"/>
-                <w:szCs w:val="21"/>
-              </w:rPr>
-              <w:t>processing Petabyte-scale data every day</w:t>
+              <w:t>Built and scaled historical reach pipelines across 8 marketplaces and 90+ targeting segments; reduced new-market onboarding from 1 week to half a day and cut EMR cost per run by 99%</w:t>
             </w:r>
           </w:p>
           <w:p>
@@ -907,47 +797,39 @@
                 <w:sz w:val="20"/>
                 <w:szCs w:val="21"/>
               </w:rPr>
-              <w:t xml:space="preserve">Designed </w:t>
-            </w:r>
-            <w:r>
-              <w:rPr>
-                <w:rFonts w:ascii="Helvetica Neue Light" w:hAnsi="Helvetica Neue Light"/>
-                <w:sz w:val="20"/>
-                <w:szCs w:val="21"/>
-              </w:rPr>
-              <w:t>org-wide Data Integrity</w:t>
-            </w:r>
-            <w:r>
-              <w:rPr>
-                <w:rFonts w:ascii="Helvetica Neue Light" w:hAnsi="Helvetica Neue Light"/>
-                <w:sz w:val="20"/>
-                <w:szCs w:val="21"/>
-              </w:rPr>
-              <w:t xml:space="preserve"> platform</w:t>
-            </w:r>
-            <w:r>
-              <w:rPr>
-                <w:rFonts w:ascii="Helvetica Neue Light" w:hAnsi="Helvetica Neue Light"/>
-                <w:sz w:val="20"/>
-                <w:szCs w:val="21"/>
-              </w:rPr>
-              <w:t xml:space="preserve"> to monitor </w:t>
-            </w:r>
-            <w:r>
-              <w:rPr>
-                <w:rFonts w:ascii="Helvetica Neue Light" w:hAnsi="Helvetica Neue Light"/>
-                <w:sz w:val="20"/>
-                <w:szCs w:val="21"/>
-              </w:rPr>
-              <w:t>2PB+ daily</w:t>
-            </w:r>
-            <w:r>
-              <w:rPr>
-                <w:rFonts w:ascii="Helvetica Neue Light" w:hAnsi="Helvetica Neue Light"/>
-                <w:sz w:val="20"/>
-                <w:szCs w:val="21"/>
-              </w:rPr>
-              <w:t xml:space="preserve"> across 20+ pipelines</w:t>
+              <w:t>Designed org-wide data integrity and validation platform</w:t>
+            </w:r>
+            <w:r>
+              <w:rPr>
+                <w:rFonts w:ascii="Helvetica Neue Light" w:hAnsi="Helvetica Neue Light"/>
+                <w:sz w:val="20"/>
+                <w:szCs w:val="21"/>
+              </w:rPr>
+              <w:t xml:space="preserve"> for</w:t>
+            </w:r>
+            <w:r>
+              <w:rPr>
+                <w:rFonts w:ascii="Helvetica Neue Light" w:hAnsi="Helvetica Neue Light"/>
+                <w:sz w:val="20"/>
+                <w:szCs w:val="21"/>
+              </w:rPr>
+              <w:t xml:space="preserve"> 2 PB+ daily across 20+ pipelines; automated executive reporting and reduced release</w:t>
+            </w:r>
+            <w:r>
+              <w:rPr>
+                <w:rFonts w:ascii="Helvetica Neue Light" w:hAnsi="Helvetica Neue Light"/>
+                <w:sz w:val="20"/>
+                <w:szCs w:val="21"/>
+              </w:rPr>
+              <w:t xml:space="preserve"> time from days</w:t>
+            </w:r>
+            <w:r>
+              <w:rPr>
+                <w:rFonts w:ascii="Helvetica Neue Light" w:hAnsi="Helvetica Neue Light"/>
+                <w:sz w:val="20"/>
+                <w:szCs w:val="21"/>
+              </w:rPr>
+              <w:t xml:space="preserve"> to hours</w:t>
             </w:r>
           </w:p>
           <w:p>
@@ -973,31 +855,133 @@
                 <w:sz w:val="20"/>
                 <w:szCs w:val="21"/>
               </w:rPr>
-              <w:t xml:space="preserve">Spearheading </w:t>
-            </w:r>
-            <w:r>
-              <w:rPr>
-                <w:rFonts w:ascii="Helvetica Neue Light" w:hAnsi="Helvetica Neue Light"/>
-                <w:sz w:val="20"/>
-                <w:szCs w:val="21"/>
-              </w:rPr>
-              <w:t xml:space="preserve">scalable ML engineering </w:t>
-            </w:r>
-            <w:r>
-              <w:rPr>
-                <w:rFonts w:ascii="Helvetica Neue Light" w:hAnsi="Helvetica Neue Light"/>
-                <w:sz w:val="20"/>
-                <w:szCs w:val="21"/>
-              </w:rPr>
-              <w:t xml:space="preserve">innovations </w:t>
-            </w:r>
-            <w:r>
-              <w:rPr>
-                <w:rFonts w:ascii="Helvetica Neue Light" w:hAnsi="Helvetica Neue Light"/>
-                <w:sz w:val="20"/>
-                <w:szCs w:val="21"/>
-              </w:rPr>
-              <w:t>for Amazon Reach Forecasting</w:t>
+              <w:t xml:space="preserve">Built Amazon Ads' first real-time reach and frequency API, serving sub-200 </w:t>
+            </w:r>
+            <w:proofErr w:type="spellStart"/>
+            <w:r>
+              <w:rPr>
+                <w:rFonts w:ascii="Helvetica Neue Light" w:hAnsi="Helvetica Neue Light"/>
+                <w:sz w:val="20"/>
+                <w:szCs w:val="21"/>
+              </w:rPr>
+              <w:t>ms</w:t>
+            </w:r>
+            <w:proofErr w:type="spellEnd"/>
+            <w:r>
+              <w:rPr>
+                <w:rFonts w:ascii="Helvetica Neue Light" w:hAnsi="Helvetica Neue Light"/>
+                <w:sz w:val="20"/>
+                <w:szCs w:val="21"/>
+              </w:rPr>
+              <w:t xml:space="preserve"> queries </w:t>
+            </w:r>
+            <w:r>
+              <w:rPr>
+                <w:rFonts w:ascii="Helvetica Neue Light" w:hAnsi="Helvetica Neue Light"/>
+                <w:sz w:val="20"/>
+                <w:szCs w:val="21"/>
+              </w:rPr>
+              <w:t>on</w:t>
+            </w:r>
+            <w:r>
+              <w:rPr>
+                <w:rFonts w:ascii="Helvetica Neue Light" w:hAnsi="Helvetica Neue Light"/>
+                <w:sz w:val="20"/>
+                <w:szCs w:val="21"/>
+              </w:rPr>
+              <w:t xml:space="preserve"> multi-</w:t>
+            </w:r>
+            <w:r>
+              <w:rPr>
+                <w:rFonts w:ascii="Helvetica Neue Light" w:hAnsi="Helvetica Neue Light"/>
+                <w:sz w:val="20"/>
+                <w:szCs w:val="21"/>
+              </w:rPr>
+              <w:t>TB</w:t>
+            </w:r>
+            <w:r>
+              <w:rPr>
+                <w:rFonts w:ascii="Helvetica Neue Light" w:hAnsi="Helvetica Neue Light"/>
+                <w:sz w:val="20"/>
+                <w:szCs w:val="21"/>
+              </w:rPr>
+              <w:t xml:space="preserve"> Lucene index and powering core Amazon DSP forecasting workflows</w:t>
+            </w:r>
+          </w:p>
+          <w:p>
+            <w:pPr>
+              <w:pStyle w:val="ListParagraph"/>
+              <w:numPr>
+                <w:ilvl w:val="0"/>
+                <w:numId w:val="11"/>
+              </w:numPr>
+              <w:tabs>
+                <w:tab w:val="right" w:pos="7720"/>
+              </w:tabs>
+              <w:spacing w:line="276" w:lineRule="auto"/>
+              <w:rPr>
+                <w:rFonts w:ascii="Helvetica Neue Light" w:hAnsi="Helvetica Neue Light"/>
+                <w:sz w:val="20"/>
+                <w:szCs w:val="21"/>
+              </w:rPr>
+            </w:pPr>
+            <w:r>
+              <w:rPr>
+                <w:rFonts w:ascii="Helvetica Neue Light" w:hAnsi="Helvetica Neue Light"/>
+                <w:sz w:val="20"/>
+                <w:szCs w:val="21"/>
+              </w:rPr>
+              <w:t xml:space="preserve">Launched Amazon Ads' first Open Data API, adopted by major global advertising holding companies; led reach measurement for </w:t>
+            </w:r>
+            <w:r>
+              <w:rPr>
+                <w:rFonts w:ascii="Helvetica Neue Light" w:hAnsi="Helvetica Neue Light"/>
+                <w:sz w:val="20"/>
+                <w:szCs w:val="21"/>
+              </w:rPr>
+              <w:t>high visibility</w:t>
+            </w:r>
+            <w:r>
+              <w:rPr>
+                <w:rFonts w:ascii="Helvetica Neue Light" w:hAnsi="Helvetica Neue Light"/>
+                <w:sz w:val="20"/>
+                <w:szCs w:val="21"/>
+              </w:rPr>
+              <w:t xml:space="preserve"> launches across Prime Video, Twitch, Streaming TV, and other ad programs</w:t>
+            </w:r>
+          </w:p>
+          <w:p>
+            <w:pPr>
+              <w:tabs>
+                <w:tab w:val="right" w:pos="7720"/>
+              </w:tabs>
+              <w:spacing w:before="240"/>
+              <w:rPr>
+                <w:rFonts w:ascii="Helvetica Neue Thin" w:hAnsi="Helvetica Neue Thin"/>
+                <w:iCs/>
+                <w:color w:val="2E74B5" w:themeColor="accent5" w:themeShade="BF"/>
+                <w:sz w:val="20"/>
+              </w:rPr>
+            </w:pPr>
+            <w:r>
+              <w:rPr>
+                <w:rFonts w:ascii="Helvetica Neue" w:hAnsi="Helvetica Neue"/>
+                <w:color w:val="2E74B5" w:themeColor="accent5" w:themeShade="BF"/>
+                <w:sz w:val="20"/>
+              </w:rPr>
+              <w:t>[Search Data &amp; ML Platform] - Scala • Java • Python • AWS</w:t>
+            </w:r>
+            <w:r>
+              <w:tab/>
+            </w:r>
+            <w:r>
+              <w:rPr>
+                <w:rFonts w:ascii="Helvetica Neue Medium" w:hAnsi="Helvetica Neue Medium"/>
+                <w:color w:val="595959" w:themeColor="text1" w:themeTint="A6"/>
+                <w:sz w:val="18"/>
+                <w:szCs w:val="22"/>
+              </w:rPr>
+              <w:t>Aug. 2018 – Nov. 2020</w:t>
             </w:r>
           </w:p>
           <w:p>
@@ -1023,331 +1007,7 @@
                 <w:sz w:val="20"/>
                 <w:szCs w:val="21"/>
               </w:rPr>
-              <w:t xml:space="preserve">Launched Amazon Ads’ first Open Data API, adopted by </w:t>
-            </w:r>
-            <w:r>
-              <w:rPr>
-                <w:rFonts w:ascii="Helvetica Neue Light" w:hAnsi="Helvetica Neue Light"/>
-                <w:sz w:val="20"/>
-                <w:szCs w:val="21"/>
-              </w:rPr>
-              <w:t xml:space="preserve">top global </w:t>
-            </w:r>
-            <w:proofErr w:type="spellStart"/>
-            <w:r>
-              <w:rPr>
-                <w:rFonts w:ascii="Helvetica Neue Light" w:hAnsi="Helvetica Neue Light"/>
-                <w:sz w:val="20"/>
-                <w:szCs w:val="21"/>
-              </w:rPr>
-              <w:t>HoldCos</w:t>
-            </w:r>
-            <w:proofErr w:type="spellEnd"/>
-          </w:p>
-          <w:p>
-            <w:pPr>
-              <w:pStyle w:val="ListParagraph"/>
-              <w:numPr>
-                <w:ilvl w:val="0"/>
-                <w:numId w:val="11"/>
-              </w:numPr>
-              <w:tabs>
-                <w:tab w:val="right" w:pos="7720"/>
-              </w:tabs>
-              <w:spacing w:before="60" w:line="276" w:lineRule="auto"/>
-              <w:rPr>
-                <w:rFonts w:ascii="Helvetica Neue Light" w:hAnsi="Helvetica Neue Light"/>
-                <w:sz w:val="20"/>
-                <w:szCs w:val="21"/>
-              </w:rPr>
-            </w:pPr>
-            <w:r>
-              <w:rPr>
-                <w:rFonts w:ascii="Helvetica Neue Light" w:hAnsi="Helvetica Neue Light"/>
-                <w:sz w:val="20"/>
-                <w:szCs w:val="21"/>
-              </w:rPr>
-              <w:t xml:space="preserve">Built sub-200ms near real-time </w:t>
-            </w:r>
-            <w:r>
-              <w:rPr>
-                <w:rFonts w:ascii="Helvetica Neue Light" w:hAnsi="Helvetica Neue Light"/>
-                <w:sz w:val="20"/>
-                <w:szCs w:val="21"/>
-              </w:rPr>
-              <w:t xml:space="preserve">reach &amp; frequency API </w:t>
-            </w:r>
-            <w:r>
-              <w:rPr>
-                <w:rFonts w:ascii="Helvetica Neue Light" w:hAnsi="Helvetica Neue Light"/>
-                <w:sz w:val="20"/>
-                <w:szCs w:val="21"/>
-              </w:rPr>
-              <w:t xml:space="preserve">from </w:t>
-            </w:r>
-            <w:r>
-              <w:rPr>
-                <w:rFonts w:ascii="Helvetica Neue Light" w:hAnsi="Helvetica Neue Light"/>
-                <w:sz w:val="20"/>
-                <w:szCs w:val="21"/>
-              </w:rPr>
-              <w:t>multi-TB Lucene index</w:t>
-            </w:r>
-            <w:r>
-              <w:rPr>
-                <w:rFonts w:ascii="Helvetica Neue Light" w:hAnsi="Helvetica Neue Light"/>
-                <w:sz w:val="20"/>
-                <w:szCs w:val="21"/>
-              </w:rPr>
-              <w:t>, powering core of Amazon DSP’s Reach Forecasting abilities</w:t>
-            </w:r>
-          </w:p>
-          <w:p>
-            <w:pPr>
-              <w:numPr>
-                <w:ilvl w:val="0"/>
-                <w:numId w:val="11"/>
-              </w:numPr>
-              <w:tabs>
-                <w:tab w:val="right" w:pos="7720"/>
-              </w:tabs>
-              <w:spacing w:after="240"/>
-              <w:rPr>
-                <w:rFonts w:ascii="Helvetica Neue" w:hAnsi="Helvetica Neue"/>
-                <w:color w:val="2E74B5" w:themeColor="accent5" w:themeShade="BF"/>
-                <w:sz w:val="20"/>
-              </w:rPr>
-            </w:pPr>
-            <w:r>
-              <w:rPr>
-                <w:rFonts w:ascii="Helvetica Neue Light" w:hAnsi="Helvetica Neue Light"/>
-                <w:sz w:val="20"/>
-                <w:szCs w:val="21"/>
-              </w:rPr>
-              <w:t>Secured investments from C-Suite leaders and e</w:t>
-            </w:r>
-            <w:r>
-              <w:rPr>
-                <w:rFonts w:ascii="Helvetica Neue Light" w:hAnsi="Helvetica Neue Light"/>
-                <w:sz w:val="20"/>
-                <w:szCs w:val="21"/>
-              </w:rPr>
-              <w:t xml:space="preserve">ngineered </w:t>
-            </w:r>
-            <w:r>
-              <w:rPr>
-                <w:rFonts w:ascii="Helvetica Neue Light" w:hAnsi="Helvetica Neue Light"/>
-                <w:sz w:val="20"/>
-                <w:szCs w:val="21"/>
-              </w:rPr>
-              <w:t xml:space="preserve">executive </w:t>
-            </w:r>
-            <w:r>
-              <w:rPr>
-                <w:rFonts w:ascii="Helvetica Neue Light" w:hAnsi="Helvetica Neue Light"/>
-                <w:sz w:val="20"/>
-                <w:szCs w:val="21"/>
-              </w:rPr>
-              <w:t>reporting tools</w:t>
-            </w:r>
-          </w:p>
-          <w:p>
-            <w:pPr>
-              <w:tabs>
-                <w:tab w:val="right" w:pos="7720"/>
-              </w:tabs>
-              <w:rPr>
-                <w:rFonts w:ascii="Helvetica Neue Thin" w:hAnsi="Helvetica Neue Thin"/>
-                <w:iCs/>
-                <w:color w:val="2E74B5" w:themeColor="accent5" w:themeShade="BF"/>
-                <w:sz w:val="20"/>
-              </w:rPr>
-            </w:pPr>
-            <w:r>
-              <w:rPr>
-                <w:rFonts w:ascii="Helvetica Neue" w:hAnsi="Helvetica Neue"/>
-                <w:color w:val="2E74B5" w:themeColor="accent5" w:themeShade="BF"/>
-                <w:sz w:val="20"/>
-              </w:rPr>
-              <w:t xml:space="preserve">[Search </w:t>
-            </w:r>
-            <w:r>
-              <w:rPr>
-                <w:rFonts w:ascii="Helvetica Neue" w:hAnsi="Helvetica Neue"/>
-                <w:color w:val="2E74B5" w:themeColor="accent5" w:themeShade="BF"/>
-                <w:sz w:val="20"/>
-              </w:rPr>
-              <w:t>ML Platform</w:t>
-            </w:r>
-            <w:r>
-              <w:rPr>
-                <w:rFonts w:ascii="Helvetica Neue" w:hAnsi="Helvetica Neue"/>
-                <w:color w:val="2E74B5" w:themeColor="accent5" w:themeShade="BF"/>
-                <w:sz w:val="20"/>
-              </w:rPr>
-              <w:t>]</w:t>
-            </w:r>
-            <w:r>
-              <w:rPr>
-                <w:rFonts w:ascii="Helvetica Neue Thin" w:hAnsi="Helvetica Neue Thin"/>
-                <w:iCs/>
-                <w:color w:val="2E74B5" w:themeColor="accent5" w:themeShade="BF"/>
-                <w:sz w:val="20"/>
-              </w:rPr>
-              <w:t xml:space="preserve"> </w:t>
-            </w:r>
-            <w:r>
-              <w:rPr>
-                <w:rFonts w:ascii="Helvetica Neue Thin" w:hAnsi="Helvetica Neue Thin"/>
-                <w:iCs/>
-                <w:color w:val="2E74B5" w:themeColor="accent5" w:themeShade="BF"/>
-                <w:sz w:val="20"/>
-              </w:rPr>
-              <w:t xml:space="preserve">- </w:t>
-            </w:r>
-            <w:r>
-              <w:rPr>
-                <w:rFonts w:ascii="Helvetica Neue Thin" w:hAnsi="Helvetica Neue Thin"/>
-                <w:iCs/>
-                <w:color w:val="2E74B5" w:themeColor="accent5" w:themeShade="BF"/>
-                <w:sz w:val="20"/>
-              </w:rPr>
-              <w:t xml:space="preserve">Scala </w:t>
-            </w:r>
-            <w:r>
-              <w:rPr>
-                <w:rFonts w:ascii="Helvetica Neue Thin" w:hAnsi="Helvetica Neue Thin"/>
-                <w:iCs/>
-                <w:color w:val="9CC2E5" w:themeColor="accent5" w:themeTint="99"/>
-                <w:sz w:val="16"/>
-              </w:rPr>
-              <w:t>•</w:t>
-            </w:r>
-            <w:r>
-              <w:rPr>
-                <w:rFonts w:ascii="Helvetica Neue Thin" w:hAnsi="Helvetica Neue Thin"/>
-                <w:iCs/>
-                <w:color w:val="2E74B5" w:themeColor="accent5" w:themeShade="BF"/>
-                <w:sz w:val="20"/>
-              </w:rPr>
-              <w:t xml:space="preserve"> </w:t>
-            </w:r>
-            <w:r>
-              <w:rPr>
-                <w:rFonts w:ascii="Helvetica Neue Thin" w:hAnsi="Helvetica Neue Thin"/>
-                <w:iCs/>
-                <w:color w:val="2E74B5" w:themeColor="accent5" w:themeShade="BF"/>
-                <w:sz w:val="20"/>
-              </w:rPr>
-              <w:t xml:space="preserve">Java </w:t>
-            </w:r>
-            <w:r>
-              <w:rPr>
-                <w:rFonts w:ascii="Helvetica Neue Thin" w:hAnsi="Helvetica Neue Thin"/>
-                <w:iCs/>
-                <w:color w:val="9CC2E5" w:themeColor="accent5" w:themeTint="99"/>
-                <w:sz w:val="16"/>
-              </w:rPr>
-              <w:t>•</w:t>
-            </w:r>
-            <w:r>
-              <w:rPr>
-                <w:rFonts w:ascii="Helvetica Neue Thin" w:hAnsi="Helvetica Neue Thin"/>
-                <w:iCs/>
-                <w:color w:val="2E74B5" w:themeColor="accent5" w:themeShade="BF"/>
-                <w:sz w:val="20"/>
-              </w:rPr>
-              <w:t xml:space="preserve"> </w:t>
-            </w:r>
-            <w:r>
-              <w:rPr>
-                <w:rFonts w:ascii="Helvetica Neue Thin" w:hAnsi="Helvetica Neue Thin"/>
-                <w:iCs/>
-                <w:color w:val="2E74B5" w:themeColor="accent5" w:themeShade="BF"/>
-                <w:sz w:val="20"/>
-              </w:rPr>
-              <w:t xml:space="preserve">Python </w:t>
-            </w:r>
-            <w:r>
-              <w:rPr>
-                <w:rFonts w:ascii="Helvetica Neue Thin" w:hAnsi="Helvetica Neue Thin"/>
-                <w:iCs/>
-                <w:color w:val="9CC2E5" w:themeColor="accent5" w:themeTint="99"/>
-                <w:sz w:val="16"/>
-              </w:rPr>
-              <w:t>•</w:t>
-            </w:r>
-            <w:r>
-              <w:rPr>
-                <w:rFonts w:ascii="Helvetica Neue Thin" w:hAnsi="Helvetica Neue Thin"/>
-                <w:iCs/>
-                <w:color w:val="2E74B5" w:themeColor="accent5" w:themeShade="BF"/>
-                <w:sz w:val="20"/>
-              </w:rPr>
-              <w:t xml:space="preserve"> </w:t>
-            </w:r>
-            <w:r>
-              <w:rPr>
-                <w:rFonts w:ascii="Helvetica Neue Thin" w:hAnsi="Helvetica Neue Thin"/>
-                <w:iCs/>
-                <w:color w:val="2E74B5" w:themeColor="accent5" w:themeShade="BF"/>
-                <w:sz w:val="20"/>
-              </w:rPr>
-              <w:t>AWS</w:t>
-            </w:r>
-            <w:r>
-              <w:rPr>
-                <w:rFonts w:ascii="Helvetica Neue Thin" w:hAnsi="Helvetica Neue Thin"/>
-                <w:iCs/>
-                <w:color w:val="2E74B5" w:themeColor="accent5" w:themeShade="BF"/>
-                <w:sz w:val="20"/>
-              </w:rPr>
-              <w:t xml:space="preserve">                         </w:t>
-            </w:r>
-            <w:r>
-              <w:rPr>
-                <w:rFonts w:ascii="Helvetica Neue Thin" w:hAnsi="Helvetica Neue Thin"/>
-                <w:iCs/>
-                <w:color w:val="2E74B5" w:themeColor="accent5" w:themeShade="BF"/>
-                <w:sz w:val="20"/>
-              </w:rPr>
-              <w:t xml:space="preserve">    </w:t>
-            </w:r>
-            <w:r>
-              <w:rPr>
-                <w:rFonts w:ascii="Helvetica Neue Medium" w:hAnsi="Helvetica Neue Medium"/>
-                <w:color w:val="595959" w:themeColor="text1" w:themeTint="A6"/>
-                <w:sz w:val="18"/>
-                <w:szCs w:val="22"/>
-              </w:rPr>
-              <w:t xml:space="preserve">Aug. </w:t>
-            </w:r>
-            <w:r>
-              <w:rPr>
-                <w:rFonts w:ascii="Helvetica Neue Medium" w:hAnsi="Helvetica Neue Medium"/>
-                <w:color w:val="595959" w:themeColor="text1" w:themeTint="A6"/>
-                <w:sz w:val="18"/>
-                <w:szCs w:val="22"/>
-              </w:rPr>
-              <w:t>2018</w:t>
-            </w:r>
-            <w:r>
-              <w:rPr>
-                <w:rFonts w:ascii="Helvetica Neue Medium" w:hAnsi="Helvetica Neue Medium"/>
-                <w:color w:val="595959" w:themeColor="text1" w:themeTint="A6"/>
-                <w:sz w:val="18"/>
-                <w:szCs w:val="22"/>
-              </w:rPr>
-              <w:t xml:space="preserve"> – </w:t>
-            </w:r>
-            <w:r>
-              <w:rPr>
-                <w:rFonts w:ascii="Helvetica Neue Medium" w:hAnsi="Helvetica Neue Medium"/>
-                <w:color w:val="595959" w:themeColor="text1" w:themeTint="A6"/>
-                <w:sz w:val="18"/>
-                <w:szCs w:val="22"/>
-              </w:rPr>
-              <w:t>Nov. 2020</w:t>
+              <w:t>Created Amazon’s first low-latency, hourly attributed shopping-behavior dataset, enabling fine-grained model training and analysis affecting millions of customers</w:t>
             </w:r>
           </w:p>
           <w:p>
@@ -1373,151 +1033,7 @@
                 <w:sz w:val="20"/>
                 <w:szCs w:val="21"/>
               </w:rPr>
-              <w:t xml:space="preserve">Drove </w:t>
-            </w:r>
-            <w:r>
-              <w:rPr>
-                <w:rFonts w:ascii="Helvetica Neue Light" w:hAnsi="Helvetica Neue Light"/>
-                <w:sz w:val="20"/>
-                <w:szCs w:val="21"/>
-              </w:rPr>
-              <w:t>fine-grained model training</w:t>
-            </w:r>
-            <w:r>
-              <w:rPr>
-                <w:rFonts w:ascii="Helvetica Neue Light" w:hAnsi="Helvetica Neue Light"/>
-                <w:sz w:val="20"/>
-                <w:szCs w:val="21"/>
-              </w:rPr>
-              <w:t xml:space="preserve"> &amp; </w:t>
-            </w:r>
-            <w:r>
-              <w:rPr>
-                <w:rFonts w:ascii="Helvetica Neue Light" w:hAnsi="Helvetica Neue Light"/>
-                <w:sz w:val="20"/>
-                <w:szCs w:val="21"/>
-              </w:rPr>
-              <w:t>analysis by c</w:t>
-            </w:r>
-            <w:r>
-              <w:rPr>
-                <w:rFonts w:ascii="Helvetica Neue Light" w:hAnsi="Helvetica Neue Light"/>
-                <w:sz w:val="20"/>
-                <w:szCs w:val="21"/>
-              </w:rPr>
-              <w:t>reat</w:t>
-            </w:r>
-            <w:r>
-              <w:rPr>
-                <w:rFonts w:ascii="Helvetica Neue Light" w:hAnsi="Helvetica Neue Light"/>
-                <w:sz w:val="20"/>
-                <w:szCs w:val="21"/>
-              </w:rPr>
-              <w:t>ing</w:t>
-            </w:r>
-            <w:r>
-              <w:rPr>
-                <w:rFonts w:ascii="Helvetica Neue Light" w:hAnsi="Helvetica Neue Light"/>
-                <w:sz w:val="20"/>
-                <w:szCs w:val="21"/>
-              </w:rPr>
-              <w:t xml:space="preserve"> </w:t>
-            </w:r>
-            <w:r>
-              <w:rPr>
-                <w:rFonts w:ascii="Helvetica Neue Light" w:hAnsi="Helvetica Neue Light"/>
-                <w:sz w:val="20"/>
-                <w:szCs w:val="21"/>
-              </w:rPr>
-              <w:t>Amazon’s</w:t>
-            </w:r>
-            <w:r>
-              <w:rPr>
-                <w:rFonts w:ascii="Helvetica Neue Light" w:hAnsi="Helvetica Neue Light"/>
-                <w:sz w:val="20"/>
-                <w:szCs w:val="21"/>
-              </w:rPr>
-              <w:t xml:space="preserve"> </w:t>
-            </w:r>
-            <w:r>
-              <w:rPr>
-                <w:rFonts w:ascii="Helvetica Neue Light" w:hAnsi="Helvetica Neue Light"/>
-                <w:sz w:val="20"/>
-                <w:szCs w:val="21"/>
-              </w:rPr>
-              <w:t>first</w:t>
-            </w:r>
-            <w:r>
-              <w:rPr>
-                <w:rFonts w:ascii="Helvetica Neue Light" w:hAnsi="Helvetica Neue Light"/>
-                <w:sz w:val="20"/>
-                <w:szCs w:val="21"/>
-              </w:rPr>
-              <w:t xml:space="preserve"> </w:t>
-            </w:r>
-            <w:r>
-              <w:rPr>
-                <w:rFonts w:ascii="Helvetica Neue Light" w:hAnsi="Helvetica Neue Light"/>
-                <w:sz w:val="20"/>
-                <w:szCs w:val="21"/>
-              </w:rPr>
-              <w:t xml:space="preserve">low-latency, </w:t>
-            </w:r>
-            <w:r>
-              <w:rPr>
-                <w:rFonts w:ascii="Helvetica Neue Light" w:hAnsi="Helvetica Neue Light"/>
-                <w:sz w:val="20"/>
-                <w:szCs w:val="21"/>
-              </w:rPr>
-              <w:t>hourly</w:t>
-            </w:r>
-            <w:r>
-              <w:rPr>
-                <w:rFonts w:ascii="Helvetica Neue Light" w:hAnsi="Helvetica Neue Light"/>
-                <w:sz w:val="20"/>
-                <w:szCs w:val="21"/>
-              </w:rPr>
-              <w:t xml:space="preserve">-attributed </w:t>
-            </w:r>
-            <w:r>
-              <w:rPr>
-                <w:rFonts w:ascii="Helvetica Neue Light" w:hAnsi="Helvetica Neue Light"/>
-                <w:sz w:val="20"/>
-                <w:szCs w:val="21"/>
-              </w:rPr>
-              <w:t xml:space="preserve">dataset </w:t>
-            </w:r>
-            <w:r>
-              <w:rPr>
-                <w:rFonts w:ascii="Helvetica Neue Light" w:hAnsi="Helvetica Neue Light"/>
-                <w:sz w:val="20"/>
-                <w:szCs w:val="21"/>
-              </w:rPr>
-              <w:t>for</w:t>
-            </w:r>
-            <w:r>
-              <w:rPr>
-                <w:rFonts w:ascii="Helvetica Neue Light" w:hAnsi="Helvetica Neue Light"/>
-                <w:sz w:val="20"/>
-                <w:szCs w:val="21"/>
-              </w:rPr>
-              <w:t xml:space="preserve"> </w:t>
-            </w:r>
-            <w:r>
-              <w:rPr>
-                <w:rFonts w:ascii="Helvetica Neue Light" w:hAnsi="Helvetica Neue Light"/>
-                <w:sz w:val="20"/>
-                <w:szCs w:val="21"/>
-              </w:rPr>
-              <w:t>shopping behaviour</w:t>
-            </w:r>
-            <w:r>
-              <w:rPr>
-                <w:rFonts w:ascii="Helvetica Neue Light" w:hAnsi="Helvetica Neue Light"/>
-                <w:sz w:val="20"/>
-                <w:szCs w:val="21"/>
-              </w:rPr>
-              <w:t>, impacting millions of customers</w:t>
+              <w:t>Led the design and delivery of global GDPR automation for Amazon Search, eliminating recurring manual work for thousands of data-subject requests</w:t>
             </w:r>
           </w:p>
           <w:p>
@@ -1543,23 +1059,7 @@
                 <w:sz w:val="20"/>
                 <w:szCs w:val="21"/>
               </w:rPr>
-              <w:t xml:space="preserve">Led and designed global GDPR automation project for Search, </w:t>
-            </w:r>
-            <w:r>
-              <w:rPr>
-                <w:rFonts w:ascii="Helvetica Neue Light" w:hAnsi="Helvetica Neue Light"/>
-                <w:sz w:val="20"/>
-                <w:szCs w:val="21"/>
-              </w:rPr>
-              <w:t>eliminating</w:t>
-            </w:r>
-            <w:r>
-              <w:rPr>
-                <w:rFonts w:ascii="Helvetica Neue Light" w:hAnsi="Helvetica Neue Light"/>
-                <w:sz w:val="20"/>
-                <w:szCs w:val="21"/>
-              </w:rPr>
-              <w:t xml:space="preserve"> manual labor costs for servicing thousands of DSAR requests</w:t>
+              <w:t>Built a centralized marketplace datastore and automated onboarding system, reducing onboarding resource costs by 79% and improving turnaround by 5x</w:t>
             </w:r>
           </w:p>
           <w:p>
@@ -1585,155 +1085,23 @@
                 <w:sz w:val="20"/>
                 <w:szCs w:val="21"/>
               </w:rPr>
-              <w:t xml:space="preserve">Established </w:t>
-            </w:r>
-            <w:r>
-              <w:rPr>
-                <w:rFonts w:ascii="Helvetica Neue Light" w:hAnsi="Helvetica Neue Light"/>
-                <w:sz w:val="20"/>
-                <w:szCs w:val="21"/>
-              </w:rPr>
-              <w:t xml:space="preserve">core Search </w:t>
-            </w:r>
-            <w:r>
-              <w:rPr>
-                <w:rFonts w:ascii="Helvetica Neue Light" w:hAnsi="Helvetica Neue Light"/>
-                <w:sz w:val="20"/>
-                <w:szCs w:val="21"/>
-              </w:rPr>
-              <w:t>marketplace datastore &amp; automated onboarding system, cutting marketplace onboarding costs by over 70%</w:t>
-            </w:r>
-          </w:p>
-          <w:p>
-            <w:pPr>
-              <w:pStyle w:val="ListParagraph"/>
-              <w:numPr>
-                <w:ilvl w:val="0"/>
-                <w:numId w:val="11"/>
-              </w:numPr>
-              <w:tabs>
-                <w:tab w:val="right" w:pos="7720"/>
-              </w:tabs>
-              <w:spacing w:before="60" w:after="60" w:line="276" w:lineRule="auto"/>
-              <w:rPr>
-                <w:rFonts w:ascii="Helvetica Neue Light" w:hAnsi="Helvetica Neue Light"/>
-                <w:sz w:val="20"/>
-                <w:szCs w:val="21"/>
-              </w:rPr>
-            </w:pPr>
-            <w:r>
-              <w:rPr>
-                <w:rFonts w:ascii="Helvetica Neue Light" w:hAnsi="Helvetica Neue Light"/>
-                <w:sz w:val="20"/>
-                <w:szCs w:val="21"/>
-              </w:rPr>
-              <w:t>Slashed petabyte-scale dataset costs by 90%: introduced Avro, optimized MapReduce logic, and migrated to AWS</w:t>
-            </w:r>
-          </w:p>
-          <w:p>
-            <w:pPr>
-              <w:pStyle w:val="ListParagraph"/>
-              <w:numPr>
-                <w:ilvl w:val="0"/>
-                <w:numId w:val="11"/>
-              </w:numPr>
-              <w:tabs>
-                <w:tab w:val="right" w:pos="7720"/>
-              </w:tabs>
-              <w:spacing w:before="60" w:after="60"/>
-              <w:rPr>
-                <w:rFonts w:ascii="Helvetica Neue Light" w:hAnsi="Helvetica Neue Light"/>
-                <w:sz w:val="20"/>
-                <w:szCs w:val="21"/>
-              </w:rPr>
-            </w:pPr>
-            <w:r>
-              <w:rPr>
-                <w:rFonts w:ascii="Helvetica Neue Light" w:hAnsi="Helvetica Neue Light"/>
-                <w:sz w:val="20"/>
-                <w:szCs w:val="21"/>
-              </w:rPr>
-              <w:t xml:space="preserve">Mentored intern through </w:t>
-            </w:r>
-            <w:r>
-              <w:rPr>
-                <w:rFonts w:ascii="Helvetica Neue Light" w:hAnsi="Helvetica Neue Light"/>
-                <w:sz w:val="20"/>
-                <w:szCs w:val="21"/>
-              </w:rPr>
-              <w:t xml:space="preserve">shipping </w:t>
-            </w:r>
-            <w:r>
-              <w:rPr>
-                <w:rFonts w:ascii="Helvetica Neue Light" w:hAnsi="Helvetica Neue Light"/>
-                <w:sz w:val="20"/>
-                <w:szCs w:val="21"/>
-              </w:rPr>
-              <w:t xml:space="preserve">full-stack data debugging tool used by thousands of </w:t>
-            </w:r>
-            <w:r>
-              <w:rPr>
-                <w:rFonts w:ascii="Helvetica Neue Light" w:hAnsi="Helvetica Neue Light"/>
-                <w:sz w:val="20"/>
-                <w:szCs w:val="21"/>
-              </w:rPr>
-              <w:t>engineers/</w:t>
-            </w:r>
-            <w:r>
-              <w:rPr>
-                <w:rFonts w:ascii="Helvetica Neue Light" w:hAnsi="Helvetica Neue Light"/>
-                <w:sz w:val="20"/>
-                <w:szCs w:val="21"/>
-              </w:rPr>
-              <w:t xml:space="preserve">analysts </w:t>
-            </w:r>
-            <w:r>
-              <w:rPr>
-                <w:rFonts w:ascii="Helvetica Neue Light" w:hAnsi="Helvetica Neue Light"/>
-                <w:sz w:val="20"/>
-                <w:szCs w:val="21"/>
-              </w:rPr>
-              <w:t>across</w:t>
-            </w:r>
-            <w:r>
-              <w:rPr>
-                <w:rFonts w:ascii="Helvetica Neue Light" w:hAnsi="Helvetica Neue Light"/>
-                <w:sz w:val="20"/>
-                <w:szCs w:val="21"/>
-              </w:rPr>
-              <w:t xml:space="preserve"> Amazon</w:t>
-            </w:r>
-            <w:r>
-              <w:rPr>
-                <w:rFonts w:ascii="Helvetica Neue Light" w:hAnsi="Helvetica Neue Light"/>
-                <w:sz w:val="20"/>
-                <w:szCs w:val="21"/>
-              </w:rPr>
-              <w:t xml:space="preserve"> &amp; </w:t>
-            </w:r>
-            <w:r>
-              <w:rPr>
-                <w:rFonts w:ascii="Helvetica Neue Light" w:hAnsi="Helvetica Neue Light"/>
-                <w:sz w:val="20"/>
-                <w:szCs w:val="21"/>
-              </w:rPr>
-              <w:t>attracted</w:t>
-            </w:r>
-            <w:r>
-              <w:rPr>
-                <w:rFonts w:ascii="Helvetica Neue Light" w:hAnsi="Helvetica Neue Light"/>
-                <w:sz w:val="20"/>
-                <w:szCs w:val="21"/>
-              </w:rPr>
-              <w:t xml:space="preserve"> them</w:t>
-            </w:r>
-            <w:r>
-              <w:rPr>
-                <w:rFonts w:ascii="Helvetica Neue Light" w:hAnsi="Helvetica Neue Light"/>
-                <w:sz w:val="20"/>
-                <w:szCs w:val="21"/>
-              </w:rPr>
-              <w:t xml:space="preserve"> back for full-time</w:t>
+              <w:t>Reduced schema-change costs on</w:t>
+            </w:r>
+            <w:r>
+              <w:rPr>
+                <w:rFonts w:ascii="Helvetica Neue Light" w:hAnsi="Helvetica Neue Light"/>
+                <w:sz w:val="20"/>
+                <w:szCs w:val="21"/>
+              </w:rPr>
+              <w:t xml:space="preserve"> flagship</w:t>
+            </w:r>
+            <w:r>
+              <w:rPr>
+                <w:rFonts w:ascii="Helvetica Neue Light" w:hAnsi="Helvetica Neue Light"/>
+                <w:sz w:val="20"/>
+                <w:szCs w:val="21"/>
+              </w:rPr>
+              <w:t xml:space="preserve"> petabyte-scale dataset by 90% by introducing Avro, optimizing MapReduce logic, and migrating the platform to AWS</w:t>
             </w:r>
           </w:p>
           <w:p>
@@ -1755,130 +1123,10 @@
                 <w:color w:val="2E74B5" w:themeColor="accent5" w:themeShade="BF"/>
                 <w:sz w:val="20"/>
               </w:rPr>
-              <w:t>[</w:t>
-            </w:r>
-            <w:r>
-              <w:rPr>
-                <w:rFonts w:ascii="Helvetica Neue" w:hAnsi="Helvetica Neue"/>
-                <w:color w:val="2E74B5" w:themeColor="accent5" w:themeShade="BF"/>
-                <w:sz w:val="20"/>
-              </w:rPr>
-              <w:t xml:space="preserve">Visual Search </w:t>
-            </w:r>
-            <w:r>
-              <w:rPr>
-                <w:rFonts w:ascii="Helvetica Neue" w:hAnsi="Helvetica Neue"/>
-                <w:color w:val="2E74B5" w:themeColor="accent5" w:themeShade="BF"/>
-                <w:sz w:val="20"/>
-              </w:rPr>
-              <w:t>(Intern)</w:t>
-            </w:r>
-            <w:r>
-              <w:rPr>
-                <w:rFonts w:ascii="Helvetica Neue" w:hAnsi="Helvetica Neue"/>
-                <w:color w:val="2E74B5" w:themeColor="accent5" w:themeShade="BF"/>
-                <w:sz w:val="20"/>
-              </w:rPr>
-              <w:t xml:space="preserve">] </w:t>
-            </w:r>
-            <w:r>
-              <w:rPr>
-                <w:rFonts w:ascii="Helvetica Neue Thin" w:hAnsi="Helvetica Neue Thin"/>
-                <w:iCs/>
-                <w:color w:val="2E74B5" w:themeColor="accent5" w:themeShade="BF"/>
-                <w:sz w:val="20"/>
-              </w:rPr>
-              <w:t xml:space="preserve">- </w:t>
-            </w:r>
-            <w:r>
-              <w:rPr>
-                <w:rFonts w:ascii="Helvetica Neue Thin" w:hAnsi="Helvetica Neue Thin"/>
-                <w:iCs/>
-                <w:color w:val="2E74B5" w:themeColor="accent5" w:themeShade="BF"/>
-                <w:sz w:val="20"/>
-              </w:rPr>
-              <w:t>Python</w:t>
-            </w:r>
-            <w:r>
-              <w:rPr>
-                <w:rFonts w:ascii="Helvetica Neue Thin" w:hAnsi="Helvetica Neue Thin"/>
-                <w:iCs/>
-                <w:color w:val="2E74B5" w:themeColor="accent5" w:themeShade="BF"/>
-                <w:sz w:val="20"/>
-              </w:rPr>
-              <w:t xml:space="preserve"> </w:t>
-            </w:r>
-            <w:r>
-              <w:rPr>
-                <w:rFonts w:ascii="Helvetica Neue Thin" w:hAnsi="Helvetica Neue Thin"/>
-                <w:iCs/>
-                <w:color w:val="9CC2E5" w:themeColor="accent5" w:themeTint="99"/>
-                <w:sz w:val="16"/>
-              </w:rPr>
-              <w:t>•</w:t>
-            </w:r>
-            <w:r>
-              <w:rPr>
-                <w:rFonts w:ascii="Helvetica Neue Thin" w:hAnsi="Helvetica Neue Thin"/>
-                <w:iCs/>
-                <w:color w:val="2E74B5" w:themeColor="accent5" w:themeShade="BF"/>
-                <w:sz w:val="20"/>
-              </w:rPr>
-              <w:t xml:space="preserve"> </w:t>
-            </w:r>
-            <w:r>
-              <w:rPr>
-                <w:rFonts w:ascii="Helvetica Neue Thin" w:hAnsi="Helvetica Neue Thin"/>
-                <w:iCs/>
-                <w:color w:val="2E74B5" w:themeColor="accent5" w:themeShade="BF"/>
-                <w:sz w:val="20"/>
-              </w:rPr>
-              <w:t xml:space="preserve">Java </w:t>
-            </w:r>
-            <w:r>
-              <w:rPr>
-                <w:rFonts w:ascii="Helvetica Neue Thin" w:hAnsi="Helvetica Neue Thin"/>
-                <w:iCs/>
-                <w:color w:val="9CC2E5" w:themeColor="accent5" w:themeTint="99"/>
-                <w:sz w:val="16"/>
-              </w:rPr>
-              <w:t>•</w:t>
-            </w:r>
-            <w:r>
-              <w:rPr>
-                <w:rFonts w:ascii="Helvetica Neue Thin" w:hAnsi="Helvetica Neue Thin"/>
-                <w:iCs/>
-                <w:color w:val="2E74B5" w:themeColor="accent5" w:themeShade="BF"/>
-                <w:sz w:val="20"/>
-              </w:rPr>
-              <w:t xml:space="preserve"> </w:t>
-            </w:r>
-            <w:r>
-              <w:rPr>
-                <w:rFonts w:ascii="Helvetica Neue Thin" w:hAnsi="Helvetica Neue Thin"/>
-                <w:iCs/>
-                <w:color w:val="2E74B5" w:themeColor="accent5" w:themeShade="BF"/>
-                <w:sz w:val="20"/>
-              </w:rPr>
-              <w:t>R</w:t>
-            </w:r>
-            <w:r>
-              <w:rPr>
-                <w:rFonts w:ascii="Helvetica Neue Thin" w:hAnsi="Helvetica Neue Thin"/>
-                <w:iCs/>
-                <w:color w:val="2E74B5" w:themeColor="accent5" w:themeShade="BF"/>
-                <w:sz w:val="20"/>
-              </w:rPr>
-              <w:t xml:space="preserve">                            </w:t>
-            </w:r>
-            <w:r>
-              <w:rPr>
-                <w:rFonts w:ascii="Helvetica Neue Thin" w:hAnsi="Helvetica Neue Thin"/>
-                <w:iCs/>
-                <w:color w:val="2E74B5" w:themeColor="accent5" w:themeShade="BF"/>
-                <w:sz w:val="20"/>
-              </w:rPr>
-              <w:t xml:space="preserve">                </w:t>
+              <w:t>[Visual Search Intern] - Python • Java • R</w:t>
+            </w:r>
+            <w:r>
+              <w:tab/>
             </w:r>
             <w:r>
               <w:rPr>
@@ -1913,15 +1161,31 @@
                 <w:sz w:val="20"/>
                 <w:szCs w:val="21"/>
               </w:rPr>
-              <w:t>Develop</w:t>
-            </w:r>
-            <w:r>
-              <w:rPr>
-                <w:rFonts w:ascii="Helvetica Neue Light" w:hAnsi="Helvetica Neue Light"/>
-                <w:sz w:val="20"/>
-                <w:szCs w:val="21"/>
-              </w:rPr>
-              <w:t>ed</w:t>
+              <w:t xml:space="preserve">Developed and deployed the Visual Search team’s first machine-learned barcode relevance-ranking models, increasing match rate by 14% and exceeding </w:t>
+            </w:r>
+            <w:r>
+              <w:rPr>
+                <w:rFonts w:ascii="Helvetica Neue Light" w:hAnsi="Helvetica Neue Light"/>
+                <w:sz w:val="20"/>
+                <w:szCs w:val="21"/>
+              </w:rPr>
+              <w:t>S</w:t>
+            </w:r>
+            <w:r>
+              <w:rPr>
+                <w:rFonts w:ascii="Helvetica Neue Light" w:hAnsi="Helvetica Neue Light"/>
+                <w:sz w:val="20"/>
+                <w:szCs w:val="21"/>
+              </w:rPr>
+              <w:t>-</w:t>
+            </w:r>
+            <w:r>
+              <w:rPr>
+                <w:rFonts w:ascii="Helvetica Neue Light" w:hAnsi="Helvetica Neue Light"/>
+                <w:sz w:val="20"/>
+                <w:szCs w:val="21"/>
+              </w:rPr>
+              <w:t>Team</w:t>
             </w:r>
             <w:r>
               <w:rPr>
@@ -1937,193 +1201,7 @@
                 <w:sz w:val="20"/>
                 <w:szCs w:val="21"/>
               </w:rPr>
-              <w:t>Visual Search</w:t>
-            </w:r>
-            <w:r>
-              <w:rPr>
-                <w:rFonts w:ascii="Helvetica Neue Light" w:hAnsi="Helvetica Neue Light"/>
-                <w:sz w:val="20"/>
-                <w:szCs w:val="21"/>
-              </w:rPr>
-              <w:t xml:space="preserve"> team</w:t>
-            </w:r>
-            <w:r>
-              <w:rPr>
-                <w:rFonts w:ascii="Helvetica Neue Light" w:hAnsi="Helvetica Neue Light"/>
-                <w:sz w:val="20"/>
-                <w:szCs w:val="21"/>
-              </w:rPr>
-              <w:t>’s first machine-learned</w:t>
-            </w:r>
-            <w:r>
-              <w:rPr>
-                <w:rFonts w:ascii="Helvetica Neue Light" w:hAnsi="Helvetica Neue Light"/>
-                <w:sz w:val="20"/>
-                <w:szCs w:val="21"/>
-              </w:rPr>
-              <w:t xml:space="preserve"> relevance ranking </w:t>
-            </w:r>
-            <w:r>
-              <w:rPr>
-                <w:rFonts w:ascii="Helvetica Neue Light" w:hAnsi="Helvetica Neue Light"/>
-                <w:sz w:val="20"/>
-                <w:szCs w:val="21"/>
-              </w:rPr>
-              <w:t>model</w:t>
-            </w:r>
-            <w:r>
-              <w:rPr>
-                <w:rFonts w:ascii="Helvetica Neue Light" w:hAnsi="Helvetica Neue Light"/>
-                <w:sz w:val="20"/>
-                <w:szCs w:val="21"/>
-              </w:rPr>
-              <w:t>s</w:t>
-            </w:r>
-            <w:r>
-              <w:rPr>
-                <w:rFonts w:ascii="Helvetica Neue Light" w:hAnsi="Helvetica Neue Light"/>
-                <w:sz w:val="20"/>
-                <w:szCs w:val="21"/>
-              </w:rPr>
-              <w:t xml:space="preserve"> </w:t>
-            </w:r>
-            <w:r>
-              <w:rPr>
-                <w:rFonts w:ascii="Helvetica Neue Light" w:hAnsi="Helvetica Neue Light"/>
-                <w:sz w:val="20"/>
-                <w:szCs w:val="21"/>
-              </w:rPr>
-              <w:t xml:space="preserve">for </w:t>
-            </w:r>
-            <w:r>
-              <w:rPr>
-                <w:rFonts w:ascii="Helvetica Neue Light" w:hAnsi="Helvetica Neue Light"/>
-                <w:sz w:val="20"/>
-                <w:szCs w:val="21"/>
-              </w:rPr>
-              <w:t>most frequent query</w:t>
-            </w:r>
-            <w:r>
-              <w:rPr>
-                <w:rFonts w:ascii="Helvetica Neue Light" w:hAnsi="Helvetica Neue Light"/>
-                <w:sz w:val="20"/>
-                <w:szCs w:val="21"/>
-              </w:rPr>
-              <w:t>-type</w:t>
-            </w:r>
-            <w:r>
-              <w:rPr>
-                <w:rFonts w:ascii="Helvetica Neue Light" w:hAnsi="Helvetica Neue Light"/>
-                <w:sz w:val="20"/>
-                <w:szCs w:val="21"/>
-              </w:rPr>
-              <w:t xml:space="preserve"> in Amazon’s camera search</w:t>
-            </w:r>
-            <w:r>
-              <w:rPr>
-                <w:rFonts w:ascii="Helvetica Neue Light" w:hAnsi="Helvetica Neue Light"/>
-                <w:sz w:val="20"/>
-                <w:szCs w:val="21"/>
-              </w:rPr>
-              <w:t>: barcodes</w:t>
-            </w:r>
-          </w:p>
-          <w:p>
-            <w:pPr>
-              <w:pStyle w:val="ListParagraph"/>
-              <w:numPr>
-                <w:ilvl w:val="0"/>
-                <w:numId w:val="18"/>
-              </w:numPr>
-              <w:tabs>
-                <w:tab w:val="right" w:pos="7720"/>
-              </w:tabs>
-              <w:spacing w:before="60" w:after="60" w:line="276" w:lineRule="auto"/>
-              <w:rPr>
-                <w:rFonts w:ascii="Helvetica Neue Light" w:hAnsi="Helvetica Neue Light"/>
-                <w:sz w:val="20"/>
-                <w:szCs w:val="21"/>
-              </w:rPr>
-            </w:pPr>
-            <w:r>
-              <w:rPr>
-                <w:rFonts w:ascii="Helvetica Neue Light" w:hAnsi="Helvetica Neue Light"/>
-                <w:sz w:val="20"/>
-                <w:szCs w:val="21"/>
-              </w:rPr>
-              <w:t xml:space="preserve">Increased barcode match rate by </w:t>
-            </w:r>
-            <w:r>
-              <w:rPr>
-                <w:rFonts w:ascii="Helvetica Neue Light" w:hAnsi="Helvetica Neue Light"/>
-                <w:sz w:val="20"/>
-                <w:szCs w:val="21"/>
-              </w:rPr>
-              <w:t>1</w:t>
-            </w:r>
-            <w:r>
-              <w:rPr>
-                <w:rFonts w:ascii="Helvetica Neue Light" w:hAnsi="Helvetica Neue Light"/>
-                <w:sz w:val="20"/>
-                <w:szCs w:val="21"/>
-              </w:rPr>
-              <w:t>4</w:t>
-            </w:r>
-            <w:r>
-              <w:rPr>
-                <w:rFonts w:ascii="Helvetica Neue Light" w:hAnsi="Helvetica Neue Light"/>
-                <w:sz w:val="20"/>
-                <w:szCs w:val="21"/>
-              </w:rPr>
-              <w:t>%</w:t>
-            </w:r>
-            <w:r>
-              <w:rPr>
-                <w:rFonts w:ascii="Helvetica Neue Light" w:hAnsi="Helvetica Neue Light"/>
-                <w:sz w:val="20"/>
-                <w:szCs w:val="21"/>
-              </w:rPr>
-              <w:t xml:space="preserve"> </w:t>
-            </w:r>
-            <w:r>
-              <w:rPr>
-                <w:rFonts w:ascii="Helvetica Neue Light" w:hAnsi="Helvetica Neue Light"/>
-                <w:sz w:val="20"/>
-                <w:szCs w:val="21"/>
-              </w:rPr>
-              <w:t>after deployment</w:t>
-            </w:r>
-            <w:r>
-              <w:rPr>
-                <w:rFonts w:ascii="Helvetica Neue Light" w:hAnsi="Helvetica Neue Light"/>
-                <w:sz w:val="20"/>
-                <w:szCs w:val="21"/>
-              </w:rPr>
-              <w:t xml:space="preserve">, </w:t>
-            </w:r>
-            <w:r>
-              <w:rPr>
-                <w:rFonts w:ascii="Helvetica Neue Light" w:hAnsi="Helvetica Neue Light"/>
-                <w:sz w:val="20"/>
-                <w:szCs w:val="21"/>
-              </w:rPr>
-              <w:t xml:space="preserve">exceeding </w:t>
-            </w:r>
-            <w:r>
-              <w:rPr>
-                <w:rFonts w:ascii="Helvetica Neue Light" w:hAnsi="Helvetica Neue Light"/>
-                <w:sz w:val="20"/>
-                <w:szCs w:val="21"/>
-              </w:rPr>
-              <w:t>S-Team</w:t>
-            </w:r>
-            <w:r>
-              <w:rPr>
-                <w:rFonts w:ascii="Helvetica Neue Light" w:hAnsi="Helvetica Neue Light"/>
-                <w:sz w:val="20"/>
-                <w:szCs w:val="21"/>
-              </w:rPr>
-              <w:t xml:space="preserve"> goal</w:t>
+              <w:t>target</w:t>
             </w:r>
           </w:p>
           <w:p>
@@ -2139,135 +1217,10 @@
                 <w:color w:val="2E74B5" w:themeColor="accent5" w:themeShade="BF"/>
                 <w:sz w:val="20"/>
               </w:rPr>
-              <w:t xml:space="preserve">[Visual Search </w:t>
-            </w:r>
-            <w:r>
-              <w:rPr>
-                <w:rFonts w:ascii="Helvetica Neue" w:hAnsi="Helvetica Neue"/>
-                <w:color w:val="2E74B5" w:themeColor="accent5" w:themeShade="BF"/>
-                <w:sz w:val="20"/>
-              </w:rPr>
-              <w:t>(</w:t>
-            </w:r>
-            <w:r>
-              <w:rPr>
-                <w:rFonts w:ascii="Helvetica Neue" w:hAnsi="Helvetica Neue"/>
-                <w:color w:val="2E74B5" w:themeColor="accent5" w:themeShade="BF"/>
-                <w:sz w:val="20"/>
-              </w:rPr>
-              <w:t>Intern</w:t>
-            </w:r>
-            <w:r>
-              <w:rPr>
-                <w:rFonts w:ascii="Helvetica Neue" w:hAnsi="Helvetica Neue"/>
-                <w:color w:val="2E74B5" w:themeColor="accent5" w:themeShade="BF"/>
-                <w:sz w:val="20"/>
-              </w:rPr>
-              <w:t>)</w:t>
-            </w:r>
-            <w:r>
-              <w:rPr>
-                <w:rFonts w:ascii="Helvetica Neue" w:hAnsi="Helvetica Neue"/>
-                <w:color w:val="2E74B5" w:themeColor="accent5" w:themeShade="BF"/>
-                <w:sz w:val="20"/>
-              </w:rPr>
-              <w:t xml:space="preserve">] </w:t>
-            </w:r>
-            <w:r>
-              <w:rPr>
-                <w:rFonts w:ascii="Helvetica Neue Thin" w:hAnsi="Helvetica Neue Thin"/>
-                <w:iCs/>
-                <w:color w:val="2E74B5" w:themeColor="accent5" w:themeShade="BF"/>
-                <w:sz w:val="20"/>
-              </w:rPr>
-              <w:t>-</w:t>
-            </w:r>
-            <w:r>
-              <w:rPr>
-                <w:rFonts w:ascii="Helvetica Neue Thin" w:hAnsi="Helvetica Neue Thin"/>
-                <w:iCs/>
-                <w:color w:val="2E74B5" w:themeColor="accent5" w:themeShade="BF"/>
-                <w:sz w:val="20"/>
-              </w:rPr>
-              <w:t xml:space="preserve"> </w:t>
-            </w:r>
-            <w:r>
-              <w:rPr>
-                <w:rFonts w:ascii="Helvetica Neue Thin" w:hAnsi="Helvetica Neue Thin"/>
-                <w:iCs/>
-                <w:color w:val="2E74B5" w:themeColor="accent5" w:themeShade="BF"/>
-                <w:sz w:val="20"/>
-              </w:rPr>
-              <w:t>P</w:t>
-            </w:r>
-            <w:r>
-              <w:rPr>
-                <w:rFonts w:ascii="Helvetica Neue Thin" w:hAnsi="Helvetica Neue Thin"/>
-                <w:iCs/>
-                <w:color w:val="2E74B5" w:themeColor="accent5" w:themeShade="BF"/>
-                <w:sz w:val="20"/>
-              </w:rPr>
-              <w:t>y</w:t>
-            </w:r>
-            <w:r>
-              <w:rPr>
-                <w:rFonts w:ascii="Helvetica Neue Thin" w:hAnsi="Helvetica Neue Thin"/>
-                <w:iCs/>
-                <w:color w:val="2E74B5" w:themeColor="accent5" w:themeShade="BF"/>
-                <w:sz w:val="20"/>
-              </w:rPr>
-              <w:t xml:space="preserve">thon </w:t>
-            </w:r>
-            <w:r>
-              <w:rPr>
-                <w:rFonts w:ascii="Helvetica Neue Thin" w:hAnsi="Helvetica Neue Thin"/>
-                <w:iCs/>
-                <w:color w:val="9CC2E5" w:themeColor="accent5" w:themeTint="99"/>
-                <w:sz w:val="16"/>
-              </w:rPr>
-              <w:t>•</w:t>
-            </w:r>
-            <w:r>
-              <w:rPr>
-                <w:rFonts w:ascii="Helvetica Neue Thin" w:hAnsi="Helvetica Neue Thin"/>
-                <w:iCs/>
-                <w:color w:val="9CC2E5" w:themeColor="accent5" w:themeTint="99"/>
-                <w:sz w:val="16"/>
-              </w:rPr>
-              <w:t xml:space="preserve"> </w:t>
-            </w:r>
-            <w:r>
-              <w:rPr>
-                <w:rFonts w:ascii="Helvetica Neue Thin" w:hAnsi="Helvetica Neue Thin"/>
-                <w:iCs/>
-                <w:color w:val="2E74B5" w:themeColor="accent5" w:themeShade="BF"/>
-                <w:sz w:val="20"/>
-              </w:rPr>
-              <w:t>A</w:t>
-            </w:r>
-            <w:r>
-              <w:rPr>
-                <w:rFonts w:ascii="Helvetica Neue Thin" w:hAnsi="Helvetica Neue Thin"/>
-                <w:iCs/>
-                <w:color w:val="2E74B5" w:themeColor="accent5" w:themeShade="BF"/>
-                <w:sz w:val="20"/>
-              </w:rPr>
-              <w:t>W</w:t>
-            </w:r>
-            <w:r>
-              <w:rPr>
-                <w:rFonts w:ascii="Helvetica Neue Thin" w:hAnsi="Helvetica Neue Thin"/>
-                <w:iCs/>
-                <w:color w:val="2E74B5" w:themeColor="accent5" w:themeShade="BF"/>
-                <w:sz w:val="20"/>
-              </w:rPr>
-              <w:t>S</w:t>
-            </w:r>
-            <w:r>
-              <w:t xml:space="preserve">                                  </w:t>
-            </w:r>
-            <w:r>
-              <w:t xml:space="preserve">                 </w:t>
+              <w:t>[Visual Search Intern] - Python • AWS</w:t>
+            </w:r>
+            <w:r>
+              <w:tab/>
             </w:r>
             <w:r>
               <w:rPr>
@@ -2302,39 +1255,7 @@
                 <w:sz w:val="20"/>
                 <w:szCs w:val="21"/>
               </w:rPr>
-              <w:t>Created</w:t>
-            </w:r>
-            <w:r>
-              <w:rPr>
-                <w:rFonts w:ascii="Helvetica Neue Light" w:hAnsi="Helvetica Neue Light"/>
-                <w:sz w:val="20"/>
-                <w:szCs w:val="21"/>
-              </w:rPr>
-              <w:t xml:space="preserve"> real-time pipeline </w:t>
-            </w:r>
-            <w:r>
-              <w:rPr>
-                <w:rFonts w:ascii="Helvetica Neue Light" w:hAnsi="Helvetica Neue Light"/>
-                <w:sz w:val="20"/>
-                <w:szCs w:val="21"/>
-              </w:rPr>
-              <w:t xml:space="preserve">reducing </w:t>
-            </w:r>
-            <w:r>
-              <w:rPr>
-                <w:rFonts w:ascii="Helvetica Neue Light" w:hAnsi="Helvetica Neue Light"/>
-                <w:sz w:val="20"/>
-                <w:szCs w:val="21"/>
-              </w:rPr>
-              <w:t xml:space="preserve">end-to-end </w:t>
-            </w:r>
-            <w:r>
-              <w:rPr>
-                <w:rFonts w:ascii="Helvetica Neue Light" w:hAnsi="Helvetica Neue Light"/>
-                <w:sz w:val="20"/>
-                <w:szCs w:val="21"/>
-              </w:rPr>
-              <w:t>delays from 3 days to 2-5 seconds</w:t>
+              <w:t>Designed and launched a near real-time ingestion pipeline and API that reduced catalog-update latency from 3 days to under 5 seconds</w:t>
             </w:r>
           </w:p>
           <w:p>
@@ -2360,701 +1281,7 @@
                 <w:sz w:val="20"/>
                 <w:szCs w:val="21"/>
               </w:rPr>
-              <w:t xml:space="preserve">Developed backend service for </w:t>
-            </w:r>
-            <w:r>
-              <w:rPr>
-                <w:rFonts w:ascii="Helvetica Neue Light" w:hAnsi="Helvetica Neue Light"/>
-                <w:sz w:val="20"/>
-                <w:szCs w:val="21"/>
-              </w:rPr>
-              <w:t xml:space="preserve">near real-time </w:t>
-            </w:r>
-            <w:r>
-              <w:rPr>
-                <w:rFonts w:ascii="Helvetica Neue Light" w:hAnsi="Helvetica Neue Light"/>
-                <w:sz w:val="20"/>
-                <w:szCs w:val="21"/>
-              </w:rPr>
-              <w:t>amendments</w:t>
-            </w:r>
-            <w:r>
-              <w:rPr>
-                <w:rFonts w:ascii="Helvetica Neue Light" w:hAnsi="Helvetica Neue Light"/>
-                <w:sz w:val="20"/>
-                <w:szCs w:val="21"/>
-              </w:rPr>
-              <w:t xml:space="preserve"> of Amazon items from the Visual Search catalog through barcode search-keys</w:t>
-            </w:r>
-          </w:p>
-          <w:p>
-            <w:pPr>
-              <w:tabs>
-                <w:tab w:val="right" w:pos="7720"/>
-              </w:tabs>
-              <w:spacing w:before="160"/>
-            </w:pPr>
-            <w:r>
-              <w:rPr>
-                <w:rFonts w:ascii="Helvetica Neue" w:hAnsi="Helvetica Neue"/>
-                <w:b/>
-                <w:bCs/>
-              </w:rPr>
-              <w:t>UKG</w:t>
-            </w:r>
-            <w:r>
-              <w:rPr>
-                <w:rFonts w:ascii="Helvetica Neue" w:hAnsi="Helvetica Neue"/>
-                <w:color w:val="AEAAAA" w:themeColor="background2" w:themeShade="BF"/>
-                <w:sz w:val="21"/>
-                <w:szCs w:val="21"/>
-              </w:rPr>
-              <w:t xml:space="preserve">   </w:t>
-            </w:r>
-            <w:r>
-              <w:rPr>
-                <w:rFonts w:ascii="Helvetica Neue" w:hAnsi="Helvetica Neue"/>
-                <w:color w:val="AEAAAA" w:themeColor="background2" w:themeShade="BF"/>
-                <w:sz w:val="21"/>
-                <w:szCs w:val="21"/>
-              </w:rPr>
-              <w:t>|</w:t>
-            </w:r>
-            <w:r>
-              <w:rPr>
-                <w:rFonts w:ascii="Helvetica Neue" w:hAnsi="Helvetica Neue"/>
-                <w:color w:val="AEAAAA" w:themeColor="background2" w:themeShade="BF"/>
-                <w:sz w:val="21"/>
-                <w:szCs w:val="21"/>
-              </w:rPr>
-              <w:t xml:space="preserve">   </w:t>
-            </w:r>
-            <w:r>
-              <w:rPr>
-                <w:rFonts w:ascii="Helvetica Neue Thin" w:hAnsi="Helvetica Neue Thin"/>
-                <w:sz w:val="22"/>
-              </w:rPr>
-              <w:t>Software Engineer</w:t>
-            </w:r>
-            <w:r>
-              <w:rPr>
-                <w:rFonts w:ascii="Helvetica Neue Thin" w:hAnsi="Helvetica Neue Thin"/>
-                <w:sz w:val="22"/>
-              </w:rPr>
-              <w:t xml:space="preserve"> Intern</w:t>
-            </w:r>
-            <w:r>
-              <w:rPr>
-                <w:rFonts w:ascii="Helvetica Neue" w:hAnsi="Helvetica Neue"/>
-                <w:color w:val="AEAAAA" w:themeColor="background2" w:themeShade="BF"/>
-                <w:sz w:val="21"/>
-                <w:szCs w:val="21"/>
-              </w:rPr>
-              <w:t xml:space="preserve">   </w:t>
-            </w:r>
-            <w:r>
-              <w:rPr>
-                <w:rFonts w:ascii="Helvetica Neue" w:hAnsi="Helvetica Neue"/>
-                <w:color w:val="AEAAAA" w:themeColor="background2" w:themeShade="BF"/>
-                <w:sz w:val="21"/>
-                <w:szCs w:val="21"/>
-              </w:rPr>
-              <w:t>|</w:t>
-            </w:r>
-            <w:r>
-              <w:rPr>
-                <w:rFonts w:ascii="Helvetica Neue" w:hAnsi="Helvetica Neue"/>
-                <w:color w:val="AEAAAA" w:themeColor="background2" w:themeShade="BF"/>
-                <w:sz w:val="21"/>
-                <w:szCs w:val="21"/>
-              </w:rPr>
-              <w:t xml:space="preserve">   Toronto, Canada</w:t>
-            </w:r>
-            <w:r>
-              <w:rPr>
-                <w:color w:val="595959" w:themeColor="text1" w:themeTint="A6"/>
-              </w:rPr>
-              <w:t xml:space="preserve"> </w:t>
-            </w:r>
-          </w:p>
-          <w:p>
-            <w:pPr>
-              <w:tabs>
-                <w:tab w:val="right" w:pos="7720"/>
-              </w:tabs>
-              <w:rPr>
-                <w:rFonts w:ascii="Helvetica Neue Thin" w:hAnsi="Helvetica Neue Thin"/>
-                <w:iCs/>
-                <w:color w:val="2E74B5" w:themeColor="accent5" w:themeShade="BF"/>
-                <w:sz w:val="20"/>
-              </w:rPr>
-            </w:pPr>
-            <w:r>
-              <w:rPr>
-                <w:rFonts w:ascii="Helvetica Neue" w:hAnsi="Helvetica Neue"/>
-                <w:color w:val="2E74B5" w:themeColor="accent5" w:themeShade="BF"/>
-                <w:sz w:val="20"/>
-              </w:rPr>
-              <w:t>[</w:t>
-            </w:r>
-            <w:proofErr w:type="spellStart"/>
-            <w:r>
-              <w:rPr>
-                <w:rFonts w:ascii="Helvetica Neue" w:hAnsi="Helvetica Neue"/>
-                <w:color w:val="2E74B5" w:themeColor="accent5" w:themeShade="BF"/>
-                <w:sz w:val="20"/>
-              </w:rPr>
-              <w:t>TouchBase</w:t>
-            </w:r>
-            <w:proofErr w:type="spellEnd"/>
-            <w:r>
-              <w:rPr>
-                <w:rFonts w:ascii="Helvetica Neue" w:hAnsi="Helvetica Neue"/>
-                <w:color w:val="2E74B5" w:themeColor="accent5" w:themeShade="BF"/>
-                <w:sz w:val="20"/>
-              </w:rPr>
-              <w:t xml:space="preserve"> Platform</w:t>
-            </w:r>
-            <w:r>
-              <w:rPr>
-                <w:rFonts w:ascii="Helvetica Neue" w:hAnsi="Helvetica Neue"/>
-                <w:color w:val="2E74B5" w:themeColor="accent5" w:themeShade="BF"/>
-                <w:sz w:val="20"/>
-              </w:rPr>
-              <w:t>]</w:t>
-            </w:r>
-            <w:r>
-              <w:rPr>
-                <w:rFonts w:ascii="Helvetica Neue Thin" w:hAnsi="Helvetica Neue Thin"/>
-                <w:iCs/>
-                <w:color w:val="2E74B5" w:themeColor="accent5" w:themeShade="BF"/>
-                <w:sz w:val="20"/>
-              </w:rPr>
-              <w:t xml:space="preserve"> - J</w:t>
-            </w:r>
-            <w:r>
-              <w:rPr>
-                <w:rFonts w:ascii="Helvetica Neue Thin" w:hAnsi="Helvetica Neue Thin"/>
-                <w:iCs/>
-                <w:color w:val="2E74B5" w:themeColor="accent5" w:themeShade="BF"/>
-                <w:sz w:val="20"/>
-              </w:rPr>
-              <w:t>ava</w:t>
-            </w:r>
-            <w:r>
-              <w:rPr>
-                <w:rFonts w:ascii="Helvetica Neue Thin" w:hAnsi="Helvetica Neue Thin"/>
-                <w:iCs/>
-                <w:color w:val="9CC2E5" w:themeColor="accent5" w:themeTint="99"/>
-                <w:sz w:val="20"/>
-              </w:rPr>
-              <w:t xml:space="preserve"> </w:t>
-            </w:r>
-            <w:r>
-              <w:rPr>
-                <w:rFonts w:ascii="Helvetica Neue Thin" w:hAnsi="Helvetica Neue Thin"/>
-                <w:iCs/>
-                <w:color w:val="9CC2E5" w:themeColor="accent5" w:themeTint="99"/>
-                <w:sz w:val="16"/>
-              </w:rPr>
-              <w:t>•</w:t>
-            </w:r>
-            <w:r>
-              <w:rPr>
-                <w:rFonts w:ascii="Helvetica Neue Thin" w:hAnsi="Helvetica Neue Thin"/>
-                <w:iCs/>
-                <w:color w:val="9CC2E5" w:themeColor="accent5" w:themeTint="99"/>
-                <w:sz w:val="20"/>
-              </w:rPr>
-              <w:t xml:space="preserve"> </w:t>
-            </w:r>
-            <w:r>
-              <w:rPr>
-                <w:rFonts w:ascii="Helvetica Neue Thin" w:hAnsi="Helvetica Neue Thin"/>
-                <w:iCs/>
-                <w:color w:val="2E74B5" w:themeColor="accent5" w:themeShade="BF"/>
-                <w:sz w:val="20"/>
-              </w:rPr>
-              <w:t>ELK Stack</w:t>
-            </w:r>
-            <w:r>
-              <w:rPr>
-                <w:rFonts w:ascii="Helvetica Neue Thin" w:hAnsi="Helvetica Neue Thin"/>
-                <w:iCs/>
-                <w:color w:val="9CC2E5" w:themeColor="accent5" w:themeTint="99"/>
-                <w:sz w:val="20"/>
-              </w:rPr>
-              <w:t xml:space="preserve"> </w:t>
-            </w:r>
-            <w:r>
-              <w:rPr>
-                <w:rFonts w:ascii="Helvetica Neue Thin" w:hAnsi="Helvetica Neue Thin"/>
-                <w:iCs/>
-                <w:color w:val="9CC2E5" w:themeColor="accent5" w:themeTint="99"/>
-                <w:sz w:val="16"/>
-              </w:rPr>
-              <w:t>•</w:t>
-            </w:r>
-            <w:r>
-              <w:rPr>
-                <w:rFonts w:ascii="Helvetica Neue Thin" w:hAnsi="Helvetica Neue Thin"/>
-                <w:iCs/>
-                <w:color w:val="9CC2E5" w:themeColor="accent5" w:themeTint="99"/>
-                <w:sz w:val="20"/>
-              </w:rPr>
-              <w:t xml:space="preserve"> </w:t>
-            </w:r>
-            <w:r>
-              <w:rPr>
-                <w:rFonts w:ascii="Helvetica Neue Thin" w:hAnsi="Helvetica Neue Thin"/>
-                <w:iCs/>
-                <w:color w:val="2E74B5" w:themeColor="accent5" w:themeShade="BF"/>
-                <w:sz w:val="20"/>
-              </w:rPr>
-              <w:t>SQL</w:t>
-            </w:r>
-            <w:r>
-              <w:rPr>
-                <w:rFonts w:ascii="Helvetica Neue Thin" w:hAnsi="Helvetica Neue Thin"/>
-                <w:iCs/>
-                <w:color w:val="9CC2E5" w:themeColor="accent5" w:themeTint="99"/>
-                <w:sz w:val="20"/>
-              </w:rPr>
-              <w:t xml:space="preserve"> </w:t>
-            </w:r>
-            <w:r>
-              <w:rPr>
-                <w:rFonts w:ascii="Helvetica Neue Thin" w:hAnsi="Helvetica Neue Thin"/>
-                <w:iCs/>
-                <w:color w:val="9CC2E5" w:themeColor="accent5" w:themeTint="99"/>
-                <w:sz w:val="16"/>
-              </w:rPr>
-              <w:t>•</w:t>
-            </w:r>
-            <w:r>
-              <w:rPr>
-                <w:rFonts w:ascii="Helvetica Neue Thin" w:hAnsi="Helvetica Neue Thin"/>
-                <w:iCs/>
-                <w:color w:val="9CC2E5" w:themeColor="accent5" w:themeTint="99"/>
-                <w:sz w:val="20"/>
-              </w:rPr>
-              <w:t xml:space="preserve"> </w:t>
-            </w:r>
-            <w:r>
-              <w:rPr>
-                <w:rFonts w:ascii="Helvetica Neue Thin" w:hAnsi="Helvetica Neue Thin"/>
-                <w:iCs/>
-                <w:color w:val="2E74B5" w:themeColor="accent5" w:themeShade="BF"/>
-                <w:sz w:val="20"/>
-              </w:rPr>
-              <w:t>Android</w:t>
-            </w:r>
-            <w:r>
-              <w:t xml:space="preserve">                      </w:t>
-            </w:r>
-            <w:r>
-              <w:rPr>
-                <w:rFonts w:ascii="Helvetica Neue Medium" w:hAnsi="Helvetica Neue Medium"/>
-                <w:color w:val="595959" w:themeColor="text1" w:themeTint="A6"/>
-                <w:sz w:val="18"/>
-                <w:szCs w:val="22"/>
-              </w:rPr>
-              <w:t>Jan. 2016 – Apr. 2016</w:t>
-            </w:r>
-          </w:p>
-          <w:p>
-            <w:pPr>
-              <w:pStyle w:val="ListParagraph"/>
-              <w:numPr>
-                <w:ilvl w:val="0"/>
-                <w:numId w:val="16"/>
-              </w:numPr>
-              <w:tabs>
-                <w:tab w:val="right" w:pos="7720"/>
-              </w:tabs>
-              <w:spacing w:before="60" w:after="60" w:line="276" w:lineRule="auto"/>
-              <w:rPr>
-                <w:sz w:val="21"/>
-                <w:szCs w:val="21"/>
-              </w:rPr>
-            </w:pPr>
-            <w:r>
-              <w:rPr>
-                <w:rFonts w:ascii="Helvetica Neue Light" w:hAnsi="Helvetica Neue Light"/>
-                <w:sz w:val="20"/>
-                <w:szCs w:val="21"/>
-              </w:rPr>
-              <w:t>Created real-time analytics platform for entire Time Clock platform web/mobile systems</w:t>
-            </w:r>
-          </w:p>
-          <w:p>
-            <w:pPr>
-              <w:pStyle w:val="ListParagraph"/>
-              <w:numPr>
-                <w:ilvl w:val="0"/>
-                <w:numId w:val="16"/>
-              </w:numPr>
-              <w:tabs>
-                <w:tab w:val="right" w:pos="7720"/>
-              </w:tabs>
-              <w:spacing w:before="60" w:after="60" w:line="276" w:lineRule="auto"/>
-              <w:rPr>
-                <w:sz w:val="21"/>
-                <w:szCs w:val="21"/>
-              </w:rPr>
-            </w:pPr>
-            <w:r>
-              <w:rPr>
-                <w:rFonts w:ascii="Helvetica Neue Light" w:hAnsi="Helvetica Neue Light"/>
-                <w:sz w:val="20"/>
-                <w:szCs w:val="21"/>
-              </w:rPr>
-              <w:t>A</w:t>
-            </w:r>
-            <w:r>
-              <w:rPr>
-                <w:rFonts w:ascii="Helvetica Neue Light" w:hAnsi="Helvetica Neue Light"/>
-                <w:sz w:val="20"/>
-                <w:szCs w:val="21"/>
-              </w:rPr>
-              <w:t xml:space="preserve">llowed streaming of 100k+ logs on a single cluster </w:t>
-            </w:r>
-            <w:r>
-              <w:rPr>
-                <w:rFonts w:ascii="Helvetica Neue Light" w:hAnsi="Helvetica Neue Light"/>
-                <w:sz w:val="20"/>
-                <w:szCs w:val="21"/>
-              </w:rPr>
-              <w:t>under</w:t>
-            </w:r>
-            <w:r>
-              <w:rPr>
-                <w:rFonts w:ascii="Helvetica Neue Light" w:hAnsi="Helvetica Neue Light"/>
-                <w:sz w:val="20"/>
-                <w:szCs w:val="21"/>
-              </w:rPr>
-              <w:t xml:space="preserve"> </w:t>
-            </w:r>
-            <w:r>
-              <w:rPr>
-                <w:rFonts w:ascii="Helvetica Neue Light" w:hAnsi="Helvetica Neue Light"/>
-                <w:sz w:val="20"/>
-                <w:szCs w:val="21"/>
-              </w:rPr>
-              <w:t>1s</w:t>
-            </w:r>
-            <w:r>
-              <w:rPr>
-                <w:rFonts w:ascii="Helvetica Neue Light" w:hAnsi="Helvetica Neue Light"/>
-                <w:sz w:val="20"/>
-                <w:szCs w:val="21"/>
-              </w:rPr>
-              <w:t xml:space="preserve"> </w:t>
-            </w:r>
-            <w:r>
-              <w:rPr>
-                <w:rFonts w:ascii="Helvetica Neue Light" w:hAnsi="Helvetica Neue Light"/>
-                <w:sz w:val="20"/>
-                <w:szCs w:val="21"/>
-              </w:rPr>
-              <w:t>search times</w:t>
-            </w:r>
-          </w:p>
-          <w:p>
-            <w:pPr>
-              <w:tabs>
-                <w:tab w:val="right" w:pos="7720"/>
-              </w:tabs>
-              <w:spacing w:before="140"/>
-            </w:pPr>
-            <w:r>
-              <w:rPr>
-                <w:rFonts w:ascii="Helvetica Neue" w:hAnsi="Helvetica Neue"/>
-                <w:b/>
-                <w:bCs/>
-              </w:rPr>
-              <w:t>Oracle</w:t>
-            </w:r>
-            <w:r>
-              <w:rPr>
-                <w:rFonts w:ascii="Helvetica Neue" w:hAnsi="Helvetica Neue"/>
-                <w:color w:val="AEAAAA" w:themeColor="background2" w:themeShade="BF"/>
-                <w:sz w:val="21"/>
-                <w:szCs w:val="21"/>
-              </w:rPr>
-              <w:t xml:space="preserve">   </w:t>
-            </w:r>
-            <w:r>
-              <w:rPr>
-                <w:rFonts w:ascii="Helvetica Neue" w:hAnsi="Helvetica Neue"/>
-                <w:color w:val="AEAAAA" w:themeColor="background2" w:themeShade="BF"/>
-                <w:sz w:val="21"/>
-                <w:szCs w:val="21"/>
-              </w:rPr>
-              <w:t>|</w:t>
-            </w:r>
-            <w:r>
-              <w:rPr>
-                <w:rFonts w:ascii="Helvetica Neue" w:hAnsi="Helvetica Neue"/>
-                <w:color w:val="AEAAAA" w:themeColor="background2" w:themeShade="BF"/>
-                <w:sz w:val="21"/>
-                <w:szCs w:val="21"/>
-              </w:rPr>
-              <w:t xml:space="preserve">   </w:t>
-            </w:r>
-            <w:r>
-              <w:rPr>
-                <w:rFonts w:ascii="Helvetica Neue Thin" w:hAnsi="Helvetica Neue Thin"/>
-                <w:sz w:val="22"/>
-              </w:rPr>
-              <w:t>Software Engineer</w:t>
-            </w:r>
-            <w:r>
-              <w:rPr>
-                <w:rFonts w:ascii="Helvetica Neue Thin" w:hAnsi="Helvetica Neue Thin"/>
-                <w:sz w:val="22"/>
-              </w:rPr>
-              <w:t xml:space="preserve"> Intern</w:t>
-            </w:r>
-            <w:r>
-              <w:rPr>
-                <w:rFonts w:ascii="Helvetica Neue" w:hAnsi="Helvetica Neue"/>
-                <w:color w:val="AEAAAA" w:themeColor="background2" w:themeShade="BF"/>
-                <w:sz w:val="21"/>
-                <w:szCs w:val="21"/>
-              </w:rPr>
-              <w:t xml:space="preserve">   </w:t>
-            </w:r>
-            <w:r>
-              <w:rPr>
-                <w:rFonts w:ascii="Helvetica Neue" w:hAnsi="Helvetica Neue"/>
-                <w:color w:val="AEAAAA" w:themeColor="background2" w:themeShade="BF"/>
-                <w:sz w:val="21"/>
-                <w:szCs w:val="21"/>
-              </w:rPr>
-              <w:t>|</w:t>
-            </w:r>
-            <w:r>
-              <w:rPr>
-                <w:rFonts w:ascii="Helvetica Neue" w:hAnsi="Helvetica Neue"/>
-                <w:color w:val="AEAAAA" w:themeColor="background2" w:themeShade="BF"/>
-                <w:sz w:val="21"/>
-                <w:szCs w:val="21"/>
-              </w:rPr>
-              <w:t xml:space="preserve">   Toronto, Canada</w:t>
-            </w:r>
-            <w:r>
-              <w:tab/>
-            </w:r>
-            <w:r>
-              <w:rPr>
-                <w:color w:val="595959" w:themeColor="text1" w:themeTint="A6"/>
-              </w:rPr>
-              <w:t xml:space="preserve"> </w:t>
-            </w:r>
-          </w:p>
-          <w:p>
-            <w:pPr>
-              <w:tabs>
-                <w:tab w:val="right" w:pos="7720"/>
-              </w:tabs>
-              <w:rPr>
-                <w:rFonts w:ascii="Helvetica Neue Thin" w:hAnsi="Helvetica Neue Thin"/>
-                <w:iCs/>
-                <w:color w:val="2E74B5" w:themeColor="accent5" w:themeShade="BF"/>
-                <w:sz w:val="20"/>
-              </w:rPr>
-            </w:pPr>
-            <w:r>
-              <w:rPr>
-                <w:rFonts w:ascii="Helvetica Neue" w:hAnsi="Helvetica Neue"/>
-                <w:color w:val="2E74B5" w:themeColor="accent5" w:themeShade="BF"/>
-                <w:sz w:val="20"/>
-              </w:rPr>
-              <w:t>[</w:t>
-            </w:r>
-            <w:proofErr w:type="spellStart"/>
-            <w:r>
-              <w:rPr>
-                <w:rFonts w:ascii="Helvetica Neue" w:hAnsi="Helvetica Neue"/>
-                <w:color w:val="2E74B5" w:themeColor="accent5" w:themeShade="BF"/>
-                <w:sz w:val="20"/>
-              </w:rPr>
-              <w:t>SalesTools</w:t>
-            </w:r>
-            <w:proofErr w:type="spellEnd"/>
-            <w:r>
-              <w:rPr>
-                <w:rFonts w:ascii="Helvetica Neue" w:hAnsi="Helvetica Neue"/>
-                <w:color w:val="2E74B5" w:themeColor="accent5" w:themeShade="BF"/>
-                <w:sz w:val="20"/>
-              </w:rPr>
-              <w:t xml:space="preserve"> Platform</w:t>
-            </w:r>
-            <w:r>
-              <w:rPr>
-                <w:rFonts w:ascii="Helvetica Neue" w:hAnsi="Helvetica Neue"/>
-                <w:color w:val="2E74B5" w:themeColor="accent5" w:themeShade="BF"/>
-                <w:sz w:val="20"/>
-              </w:rPr>
-              <w:t>]</w:t>
-            </w:r>
-            <w:r>
-              <w:rPr>
-                <w:rFonts w:ascii="Helvetica Neue" w:hAnsi="Helvetica Neue"/>
-                <w:color w:val="2E74B5" w:themeColor="accent5" w:themeShade="BF"/>
-                <w:sz w:val="20"/>
-              </w:rPr>
-              <w:t xml:space="preserve"> - </w:t>
-            </w:r>
-            <w:r>
-              <w:rPr>
-                <w:rFonts w:ascii="Helvetica Neue Thin" w:hAnsi="Helvetica Neue Thin"/>
-                <w:iCs/>
-                <w:color w:val="2E74B5" w:themeColor="accent5" w:themeShade="BF"/>
-                <w:sz w:val="20"/>
-              </w:rPr>
-              <w:t>Java</w:t>
-            </w:r>
-            <w:r>
-              <w:rPr>
-                <w:rFonts w:ascii="Helvetica Neue Thin" w:hAnsi="Helvetica Neue Thin"/>
-                <w:iCs/>
-                <w:color w:val="9CC2E5" w:themeColor="accent5" w:themeTint="99"/>
-                <w:sz w:val="20"/>
-              </w:rPr>
-              <w:t xml:space="preserve"> </w:t>
-            </w:r>
-            <w:r>
-              <w:rPr>
-                <w:rFonts w:ascii="Helvetica Neue Thin" w:hAnsi="Helvetica Neue Thin"/>
-                <w:iCs/>
-                <w:color w:val="9CC2E5" w:themeColor="accent5" w:themeTint="99"/>
-                <w:sz w:val="16"/>
-              </w:rPr>
-              <w:t>•</w:t>
-            </w:r>
-            <w:r>
-              <w:rPr>
-                <w:rFonts w:ascii="Helvetica Neue Thin" w:hAnsi="Helvetica Neue Thin"/>
-                <w:iCs/>
-                <w:color w:val="9CC2E5" w:themeColor="accent5" w:themeTint="99"/>
-                <w:sz w:val="20"/>
-              </w:rPr>
-              <w:t xml:space="preserve"> </w:t>
-            </w:r>
-            <w:r>
-              <w:rPr>
-                <w:rFonts w:ascii="Helvetica Neue Thin" w:hAnsi="Helvetica Neue Thin"/>
-                <w:iCs/>
-                <w:color w:val="2E74B5" w:themeColor="accent5" w:themeShade="BF"/>
-                <w:sz w:val="20"/>
-              </w:rPr>
-              <w:t>JavaScript</w:t>
-            </w:r>
-            <w:r>
-              <w:rPr>
-                <w:rFonts w:ascii="Helvetica Neue Thin" w:hAnsi="Helvetica Neue Thin"/>
-                <w:iCs/>
-                <w:color w:val="9CC2E5" w:themeColor="accent5" w:themeTint="99"/>
-                <w:sz w:val="20"/>
-              </w:rPr>
-              <w:t xml:space="preserve"> </w:t>
-            </w:r>
-            <w:r>
-              <w:rPr>
-                <w:rFonts w:ascii="Helvetica Neue Thin" w:hAnsi="Helvetica Neue Thin"/>
-                <w:iCs/>
-                <w:color w:val="9CC2E5" w:themeColor="accent5" w:themeTint="99"/>
-                <w:sz w:val="16"/>
-              </w:rPr>
-              <w:t>•</w:t>
-            </w:r>
-            <w:r>
-              <w:rPr>
-                <w:rFonts w:ascii="Helvetica Neue Thin" w:hAnsi="Helvetica Neue Thin"/>
-                <w:iCs/>
-                <w:color w:val="9CC2E5" w:themeColor="accent5" w:themeTint="99"/>
-                <w:sz w:val="20"/>
-              </w:rPr>
-              <w:t xml:space="preserve"> </w:t>
-            </w:r>
-            <w:r>
-              <w:rPr>
-                <w:rFonts w:ascii="Helvetica Neue Thin" w:hAnsi="Helvetica Neue Thin"/>
-                <w:iCs/>
-                <w:color w:val="2E74B5" w:themeColor="accent5" w:themeShade="BF"/>
-                <w:sz w:val="20"/>
-              </w:rPr>
-              <w:t>Chrome API</w:t>
-            </w:r>
-            <w:r>
-              <w:rPr>
-                <w:rFonts w:ascii="Helvetica Neue Thin" w:hAnsi="Helvetica Neue Thin"/>
-                <w:iCs/>
-                <w:color w:val="2E74B5" w:themeColor="accent5" w:themeShade="BF"/>
-                <w:sz w:val="20"/>
-              </w:rPr>
-              <w:t xml:space="preserve">                        </w:t>
-            </w:r>
-            <w:r>
-              <w:rPr>
-                <w:rFonts w:ascii="Helvetica Neue Medium" w:hAnsi="Helvetica Neue Medium"/>
-                <w:color w:val="595959" w:themeColor="text1" w:themeTint="A6"/>
-                <w:sz w:val="18"/>
-                <w:szCs w:val="22"/>
-              </w:rPr>
-              <w:t>May. 2015 – Aug. 2015</w:t>
-            </w:r>
-          </w:p>
-          <w:p>
-            <w:pPr>
-              <w:pStyle w:val="ListParagraph"/>
-              <w:numPr>
-                <w:ilvl w:val="0"/>
-                <w:numId w:val="15"/>
-              </w:numPr>
-              <w:tabs>
-                <w:tab w:val="right" w:pos="7720"/>
-              </w:tabs>
-              <w:spacing w:before="60" w:after="60" w:line="276" w:lineRule="auto"/>
-              <w:rPr>
-                <w:sz w:val="21"/>
-                <w:szCs w:val="21"/>
-              </w:rPr>
-            </w:pPr>
-            <w:r>
-              <w:rPr>
-                <w:rFonts w:ascii="Helvetica Neue Light" w:hAnsi="Helvetica Neue Light"/>
-                <w:sz w:val="20"/>
-                <w:szCs w:val="21"/>
-              </w:rPr>
-              <w:t>Invented &amp; shipped new public-facing Oracle sales app under 3 months</w:t>
-            </w:r>
-          </w:p>
-          <w:p>
-            <w:pPr>
-              <w:pStyle w:val="ListParagraph"/>
-              <w:numPr>
-                <w:ilvl w:val="0"/>
-                <w:numId w:val="15"/>
-              </w:numPr>
-              <w:tabs>
-                <w:tab w:val="right" w:pos="7720"/>
-              </w:tabs>
-              <w:spacing w:before="60" w:after="60" w:line="276" w:lineRule="auto"/>
-              <w:rPr>
-                <w:sz w:val="21"/>
-                <w:szCs w:val="21"/>
-              </w:rPr>
-            </w:pPr>
-            <w:r>
-              <w:rPr>
-                <w:rFonts w:ascii="Helvetica Neue Light" w:hAnsi="Helvetica Neue Light"/>
-                <w:sz w:val="20"/>
-                <w:szCs w:val="21"/>
-              </w:rPr>
-              <w:t>Presented app at OpenWorld Las Vegas with 2,100+ active users since product launch</w:t>
+              <w:t>Built a backend service supporting near real-time additions, corrections, and deletions in Amazon’s barcode-search catalog</w:t>
             </w:r>
           </w:p>
         </w:tc>
@@ -3344,17 +1571,28 @@
                 <w:szCs w:val="22"/>
               </w:rPr>
               <w:br/>
-              <w:t xml:space="preserve">  SQS/SNS + more</w:t>
-            </w:r>
-            <w:r>
-              <w:rPr>
-                <w:rFonts w:ascii="Helvetica Neue" w:hAnsi="Helvetica Neue"/>
-                <w:color w:val="000000" w:themeColor="text1"/>
-                <w:sz w:val="21"/>
-                <w:szCs w:val="22"/>
-              </w:rPr>
-              <w:tab/>
-            </w:r>
+              <w:t xml:space="preserve">  </w:t>
+            </w:r>
+            <w:r>
+              <w:rPr>
+                <w:rFonts w:ascii="Helvetica Neue Light" w:hAnsi="Helvetica Neue Light"/>
+                <w:color w:val="000000" w:themeColor="text1"/>
+                <w:sz w:val="21"/>
+                <w:szCs w:val="22"/>
+              </w:rPr>
+              <w:t>Lambda/</w:t>
+            </w:r>
+            <w:proofErr w:type="spellStart"/>
+            <w:r>
+              <w:rPr>
+                <w:rFonts w:ascii="Helvetica Neue Light" w:hAnsi="Helvetica Neue Light"/>
+                <w:color w:val="000000" w:themeColor="text1"/>
+                <w:sz w:val="21"/>
+                <w:szCs w:val="22"/>
+              </w:rPr>
+              <w:t>Sagemaker</w:t>
+            </w:r>
+            <w:proofErr w:type="spellEnd"/>
           </w:p>
           <w:p>
             <w:pPr>
@@ -3921,7 +2159,7 @@
 </file>
 
 <file path=word/numbering.xml><?xml version="1.0" encoding="utf-8"?>
-<w:numbering xmlns:wpc="http://schemas.microsoft.com/office/word/2010/wordprocessingCanvas" xmlns:cx="http://schemas.microsoft.com/office/drawing/2014/chartex" xmlns:cx1="http://schemas.microsoft.com/office/drawing/2015/9/8/chartex" xmlns:cx2="http://schemas.microsoft.com/office/drawing/2015/10/21/chartex" xmlns:cx3="http://schemas.microsoft.com/office/drawing/2016/5/9/chartex" xmlns:cx4="http://schemas.microsoft.com/office/drawing/2016/5/10/chartex" xmlns:cx5="http://schemas.microsoft.com/office/drawing/2016/5/11/chartex" xmlns:cx6="http://schemas.microsoft.com/office/drawing/2016/5/12/chartex" xmlns:cx7="http://schemas.microsoft.com/office/drawing/2016/5/13/chartex" xmlns:cx8="http://schemas.microsoft.com/office/drawing/2016/5/14/chartex" xmlns:mc="http://schemas.openxmlformats.org/markup-compatibility/2006" xmlns:aink="http://schemas.microsoft.com/office/drawing/2016/ink" xmlns:am3d="http://schemas.microsoft.com/office/drawing/2017/model3d" xmlns:o="urn:schemas-microsoft-com:office:office" xmlns:oel="http://schemas.microsoft.com/office/2019/extlst" xmlns:r="http://schemas.openxmlformats.org/officeDocument/2006/relationships" xmlns:m="http://schemas.openxmlformats.org/officeDocument/2006/math" xmlns:v="urn:schemas-microsoft-com:vml" xmlns:wp14="http://schemas.microsoft.com/office/word/2010/wordprocessingDrawing" xmlns:wp="http://schemas.openxmlformats.org/drawingml/2006/wordprocessingDrawing" xmlns:w10="urn:schemas-microsoft-com:office:word" xmlns:w="http://schemas.openxmlformats.org/wordprocessingml/2006/main" xmlns:w14="http://schemas.microsoft.com/office/word/2010/wordml" xmlns:w15="http://schemas.microsoft.com/office/word/2012/wordml" xmlns:w16cex="http://schemas.microsoft.com/office/word/2018/wordml/cex" xmlns:w16cid="http://schemas.microsoft.com/office/word/2016/wordml/cid" xmlns:w16="http://schemas.microsoft.com/office/word/2018/wordml" xmlns:w16du="http://schemas.microsoft.com/office/word/2023/wordml/word16du" xmlns:w16sdtdh="http://schemas.microsoft.com/office/word/2020/wordml/sdtdatahash" xmlns:w16se="http://schemas.microsoft.com/office/word/2015/wordml/symex" xmlns:wpg="http://schemas.microsoft.com/office/word/2010/wordprocessingGroup" xmlns:wpi="http://schemas.microsoft.com/office/word/2010/wordprocessingInk" xmlns:wne="http://schemas.microsoft.com/office/word/2006/wordml" xmlns:wps="http://schemas.microsoft.com/office/word/2010/wordprocessingShape" mc:Ignorable="w14 w15 w16se w16cid w16 w16cex w16sdtdh w16du wp14">
+<w:numbering xmlns:wpc="http://schemas.microsoft.com/office/word/2010/wordprocessingCanvas" xmlns:cx="http://schemas.microsoft.com/office/drawing/2014/chartex" xmlns:cx1="http://schemas.microsoft.com/office/drawing/2015/9/8/chartex" xmlns:cx2="http://schemas.microsoft.com/office/drawing/2015/10/21/chartex" xmlns:cx3="http://schemas.microsoft.com/office/drawing/2016/5/9/chartex" xmlns:cx4="http://schemas.microsoft.com/office/drawing/2016/5/10/chartex" xmlns:cx5="http://schemas.microsoft.com/office/drawing/2016/5/11/chartex" xmlns:cx6="http://schemas.microsoft.com/office/drawing/2016/5/12/chartex" xmlns:cx7="http://schemas.microsoft.com/office/drawing/2016/5/13/chartex" xmlns:cx8="http://schemas.microsoft.com/office/drawing/2016/5/14/chartex" xmlns:mc="http://schemas.openxmlformats.org/markup-compatibility/2006" xmlns:aink="http://schemas.microsoft.com/office/drawing/2016/ink" xmlns:am3d="http://schemas.microsoft.com/office/drawing/2017/model3d" xmlns:o="urn:schemas-microsoft-com:office:office" xmlns:oel="http://schemas.microsoft.com/office/2019/extlst" xmlns:r="http://schemas.openxmlformats.org/officeDocument/2006/relationships" xmlns:m="http://schemas.openxmlformats.org/officeDocument/2006/math" xmlns:v="urn:schemas-microsoft-com:vml" xmlns:wp14="http://schemas.microsoft.com/office/word/2010/wordprocessingDrawing" xmlns:wp="http://schemas.openxmlformats.org/drawingml/2006/wordprocessingDrawing" xmlns:w10="urn:schemas-microsoft-com:office:word" xmlns:w="http://schemas.openxmlformats.org/wordprocessingml/2006/main" xmlns:w14="http://schemas.microsoft.com/office/word/2010/wordml" xmlns:w15="http://schemas.microsoft.com/office/word/2012/wordml" xmlns:w16cex="http://schemas.microsoft.com/office/word/2018/wordml/cex" xmlns:w16cid="http://schemas.microsoft.com/office/word/2016/wordml/cid" xmlns:w16="http://schemas.microsoft.com/office/word/2018/wordml" xmlns:w16du="http://schemas.microsoft.com/office/word/2023/wordml/word16du" xmlns:w16sdtdh="http://schemas.microsoft.com/office/word/2020/wordml/sdtdatahash" xmlns:w16sdtfl="http://schemas.microsoft.com/office/word/2024/wordml/sdtformatlock" xmlns:w16se="http://schemas.microsoft.com/office/word/2015/wordml/symex" xmlns:wpg="http://schemas.microsoft.com/office/word/2010/wordprocessingGroup" xmlns:wpi="http://schemas.microsoft.com/office/word/2010/wordprocessingInk" xmlns:wne="http://schemas.microsoft.com/office/word/2006/wordml" xmlns:wps="http://schemas.microsoft.com/office/word/2010/wordprocessingShape" mc:Ignorable="w14 w15 w16se w16cid w16 w16cex w16sdtdh w16sdtfl w16du wp14">
   <w:abstractNum w:abstractNumId="0" w15:restartNumberingAfterBreak="0">
     <w:nsid w:val="05E96A7C"/>
     <w:multiLevelType w:val="hybridMultilevel"/>
@@ -6050,7 +4288,7 @@
 </file>
 
 <file path=word/styles.xml><?xml version="1.0" encoding="utf-8"?>
-<w:styles xmlns:mc="http://schemas.openxmlformats.org/markup-compatibility/2006" xmlns:r="http://schemas.openxmlformats.org/officeDocument/2006/relationships" xmlns:w="http://schemas.openxmlformats.org/wordprocessingml/2006/main" xmlns:w14="http://schemas.microsoft.com/office/word/2010/wordml" xmlns:w15="http://schemas.microsoft.com/office/word/2012/wordml" xmlns:w16cex="http://schemas.microsoft.com/office/word/2018/wordml/cex" xmlns:w16cid="http://schemas.microsoft.com/office/word/2016/wordml/cid" xmlns:w16="http://schemas.microsoft.com/office/word/2018/wordml" xmlns:w16du="http://schemas.microsoft.com/office/word/2023/wordml/word16du" xmlns:w16sdtdh="http://schemas.microsoft.com/office/word/2020/wordml/sdtdatahash" xmlns:w16se="http://schemas.microsoft.com/office/word/2015/wordml/symex" mc:Ignorable="w14 w15 w16se w16cid w16 w16cex w16sdtdh w16du">
+<w:styles xmlns:mc="http://schemas.openxmlformats.org/markup-compatibility/2006" xmlns:r="http://schemas.openxmlformats.org/officeDocument/2006/relationships" xmlns:w="http://schemas.openxmlformats.org/wordprocessingml/2006/main" xmlns:w14="http://schemas.microsoft.com/office/word/2010/wordml" xmlns:w15="http://schemas.microsoft.com/office/word/2012/wordml" xmlns:w16cex="http://schemas.microsoft.com/office/word/2018/wordml/cex" xmlns:w16cid="http://schemas.microsoft.com/office/word/2016/wordml/cid" xmlns:w16="http://schemas.microsoft.com/office/word/2018/wordml" xmlns:w16du="http://schemas.microsoft.com/office/word/2023/wordml/word16du" xmlns:w16sdtdh="http://schemas.microsoft.com/office/word/2020/wordml/sdtdatahash" xmlns:w16sdtfl="http://schemas.microsoft.com/office/word/2024/wordml/sdtformatlock" xmlns:w16se="http://schemas.microsoft.com/office/word/2015/wordml/symex" mc:Ignorable="w14 w15 w16se w16cid w16 w16cex w16sdtdh w16sdtfl w16du">
   <w:docDefaults>
     <w:rPrDefault>
       <w:rPr>

--- a/resume.docx
+++ b/resume.docx
@@ -771,7 +771,47 @@
                 <w:sz w:val="20"/>
                 <w:szCs w:val="21"/>
               </w:rPr>
-              <w:t>Built and scaled historical reach pipelines across 8 marketplaces and 90+ targeting segments; reduced new-market onboarding from 1 week to half a day and cut EMR cost per run by 99%</w:t>
+              <w:t xml:space="preserve">Built and scaled historical reach pipelines across 8 marketplaces and 90+ targeting segments; </w:t>
+            </w:r>
+            <w:r>
+              <w:rPr>
+                <w:rFonts w:ascii="Helvetica Neue Light" w:hAnsi="Helvetica Neue Light"/>
+                <w:sz w:val="20"/>
+                <w:szCs w:val="21"/>
+              </w:rPr>
+              <w:t>evolved</w:t>
+            </w:r>
+            <w:r>
+              <w:rPr>
+                <w:rFonts w:ascii="Helvetica Neue Light" w:hAnsi="Helvetica Neue Light"/>
+                <w:sz w:val="20"/>
+                <w:szCs w:val="21"/>
+              </w:rPr>
+              <w:t xml:space="preserve"> </w:t>
+            </w:r>
+            <w:r>
+              <w:rPr>
+                <w:rFonts w:ascii="Helvetica Neue Light" w:hAnsi="Helvetica Neue Light"/>
+                <w:sz w:val="20"/>
+                <w:szCs w:val="21"/>
+              </w:rPr>
+              <w:t xml:space="preserve">new segment </w:t>
+            </w:r>
+            <w:r>
+              <w:rPr>
+                <w:rFonts w:ascii="Helvetica Neue Light" w:hAnsi="Helvetica Neue Light"/>
+                <w:sz w:val="20"/>
+                <w:szCs w:val="21"/>
+              </w:rPr>
+              <w:t>onboarding from 1 week to half a day and cut EMR cost per run by 99%</w:t>
+            </w:r>
+            <w:r>
+              <w:rPr>
+                <w:rFonts w:ascii="Helvetica Neue Light" w:hAnsi="Helvetica Neue Light"/>
+                <w:sz w:val="20"/>
+                <w:szCs w:val="21"/>
+              </w:rPr>
+              <w:t xml:space="preserve"> via Spark optimizations and using cost-effective EC2 fleets</w:t>
             </w:r>
           </w:p>
           <w:p>

--- a/resume.docx
+++ b/resume.docx
@@ -9,8 +9,8 @@
         <w:tblLook w:val="04A0" w:firstRow="1" w:lastRow="0" w:firstColumn="1" w:lastColumn="0" w:noHBand="0" w:noVBand="1"/>
       </w:tblPr>
       <w:tblGrid>
-        <w:gridCol w:w="8189"/>
-        <w:gridCol w:w="2601"/>
+        <w:gridCol w:w="8280"/>
+        <w:gridCol w:w="2510"/>
         <w:gridCol w:w="255"/>
       </w:tblGrid>
       <w:tr>
@@ -516,7 +516,7 @@
         </w:trPr>
         <w:tc>
           <w:tcPr>
-            <w:tcW w:w="8189" w:type="dxa"/>
+            <w:tcW w:w="8280" w:type="dxa"/>
             <w:tcBorders>
               <w:top w:val="nil"/>
               <w:left w:val="nil"/>
@@ -601,21 +601,35 @@
                 <w:rFonts w:ascii="Helvetica Neue Thin" w:hAnsi="Helvetica Neue Thin"/>
                 <w:sz w:val="22"/>
               </w:rPr>
-              <w:t>Ads T</w:t>
+              <w:t>SWE, A</w:t>
             </w:r>
             <w:r>
               <w:rPr>
                 <w:rFonts w:ascii="Helvetica Neue Thin" w:hAnsi="Helvetica Neue Thin"/>
                 <w:sz w:val="22"/>
               </w:rPr>
-              <w:t>ech Lead</w:t>
+              <w:t>ds T</w:t>
             </w:r>
             <w:r>
               <w:rPr>
                 <w:rFonts w:ascii="Helvetica Neue Thin" w:hAnsi="Helvetica Neue Thin"/>
                 <w:sz w:val="22"/>
               </w:rPr>
-              <w:t>/SWE</w:t>
+              <w:t>ech</w:t>
+            </w:r>
+            <w:r>
+              <w:rPr>
+                <w:rFonts w:ascii="Helvetica Neue Thin" w:hAnsi="Helvetica Neue Thin"/>
+                <w:sz w:val="22"/>
+              </w:rPr>
+              <w:t>nical</w:t>
+            </w:r>
+            <w:r>
+              <w:rPr>
+                <w:rFonts w:ascii="Helvetica Neue Thin" w:hAnsi="Helvetica Neue Thin"/>
+                <w:sz w:val="22"/>
+              </w:rPr>
+              <w:t xml:space="preserve"> Lead</w:t>
             </w:r>
             <w:r>
               <w:tab/>
@@ -639,7 +653,7 @@
                 <w:color w:val="2E74B5" w:themeColor="accent5" w:themeShade="BF"/>
                 <w:sz w:val="20"/>
               </w:rPr>
-              <w:t>[</w:t>
+              <w:t xml:space="preserve">Ads </w:t>
             </w:r>
             <w:r>
               <w:rPr>
@@ -647,15 +661,7 @@
                 <w:color w:val="2E74B5" w:themeColor="accent5" w:themeShade="BF"/>
                 <w:sz w:val="20"/>
               </w:rPr>
-              <w:t xml:space="preserve">Ads </w:t>
-            </w:r>
-            <w:r>
-              <w:rPr>
-                <w:rFonts w:ascii="Helvetica Neue" w:hAnsi="Helvetica Neue"/>
-                <w:color w:val="2E74B5" w:themeColor="accent5" w:themeShade="BF"/>
-                <w:sz w:val="20"/>
-              </w:rPr>
-              <w:t>Reach Engineering] - Scala • Java • Python • Spark • AWS</w:t>
+              <w:t>Reach Engineering</w:t>
             </w:r>
             <w:r>
               <w:tab/>
@@ -685,6 +691,7 @@
                 <w:rFonts w:ascii="Helvetica Neue Light" w:hAnsi="Helvetica Neue Light"/>
                 <w:sz w:val="20"/>
                 <w:szCs w:val="21"/>
+                <w:lang w:val="en-US"/>
               </w:rPr>
             </w:pPr>
             <w:r>
@@ -692,8 +699,9 @@
                 <w:rFonts w:ascii="Helvetica Neue Light" w:hAnsi="Helvetica Neue Light"/>
                 <w:sz w:val="20"/>
                 <w:szCs w:val="21"/>
-              </w:rPr>
-              <w:t>Founding engineer and tech lead for a 5-person Reach Engineering team, owning technical direction across campaign forecasting, historical analytics, identity, and data quality for Amazon Ads</w:t>
+                <w:lang w:val="en-US"/>
+              </w:rPr>
+              <w:t>Founding engineer and technical lead for Amazon Ads Reach, setting architecture and measurement methodology across campaign forecasting, historical analytics, identity, and data quality; the platform underpins DSP forecasting, media planning, executive reporting, and external agency integrations</w:t>
             </w:r>
           </w:p>
           <w:p>
@@ -711,6 +719,7 @@
                 <w:rFonts w:ascii="Helvetica Neue Light" w:hAnsi="Helvetica Neue Light"/>
                 <w:sz w:val="20"/>
                 <w:szCs w:val="21"/>
+                <w:lang w:val="en-US"/>
               </w:rPr>
             </w:pPr>
             <w:r>
@@ -718,8 +727,45 @@
                 <w:rFonts w:ascii="Helvetica Neue Light" w:hAnsi="Helvetica Neue Light"/>
                 <w:sz w:val="20"/>
                 <w:szCs w:val="21"/>
-              </w:rPr>
-              <w:t>Overhauled the core reach forecasting engine from a one-dimensional sampler to a multi-dimensional supply-matrix and probabilistic sampling architecture, cutting forecast error by more than 50% across core flows and by 80% for guaranteed campaigns</w:t>
+                <w:lang w:val="en-US"/>
+              </w:rPr>
+              <w:t xml:space="preserve">Replaced the legacy one-dimensional reach estimator with a multi-period supply-matrix and probabilistic sampling architecture, </w:t>
+            </w:r>
+            <w:r>
+              <w:rPr>
+                <w:rFonts w:ascii="Helvetica Neue Light" w:hAnsi="Helvetica Neue Light"/>
+                <w:sz w:val="20"/>
+                <w:szCs w:val="21"/>
+                <w:lang w:val="en-US"/>
+              </w:rPr>
+              <w:t>decreased</w:t>
+            </w:r>
+            <w:r>
+              <w:rPr>
+                <w:rFonts w:ascii="Helvetica Neue Light" w:hAnsi="Helvetica Neue Light"/>
+                <w:sz w:val="20"/>
+                <w:szCs w:val="21"/>
+                <w:lang w:val="en-US"/>
+              </w:rPr>
+              <w:t xml:space="preserve"> forecast error</w:t>
+            </w:r>
+            <w:r>
+              <w:rPr>
+                <w:rFonts w:ascii="Helvetica Neue Light" w:hAnsi="Helvetica Neue Light"/>
+                <w:sz w:val="20"/>
+                <w:szCs w:val="21"/>
+                <w:lang w:val="en-US"/>
+              </w:rPr>
+              <w:t xml:space="preserve"> 50%+</w:t>
+            </w:r>
+            <w:r>
+              <w:rPr>
+                <w:rFonts w:ascii="Helvetica Neue Light" w:hAnsi="Helvetica Neue Light"/>
+                <w:sz w:val="20"/>
+                <w:szCs w:val="21"/>
+                <w:lang w:val="en-US"/>
+              </w:rPr>
+              <w:t xml:space="preserve"> across core products and cutting it by 80% for programmatic guaranteed campaigns</w:t>
             </w:r>
           </w:p>
           <w:p>
@@ -744,8 +790,33 @@
                 <w:rFonts w:ascii="Helvetica Neue Light" w:hAnsi="Helvetica Neue Light"/>
                 <w:sz w:val="20"/>
                 <w:szCs w:val="21"/>
-              </w:rPr>
-              <w:t>Re-architected the global reach forecasting platform to automate releases and give each engineer an isolated production-parity stack, cutting time to production from 9-15 days to about 1 hour and local iteration from 7+ minutes to seconds</w:t>
+                <w:lang w:val="en-US"/>
+              </w:rPr>
+              <w:t xml:space="preserve">Re-architected global reach forecasting into an independently deployable platform </w:t>
+            </w:r>
+            <w:r>
+              <w:rPr>
+                <w:rFonts w:ascii="Helvetica Neue Light" w:hAnsi="Helvetica Neue Light"/>
+                <w:sz w:val="20"/>
+                <w:szCs w:val="21"/>
+              </w:rPr>
+              <w:t>and g</w:t>
+            </w:r>
+            <w:r>
+              <w:rPr>
+                <w:rFonts w:ascii="Helvetica Neue Light" w:hAnsi="Helvetica Neue Light"/>
+                <w:sz w:val="20"/>
+                <w:szCs w:val="21"/>
+              </w:rPr>
+              <w:t>a</w:t>
+            </w:r>
+            <w:r>
+              <w:rPr>
+                <w:rFonts w:ascii="Helvetica Neue Light" w:hAnsi="Helvetica Neue Light"/>
+                <w:sz w:val="20"/>
+                <w:szCs w:val="21"/>
+              </w:rPr>
+              <w:t>ve each engineer an isolated production-parity stack, cutting time to production from 9-15 days to about 1 hour and local iteration from 7+ minutes to seconds</w:t>
             </w:r>
           </w:p>
           <w:p>
@@ -763,6 +834,7 @@
                 <w:rFonts w:ascii="Helvetica Neue Light" w:hAnsi="Helvetica Neue Light"/>
                 <w:sz w:val="20"/>
                 <w:szCs w:val="21"/>
+                <w:lang w:val="en-US"/>
               </w:rPr>
             </w:pPr>
             <w:r>
@@ -770,48 +842,9 @@
                 <w:rFonts w:ascii="Helvetica Neue Light" w:hAnsi="Helvetica Neue Light"/>
                 <w:sz w:val="20"/>
                 <w:szCs w:val="21"/>
-              </w:rPr>
-              <w:t xml:space="preserve">Built and scaled historical reach pipelines across 8 marketplaces and 90+ targeting segments; </w:t>
-            </w:r>
-            <w:r>
-              <w:rPr>
-                <w:rFonts w:ascii="Helvetica Neue Light" w:hAnsi="Helvetica Neue Light"/>
-                <w:sz w:val="20"/>
-                <w:szCs w:val="21"/>
-              </w:rPr>
-              <w:t>evolved</w:t>
-            </w:r>
-            <w:r>
-              <w:rPr>
-                <w:rFonts w:ascii="Helvetica Neue Light" w:hAnsi="Helvetica Neue Light"/>
-                <w:sz w:val="20"/>
-                <w:szCs w:val="21"/>
-              </w:rPr>
-              <w:t xml:space="preserve"> </w:t>
-            </w:r>
-            <w:r>
-              <w:rPr>
-                <w:rFonts w:ascii="Helvetica Neue Light" w:hAnsi="Helvetica Neue Light"/>
-                <w:sz w:val="20"/>
-                <w:szCs w:val="21"/>
-              </w:rPr>
-              <w:t xml:space="preserve">new segment </w:t>
-            </w:r>
-            <w:r>
-              <w:rPr>
-                <w:rFonts w:ascii="Helvetica Neue Light" w:hAnsi="Helvetica Neue Light"/>
-                <w:sz w:val="20"/>
-                <w:szCs w:val="21"/>
-              </w:rPr>
-              <w:t>onboarding from 1 week to half a day and cut EMR cost per run by 99%</w:t>
-            </w:r>
-            <w:r>
-              <w:rPr>
-                <w:rFonts w:ascii="Helvetica Neue Light" w:hAnsi="Helvetica Neue Light"/>
-                <w:sz w:val="20"/>
-                <w:szCs w:val="21"/>
-              </w:rPr>
-              <w:t xml:space="preserve"> via Spark optimizations and using cost-effective EC2 fleets</w:t>
+                <w:lang w:val="en-US"/>
+              </w:rPr>
+              <w:t>Established Amazon Ads' source-of-truth historical reach platform across 8 marketplaces and 90+ targeting segments, powering measurement for Prime Video, Twitch, Streaming TV, Audio, Devices, and online video; reduced segment onboarding from 1 week to half a day and compute cost per run by 99%</w:t>
             </w:r>
           </w:p>
           <w:p>
@@ -829,6 +862,7 @@
                 <w:rFonts w:ascii="Helvetica Neue Light" w:hAnsi="Helvetica Neue Light"/>
                 <w:sz w:val="20"/>
                 <w:szCs w:val="21"/>
+                <w:lang w:val="en-US"/>
               </w:rPr>
             </w:pPr>
             <w:r>
@@ -836,40 +870,9 @@
                 <w:rFonts w:ascii="Helvetica Neue Light" w:hAnsi="Helvetica Neue Light"/>
                 <w:sz w:val="20"/>
                 <w:szCs w:val="21"/>
-              </w:rPr>
-              <w:t>Designed org-wide data integrity and validation platform</w:t>
-            </w:r>
-            <w:r>
-              <w:rPr>
-                <w:rFonts w:ascii="Helvetica Neue Light" w:hAnsi="Helvetica Neue Light"/>
-                <w:sz w:val="20"/>
-                <w:szCs w:val="21"/>
-              </w:rPr>
-              <w:t xml:space="preserve"> for</w:t>
-            </w:r>
-            <w:r>
-              <w:rPr>
-                <w:rFonts w:ascii="Helvetica Neue Light" w:hAnsi="Helvetica Neue Light"/>
-                <w:sz w:val="20"/>
-                <w:szCs w:val="21"/>
-              </w:rPr>
-              <w:t xml:space="preserve"> 2 PB+ daily across 20+ pipelines; automated executive reporting and reduced release</w:t>
-            </w:r>
-            <w:r>
-              <w:rPr>
-                <w:rFonts w:ascii="Helvetica Neue Light" w:hAnsi="Helvetica Neue Light"/>
-                <w:sz w:val="20"/>
-                <w:szCs w:val="21"/>
-              </w:rPr>
-              <w:t xml:space="preserve"> time from days</w:t>
-            </w:r>
-            <w:r>
-              <w:rPr>
-                <w:rFonts w:ascii="Helvetica Neue Light" w:hAnsi="Helvetica Neue Light"/>
-                <w:sz w:val="20"/>
-                <w:szCs w:val="21"/>
-              </w:rPr>
-              <w:t xml:space="preserve"> to hours</w:t>
+                <w:lang w:val="en-US"/>
+              </w:rPr>
+              <w:t>Established standardized quality gates and automated validation for 2 PB+ daily across 20+ pipelines, reducing release approval from days to hours for executive and externally published reach data</w:t>
             </w:r>
           </w:p>
           <w:p>
@@ -887,6 +890,7 @@
                 <w:rFonts w:ascii="Helvetica Neue Light" w:hAnsi="Helvetica Neue Light"/>
                 <w:sz w:val="20"/>
                 <w:szCs w:val="21"/>
+                <w:lang w:val="en-US"/>
               </w:rPr>
             </w:pPr>
             <w:r>
@@ -894,8 +898,9 @@
                 <w:rFonts w:ascii="Helvetica Neue Light" w:hAnsi="Helvetica Neue Light"/>
                 <w:sz w:val="20"/>
                 <w:szCs w:val="21"/>
-              </w:rPr>
-              <w:t xml:space="preserve">Built Amazon Ads' first real-time reach and frequency API, serving sub-200 </w:t>
+                <w:lang w:val="en-US"/>
+              </w:rPr>
+              <w:t xml:space="preserve">Built a sub-200 </w:t>
             </w:r>
             <w:proofErr w:type="spellStart"/>
             <w:r>
@@ -903,6 +908,7 @@
                 <w:rFonts w:ascii="Helvetica Neue Light" w:hAnsi="Helvetica Neue Light"/>
                 <w:sz w:val="20"/>
                 <w:szCs w:val="21"/>
+                <w:lang w:val="en-US"/>
               </w:rPr>
               <w:t>ms</w:t>
             </w:r>
@@ -912,82 +918,27 @@
                 <w:rFonts w:ascii="Helvetica Neue Light" w:hAnsi="Helvetica Neue Light"/>
                 <w:sz w:val="20"/>
                 <w:szCs w:val="21"/>
-              </w:rPr>
-              <w:t xml:space="preserve"> queries </w:t>
-            </w:r>
-            <w:r>
-              <w:rPr>
-                <w:rFonts w:ascii="Helvetica Neue Light" w:hAnsi="Helvetica Neue Light"/>
-                <w:sz w:val="20"/>
-                <w:szCs w:val="21"/>
-              </w:rPr>
-              <w:t>on</w:t>
-            </w:r>
-            <w:r>
-              <w:rPr>
-                <w:rFonts w:ascii="Helvetica Neue Light" w:hAnsi="Helvetica Neue Light"/>
-                <w:sz w:val="20"/>
-                <w:szCs w:val="21"/>
-              </w:rPr>
-              <w:t xml:space="preserve"> multi-</w:t>
-            </w:r>
-            <w:r>
-              <w:rPr>
-                <w:rFonts w:ascii="Helvetica Neue Light" w:hAnsi="Helvetica Neue Light"/>
-                <w:sz w:val="20"/>
-                <w:szCs w:val="21"/>
-              </w:rPr>
-              <w:t>TB</w:t>
-            </w:r>
-            <w:r>
-              <w:rPr>
-                <w:rFonts w:ascii="Helvetica Neue Light" w:hAnsi="Helvetica Neue Light"/>
-                <w:sz w:val="20"/>
-                <w:szCs w:val="21"/>
-              </w:rPr>
-              <w:t xml:space="preserve"> Lucene index and powering core Amazon DSP forecasting workflows</w:t>
-            </w:r>
-          </w:p>
-          <w:p>
-            <w:pPr>
-              <w:pStyle w:val="ListParagraph"/>
-              <w:numPr>
-                <w:ilvl w:val="0"/>
-                <w:numId w:val="11"/>
-              </w:numPr>
-              <w:tabs>
-                <w:tab w:val="right" w:pos="7720"/>
-              </w:tabs>
-              <w:spacing w:line="276" w:lineRule="auto"/>
-              <w:rPr>
-                <w:rFonts w:ascii="Helvetica Neue Light" w:hAnsi="Helvetica Neue Light"/>
-                <w:sz w:val="20"/>
-                <w:szCs w:val="21"/>
-              </w:rPr>
-            </w:pPr>
-            <w:r>
-              <w:rPr>
-                <w:rFonts w:ascii="Helvetica Neue Light" w:hAnsi="Helvetica Neue Light"/>
-                <w:sz w:val="20"/>
-                <w:szCs w:val="21"/>
-              </w:rPr>
-              <w:t xml:space="preserve">Launched Amazon Ads' first Open Data API, adopted by major global advertising holding companies; led reach measurement for </w:t>
-            </w:r>
-            <w:r>
-              <w:rPr>
-                <w:rFonts w:ascii="Helvetica Neue Light" w:hAnsi="Helvetica Neue Light"/>
-                <w:sz w:val="20"/>
-                <w:szCs w:val="21"/>
-              </w:rPr>
-              <w:t>high visibility</w:t>
-            </w:r>
-            <w:r>
-              <w:rPr>
-                <w:rFonts w:ascii="Helvetica Neue Light" w:hAnsi="Helvetica Neue Light"/>
-                <w:sz w:val="20"/>
-                <w:szCs w:val="21"/>
-              </w:rPr>
-              <w:t xml:space="preserve"> launches across Prime Video, Twitch, Streaming TV, and other ad programs</w:t>
+                <w:lang w:val="en-US"/>
+              </w:rPr>
+              <w:t xml:space="preserve"> real-time reach and frequency API over a multi-TB Lucene index, now a core Amazon DSP forecasting dependency</w:t>
+            </w:r>
+            <w:r>
+              <w:rPr>
+                <w:rFonts w:ascii="Helvetica Neue Light" w:hAnsi="Helvetica Neue Light"/>
+                <w:sz w:val="20"/>
+                <w:szCs w:val="21"/>
+                <w:lang w:val="en-US"/>
+              </w:rPr>
+              <w:t xml:space="preserve">; </w:t>
+            </w:r>
+            <w:r>
+              <w:rPr>
+                <w:rFonts w:ascii="Helvetica Neue Light" w:hAnsi="Helvetica Neue Light"/>
+                <w:sz w:val="20"/>
+                <w:szCs w:val="21"/>
+                <w:lang w:val="en-US"/>
+              </w:rPr>
+              <w:t>launched an Open Data API adopted by major global advertising holding companies</w:t>
             </w:r>
           </w:p>
           <w:p>
@@ -1009,7 +960,7 @@
                 <w:color w:val="2E74B5" w:themeColor="accent5" w:themeShade="BF"/>
                 <w:sz w:val="20"/>
               </w:rPr>
-              <w:t>[Search Data &amp; ML Platform] - Scala • Java • Python • AWS</w:t>
+              <w:t>Search Data &amp; ML Platform</w:t>
             </w:r>
             <w:r>
               <w:tab/>
@@ -1047,7 +998,23 @@
                 <w:sz w:val="20"/>
                 <w:szCs w:val="21"/>
               </w:rPr>
-              <w:t>Created Amazon’s first low-latency, hourly attributed shopping-behavior dataset, enabling fine-grained model training and analysis affecting millions of customers</w:t>
+              <w:t xml:space="preserve">Created Amazon’s first low-latency, hourly attributed shopping-behavior dataset, enabling fine-grained model training and analysis </w:t>
+            </w:r>
+            <w:r>
+              <w:rPr>
+                <w:rFonts w:ascii="Helvetica Neue Light" w:hAnsi="Helvetica Neue Light"/>
+                <w:sz w:val="20"/>
+                <w:szCs w:val="21"/>
+              </w:rPr>
+              <w:t>for</w:t>
+            </w:r>
+            <w:r>
+              <w:rPr>
+                <w:rFonts w:ascii="Helvetica Neue Light" w:hAnsi="Helvetica Neue Light"/>
+                <w:sz w:val="20"/>
+                <w:szCs w:val="21"/>
+              </w:rPr>
+              <w:t xml:space="preserve"> millions of customers</w:t>
             </w:r>
           </w:p>
           <w:p>
@@ -1065,6 +1032,7 @@
                 <w:rFonts w:ascii="Helvetica Neue Light" w:hAnsi="Helvetica Neue Light"/>
                 <w:sz w:val="20"/>
                 <w:szCs w:val="21"/>
+                <w:lang w:val="en-US"/>
               </w:rPr>
             </w:pPr>
             <w:r>
@@ -1072,8 +1040,9 @@
                 <w:rFonts w:ascii="Helvetica Neue Light" w:hAnsi="Helvetica Neue Light"/>
                 <w:sz w:val="20"/>
                 <w:szCs w:val="21"/>
-              </w:rPr>
-              <w:t>Led the design and delivery of global GDPR automation for Amazon Search, eliminating recurring manual work for thousands of data-subject requests</w:t>
+                <w:lang w:val="en-US"/>
+              </w:rPr>
+              <w:t>Built a centralized marketplace data and onboarding platform, reducing resource cost by 79% and improving turnaround 5x across Search datasets</w:t>
             </w:r>
           </w:p>
           <w:p>
@@ -1091,6 +1060,7 @@
                 <w:rFonts w:ascii="Helvetica Neue Light" w:hAnsi="Helvetica Neue Light"/>
                 <w:sz w:val="20"/>
                 <w:szCs w:val="21"/>
+                <w:lang w:val="en-US"/>
               </w:rPr>
             </w:pPr>
             <w:r>
@@ -1098,8 +1068,54 @@
                 <w:rFonts w:ascii="Helvetica Neue Light" w:hAnsi="Helvetica Neue Light"/>
                 <w:sz w:val="20"/>
                 <w:szCs w:val="21"/>
-              </w:rPr>
-              <w:t>Built a centralized marketplace datastore and automated onboarding system, reducing onboarding resource costs by 79% and improving turnaround by 5x</w:t>
+                <w:lang w:val="en-US"/>
+              </w:rPr>
+              <w:t xml:space="preserve">Led global GDPR automation for Amazon Search, eliminating </w:t>
+            </w:r>
+            <w:r>
+              <w:rPr>
+                <w:rFonts w:ascii="Helvetica Neue Light" w:hAnsi="Helvetica Neue Light"/>
+                <w:sz w:val="20"/>
+                <w:szCs w:val="21"/>
+                <w:lang w:val="en-US"/>
+              </w:rPr>
+              <w:t xml:space="preserve">20+ </w:t>
+            </w:r>
+            <w:r>
+              <w:rPr>
+                <w:rFonts w:ascii="Helvetica Neue Light" w:hAnsi="Helvetica Neue Light"/>
+                <w:sz w:val="20"/>
+                <w:szCs w:val="21"/>
+                <w:lang w:val="en-US"/>
+              </w:rPr>
+              <w:t xml:space="preserve">hrs. per </w:t>
+            </w:r>
+            <w:r>
+              <w:rPr>
+                <w:rFonts w:ascii="Helvetica Neue Light" w:hAnsi="Helvetica Neue Light"/>
+                <w:sz w:val="20"/>
+                <w:szCs w:val="21"/>
+                <w:lang w:val="en-US"/>
+              </w:rPr>
+              <w:t xml:space="preserve">week </w:t>
+            </w:r>
+            <w:r>
+              <w:rPr>
+                <w:rFonts w:ascii="Helvetica Neue Light" w:hAnsi="Helvetica Neue Light"/>
+                <w:sz w:val="20"/>
+                <w:szCs w:val="21"/>
+                <w:lang w:val="en-US"/>
+              </w:rPr>
+              <w:t>manual work for thousands of data-subject request</w:t>
+            </w:r>
+            <w:r>
+              <w:rPr>
+                <w:rFonts w:ascii="Helvetica Neue Light" w:hAnsi="Helvetica Neue Light"/>
+                <w:sz w:val="20"/>
+                <w:szCs w:val="21"/>
+                <w:lang w:val="en-US"/>
+              </w:rPr>
+              <w:t>s</w:t>
             </w:r>
           </w:p>
           <w:p>
@@ -1117,6 +1133,7 @@
                 <w:rFonts w:ascii="Helvetica Neue Light" w:hAnsi="Helvetica Neue Light"/>
                 <w:sz w:val="20"/>
                 <w:szCs w:val="21"/>
+                <w:lang w:val="en-US"/>
               </w:rPr>
             </w:pPr>
             <w:r>
@@ -1124,24 +1141,9 @@
                 <w:rFonts w:ascii="Helvetica Neue Light" w:hAnsi="Helvetica Neue Light"/>
                 <w:sz w:val="20"/>
                 <w:szCs w:val="21"/>
-              </w:rPr>
-              <w:t>Reduced schema-change costs on</w:t>
-            </w:r>
-            <w:r>
-              <w:rPr>
-                <w:rFonts w:ascii="Helvetica Neue Light" w:hAnsi="Helvetica Neue Light"/>
-                <w:sz w:val="20"/>
-                <w:szCs w:val="21"/>
-              </w:rPr>
-              <w:t xml:space="preserve"> flagship</w:t>
-            </w:r>
-            <w:r>
-              <w:rPr>
-                <w:rFonts w:ascii="Helvetica Neue Light" w:hAnsi="Helvetica Neue Light"/>
-                <w:sz w:val="20"/>
-                <w:szCs w:val="21"/>
-              </w:rPr>
-              <w:t xml:space="preserve"> petabyte-scale dataset by 90% by introducing Avro, optimizing MapReduce logic, and migrating the platform to AWS</w:t>
+                <w:lang w:val="en-US"/>
+              </w:rPr>
+              <w:t>Reduced schema-change costs on a petabyte-scale master dataset by 90% through Avro adoption, MapReduce optimization, and migration to AWS</w:t>
             </w:r>
           </w:p>
           <w:p>
@@ -1163,7 +1165,7 @@
                 <w:color w:val="2E74B5" w:themeColor="accent5" w:themeShade="BF"/>
                 <w:sz w:val="20"/>
               </w:rPr>
-              <w:t>[Visual Search Intern] - Python • Java • R</w:t>
+              <w:t>Visual Search</w:t>
             </w:r>
             <w:r>
               <w:tab/>
@@ -1175,7 +1177,34 @@
                 <w:sz w:val="18"/>
                 <w:szCs w:val="22"/>
               </w:rPr>
-              <w:t>Aug. 2017 – Dec. 2017</w:t>
+              <w:t>2016</w:t>
+            </w:r>
+            <w:r>
+              <w:rPr>
+                <w:rFonts w:ascii="Helvetica Neue Medium" w:hAnsi="Helvetica Neue Medium"/>
+                <w:color w:val="595959" w:themeColor="text1" w:themeTint="A6"/>
+                <w:sz w:val="18"/>
+                <w:szCs w:val="22"/>
+              </w:rPr>
+              <w:t xml:space="preserve"> –</w:t>
+            </w:r>
+            <w:r>
+              <w:rPr>
+                <w:rFonts w:ascii="Helvetica Neue Medium" w:hAnsi="Helvetica Neue Medium"/>
+                <w:color w:val="595959" w:themeColor="text1" w:themeTint="A6"/>
+                <w:sz w:val="18"/>
+                <w:szCs w:val="22"/>
+              </w:rPr>
+              <w:t xml:space="preserve"> </w:t>
+            </w:r>
+            <w:r>
+              <w:rPr>
+                <w:rFonts w:ascii="Helvetica Neue Medium" w:hAnsi="Helvetica Neue Medium"/>
+                <w:color w:val="595959" w:themeColor="text1" w:themeTint="A6"/>
+                <w:sz w:val="18"/>
+                <w:szCs w:val="22"/>
+              </w:rPr>
+              <w:t>2017</w:t>
             </w:r>
           </w:p>
           <w:p>
@@ -1246,30 +1275,28 @@
           </w:p>
           <w:p>
             <w:pPr>
+              <w:pStyle w:val="ListParagraph"/>
+              <w:numPr>
+                <w:ilvl w:val="0"/>
+                <w:numId w:val="17"/>
+              </w:numPr>
               <w:tabs>
                 <w:tab w:val="right" w:pos="7720"/>
               </w:tabs>
-              <w:spacing w:before="140"/>
+              <w:spacing w:before="60" w:after="60" w:line="276" w:lineRule="auto"/>
+              <w:rPr>
+                <w:rFonts w:ascii="Helvetica Neue Light" w:hAnsi="Helvetica Neue Light"/>
+                <w:sz w:val="20"/>
+                <w:szCs w:val="21"/>
+              </w:rPr>
             </w:pPr>
             <w:r>
               <w:rPr>
-                <w:rFonts w:ascii="Helvetica Neue" w:hAnsi="Helvetica Neue"/>
-                <w:color w:val="2E74B5" w:themeColor="accent5" w:themeShade="BF"/>
-                <w:sz w:val="20"/>
-              </w:rPr>
-              <w:t>[Visual Search Intern] - Python • AWS</w:t>
-            </w:r>
-            <w:r>
-              <w:tab/>
-            </w:r>
-            <w:r>
-              <w:rPr>
-                <w:rFonts w:ascii="Helvetica Neue Medium" w:hAnsi="Helvetica Neue Medium"/>
-                <w:color w:val="595959" w:themeColor="text1" w:themeTint="A6"/>
-                <w:sz w:val="18"/>
-                <w:szCs w:val="22"/>
-              </w:rPr>
-              <w:t>Aug. 2016 – Dec. 2016</w:t>
+                <w:rFonts w:ascii="Helvetica Neue Light" w:hAnsi="Helvetica Neue Light"/>
+                <w:sz w:val="20"/>
+                <w:szCs w:val="21"/>
+              </w:rPr>
+              <w:t>Designed and launched a near real-time ingestion pipeline and API that reduced catalog-update latency from 3 days to under 5 seconds</w:t>
             </w:r>
           </w:p>
           <w:p>
@@ -1285,8 +1312,8 @@
               <w:spacing w:before="60" w:after="60" w:line="276" w:lineRule="auto"/>
               <w:rPr>
                 <w:rFonts w:ascii="Helvetica Neue Light" w:hAnsi="Helvetica Neue Light"/>
-                <w:sz w:val="20"/>
-                <w:szCs w:val="21"/>
+                <w:sz w:val="21"/>
+                <w:szCs w:val="22"/>
               </w:rPr>
             </w:pPr>
             <w:r>
@@ -1295,39 +1322,21 @@
                 <w:sz w:val="20"/>
                 <w:szCs w:val="21"/>
               </w:rPr>
-              <w:t>Designed and launched a near real-time ingestion pipeline and API that reduced catalog-update latency from 3 days to under 5 seconds</w:t>
-            </w:r>
-          </w:p>
-          <w:p>
-            <w:pPr>
-              <w:pStyle w:val="ListParagraph"/>
-              <w:numPr>
-                <w:ilvl w:val="0"/>
-                <w:numId w:val="17"/>
-              </w:numPr>
-              <w:tabs>
-                <w:tab w:val="right" w:pos="7720"/>
-              </w:tabs>
-              <w:spacing w:before="60" w:after="60" w:line="276" w:lineRule="auto"/>
-              <w:rPr>
-                <w:rFonts w:ascii="Helvetica Neue Light" w:hAnsi="Helvetica Neue Light"/>
-                <w:sz w:val="21"/>
-                <w:szCs w:val="22"/>
-              </w:rPr>
-            </w:pPr>
-            <w:r>
-              <w:rPr>
-                <w:rFonts w:ascii="Helvetica Neue Light" w:hAnsi="Helvetica Neue Light"/>
-                <w:sz w:val="20"/>
-                <w:szCs w:val="21"/>
-              </w:rPr>
-              <w:t>Built a backend service supporting near real-time additions, corrections, and deletions in Amazon’s barcode-search catalog</w:t>
+              <w:t>Built a backend service supporting near real-time additions, corrections, and deletions in Amazon’s barcode-search catalo</w:t>
+            </w:r>
+            <w:r>
+              <w:rPr>
+                <w:rFonts w:ascii="Helvetica Neue Light" w:hAnsi="Helvetica Neue Light"/>
+                <w:sz w:val="20"/>
+                <w:szCs w:val="21"/>
+              </w:rPr>
+              <w:t>g</w:t>
             </w:r>
           </w:p>
         </w:tc>
         <w:tc>
           <w:tcPr>
-            <w:tcW w:w="2601" w:type="dxa"/>
+            <w:tcW w:w="2510" w:type="dxa"/>
             <w:tcBorders>
               <w:top w:val="nil"/>
               <w:left w:val="nil"/>
@@ -1337,6 +1346,7 @@
           </w:tcPr>
           <w:p>
             <w:pPr>
+              <w:spacing w:after="240"/>
               <w:rPr>
                 <w:rFonts w:ascii="Helvetica Neue Medium" w:hAnsi="Helvetica Neue Medium"/>
                 <w:color w:val="2E74B5" w:themeColor="accent5" w:themeShade="BF"/>
@@ -1354,7 +1364,7 @@
                 <w:rFonts w:ascii="Helvetica Neue Medium" w:hAnsi="Helvetica Neue Medium"/>
                 <w:color w:val="2E74B5" w:themeColor="accent5" w:themeShade="BF"/>
               </w:rPr>
-              <w:t>LANGUAGES</w:t>
+              <w:t>CORE EXPERTISE</w:t>
             </w:r>
           </w:p>
           <w:p>
@@ -1379,8 +1389,21 @@
                 <w:sz w:val="21"/>
                 <w:szCs w:val="22"/>
               </w:rPr>
-              <w:t>Java</w:t>
-            </w:r>
+              <w:t>Distributed Systems</w:t>
+            </w:r>
+          </w:p>
+          <w:p>
+            <w:pPr>
+              <w:pStyle w:val="ListParagraph"/>
+              <w:spacing w:before="120" w:line="276" w:lineRule="auto"/>
+              <w:ind w:left="360"/>
+              <w:rPr>
+                <w:rFonts w:ascii="Helvetica Neue" w:hAnsi="Helvetica Neue"/>
+                <w:color w:val="000000" w:themeColor="text1"/>
+                <w:sz w:val="6"/>
+                <w:szCs w:val="6"/>
+              </w:rPr>
+            </w:pPr>
           </w:p>
           <w:p>
             <w:pPr>
@@ -1404,8 +1427,21 @@
                 <w:sz w:val="21"/>
                 <w:szCs w:val="22"/>
               </w:rPr>
-              <w:t>Python</w:t>
-            </w:r>
+              <w:t>Forecasting &amp; ML Infrastructure</w:t>
+            </w:r>
+          </w:p>
+          <w:p>
+            <w:pPr>
+              <w:pStyle w:val="ListParagraph"/>
+              <w:spacing w:before="120" w:line="276" w:lineRule="auto"/>
+              <w:ind w:left="360"/>
+              <w:rPr>
+                <w:rFonts w:ascii="Helvetica Neue" w:hAnsi="Helvetica Neue"/>
+                <w:color w:val="000000" w:themeColor="text1"/>
+                <w:sz w:val="6"/>
+                <w:szCs w:val="6"/>
+              </w:rPr>
+            </w:pPr>
           </w:p>
           <w:p>
             <w:pPr>
@@ -1429,8 +1465,21 @@
                 <w:sz w:val="21"/>
                 <w:szCs w:val="22"/>
               </w:rPr>
-              <w:t>Scala</w:t>
-            </w:r>
+              <w:t>Data Platforms</w:t>
+            </w:r>
+          </w:p>
+          <w:p>
+            <w:pPr>
+              <w:pStyle w:val="ListParagraph"/>
+              <w:spacing w:before="120" w:line="276" w:lineRule="auto"/>
+              <w:ind w:left="360"/>
+              <w:rPr>
+                <w:rFonts w:ascii="Helvetica Neue" w:hAnsi="Helvetica Neue"/>
+                <w:color w:val="000000" w:themeColor="text1"/>
+                <w:sz w:val="6"/>
+                <w:szCs w:val="6"/>
+              </w:rPr>
+            </w:pPr>
           </w:p>
           <w:p>
             <w:pPr>
@@ -1454,8 +1503,21 @@
                 <w:sz w:val="21"/>
                 <w:szCs w:val="22"/>
               </w:rPr>
-              <w:t>SQL</w:t>
-            </w:r>
+              <w:t>Real-Time API architecture</w:t>
+            </w:r>
+          </w:p>
+          <w:p>
+            <w:pPr>
+              <w:pStyle w:val="ListParagraph"/>
+              <w:spacing w:before="120" w:line="276" w:lineRule="auto"/>
+              <w:ind w:left="360"/>
+              <w:rPr>
+                <w:rFonts w:ascii="Helvetica Neue" w:hAnsi="Helvetica Neue"/>
+                <w:color w:val="000000" w:themeColor="text1"/>
+                <w:sz w:val="6"/>
+                <w:szCs w:val="6"/>
+              </w:rPr>
+            </w:pPr>
           </w:p>
           <w:p>
             <w:pPr>
@@ -1479,8 +1541,9 @@
                 <w:sz w:val="21"/>
                 <w:szCs w:val="22"/>
               </w:rPr>
-              <w:t>Type</w:t>
-            </w:r>
+              <w:t xml:space="preserve">Cross-org technical </w:t>
+            </w:r>
+            <w:proofErr w:type="spellStart"/>
             <w:r>
               <w:rPr>
                 <w:rFonts w:ascii="Helvetica Neue" w:hAnsi="Helvetica Neue"/>
@@ -1488,36 +1551,310 @@
                 <w:sz w:val="21"/>
                 <w:szCs w:val="22"/>
               </w:rPr>
-              <w:t>Script</w:t>
-            </w:r>
+              <w:t>direction</w:t>
+            </w:r>
+            <w:proofErr w:type="spellEnd"/>
           </w:p>
           <w:p>
-            <w:pPr>
+            <w:r>
               <w:rPr>
                 <w:rFonts w:ascii="Helvetica Neue Medium" w:hAnsi="Helvetica Neue Medium"/>
                 <w:color w:val="2E74B5" w:themeColor="accent5" w:themeShade="BF"/>
                 <w:sz w:val="22"/>
                 <w:szCs w:val="22"/>
               </w:rPr>
+              <w:br/>
+            </w:r>
+            <w:r>
+              <w:rPr>
+                <w:rFonts w:ascii="Helvetica Neue Medium" w:hAnsi="Helvetica Neue Medium"/>
+                <w:color w:val="2E74B5" w:themeColor="accent5" w:themeShade="BF"/>
+              </w:rPr>
+              <w:t>TECHNOLOGIES</w:t>
+            </w:r>
+          </w:p>
+          <w:p>
+            <w:pPr>
+              <w:pStyle w:val="ListParagraph"/>
+              <w:numPr>
+                <w:ilvl w:val="0"/>
+                <w:numId w:val="8"/>
+              </w:numPr>
+              <w:spacing w:before="240" w:after="240" w:line="276" w:lineRule="auto"/>
+              <w:rPr>
+                <w:rFonts w:ascii="Helvetica Neue" w:hAnsi="Helvetica Neue"/>
+                <w:color w:val="000000" w:themeColor="text1"/>
+                <w:sz w:val="21"/>
+                <w:szCs w:val="22"/>
+              </w:rPr>
+            </w:pPr>
+            <w:r>
+              <w:rPr>
+                <w:rFonts w:ascii="Helvetica Neue" w:hAnsi="Helvetica Neue"/>
+                <w:color w:val="000000" w:themeColor="text1"/>
+                <w:sz w:val="21"/>
+                <w:szCs w:val="22"/>
+              </w:rPr>
+              <w:t>Java, Python, SQL, Scala, R</w:t>
+            </w:r>
+          </w:p>
+          <w:p>
+            <w:pPr>
+              <w:pStyle w:val="ListParagraph"/>
+              <w:spacing w:before="240" w:line="276" w:lineRule="auto"/>
+              <w:ind w:left="360"/>
+              <w:rPr>
+                <w:rFonts w:ascii="Helvetica Neue" w:hAnsi="Helvetica Neue"/>
+                <w:color w:val="000000" w:themeColor="text1"/>
+                <w:sz w:val="6"/>
+                <w:szCs w:val="6"/>
+              </w:rPr>
             </w:pPr>
           </w:p>
           <w:p>
-            <w:r>
-              <w:rPr>
-                <w:rFonts w:ascii="Helvetica Neue Medium" w:hAnsi="Helvetica Neue Medium"/>
-                <w:color w:val="2E74B5" w:themeColor="accent5" w:themeShade="BF"/>
-                <w:sz w:val="22"/>
+            <w:pPr>
+              <w:pStyle w:val="ListParagraph"/>
+              <w:numPr>
+                <w:ilvl w:val="0"/>
+                <w:numId w:val="8"/>
+              </w:numPr>
+              <w:spacing w:before="240" w:line="276" w:lineRule="auto"/>
+              <w:rPr>
+                <w:rFonts w:ascii="Helvetica Neue" w:hAnsi="Helvetica Neue"/>
+                <w:color w:val="000000" w:themeColor="text1"/>
+                <w:sz w:val="21"/>
                 <w:szCs w:val="22"/>
               </w:rPr>
+            </w:pPr>
+            <w:r>
+              <w:rPr>
+                <w:rFonts w:ascii="Helvetica Neue" w:hAnsi="Helvetica Neue"/>
+                <w:b/>
+                <w:bCs/>
+                <w:color w:val="000000" w:themeColor="text1"/>
+                <w:sz w:val="21"/>
+                <w:szCs w:val="22"/>
+              </w:rPr>
+              <w:t>AWS</w:t>
+            </w:r>
+            <w:r>
+              <w:rPr>
+                <w:rFonts w:ascii="Helvetica Neue" w:hAnsi="Helvetica Neue"/>
+                <w:b/>
+                <w:bCs/>
+                <w:color w:val="000000" w:themeColor="text1"/>
+                <w:sz w:val="21"/>
+                <w:szCs w:val="22"/>
+              </w:rPr>
               <w:br/>
             </w:r>
             <w:r>
               <w:rPr>
-                <w:rFonts w:ascii="Helvetica Neue Medium" w:hAnsi="Helvetica Neue Medium"/>
-                <w:color w:val="2E74B5" w:themeColor="accent5" w:themeShade="BF"/>
-              </w:rPr>
-              <w:t>TECHNOLOGIES</w:t>
-            </w:r>
+                <w:rFonts w:ascii="Helvetica Neue Light" w:hAnsi="Helvetica Neue Light"/>
+                <w:color w:val="000000" w:themeColor="text1"/>
+                <w:sz w:val="21"/>
+                <w:szCs w:val="22"/>
+              </w:rPr>
+              <w:t>EMR</w:t>
+            </w:r>
+            <w:r>
+              <w:rPr>
+                <w:rFonts w:ascii="Helvetica Neue Light" w:hAnsi="Helvetica Neue Light"/>
+                <w:color w:val="000000" w:themeColor="text1"/>
+                <w:sz w:val="21"/>
+                <w:szCs w:val="22"/>
+              </w:rPr>
+              <w:t xml:space="preserve">, </w:t>
+            </w:r>
+            <w:r>
+              <w:rPr>
+                <w:rFonts w:ascii="Helvetica Neue Light" w:hAnsi="Helvetica Neue Light"/>
+                <w:color w:val="000000" w:themeColor="text1"/>
+                <w:sz w:val="21"/>
+                <w:szCs w:val="22"/>
+              </w:rPr>
+              <w:t>Glue</w:t>
+            </w:r>
+            <w:r>
+              <w:rPr>
+                <w:rFonts w:ascii="Helvetica Neue Light" w:hAnsi="Helvetica Neue Light"/>
+                <w:color w:val="000000" w:themeColor="text1"/>
+                <w:sz w:val="21"/>
+                <w:szCs w:val="22"/>
+              </w:rPr>
+              <w:t xml:space="preserve">, Step </w:t>
+            </w:r>
+            <w:proofErr w:type="spellStart"/>
+            <w:r>
+              <w:rPr>
+                <w:rFonts w:ascii="Helvetica Neue Light" w:hAnsi="Helvetica Neue Light"/>
+                <w:color w:val="000000" w:themeColor="text1"/>
+                <w:sz w:val="21"/>
+                <w:szCs w:val="22"/>
+              </w:rPr>
+              <w:t>Fns</w:t>
+            </w:r>
+            <w:proofErr w:type="spellEnd"/>
+            <w:r>
+              <w:rPr>
+                <w:rFonts w:ascii="Helvetica Neue Light" w:hAnsi="Helvetica Neue Light"/>
+                <w:color w:val="000000" w:themeColor="text1"/>
+                <w:sz w:val="21"/>
+                <w:szCs w:val="22"/>
+              </w:rPr>
+              <w:br/>
+              <w:t>EC2</w:t>
+            </w:r>
+            <w:r>
+              <w:rPr>
+                <w:rFonts w:ascii="Helvetica Neue Light" w:hAnsi="Helvetica Neue Light"/>
+                <w:color w:val="000000" w:themeColor="text1"/>
+                <w:sz w:val="21"/>
+                <w:szCs w:val="22"/>
+              </w:rPr>
+              <w:t xml:space="preserve">, </w:t>
+            </w:r>
+            <w:r>
+              <w:rPr>
+                <w:rFonts w:ascii="Helvetica Neue Light" w:hAnsi="Helvetica Neue Light"/>
+                <w:color w:val="000000" w:themeColor="text1"/>
+                <w:sz w:val="21"/>
+                <w:szCs w:val="22"/>
+              </w:rPr>
+              <w:t>IAM</w:t>
+            </w:r>
+            <w:r>
+              <w:rPr>
+                <w:rFonts w:ascii="Helvetica Neue Light" w:hAnsi="Helvetica Neue Light"/>
+                <w:color w:val="000000" w:themeColor="text1"/>
+                <w:sz w:val="21"/>
+                <w:szCs w:val="22"/>
+              </w:rPr>
+              <w:t xml:space="preserve">, </w:t>
+            </w:r>
+            <w:r>
+              <w:rPr>
+                <w:rFonts w:ascii="Helvetica Neue Light" w:hAnsi="Helvetica Neue Light"/>
+                <w:color w:val="000000" w:themeColor="text1"/>
+                <w:sz w:val="21"/>
+                <w:szCs w:val="22"/>
+              </w:rPr>
+              <w:t>Lambda</w:t>
+            </w:r>
+            <w:r>
+              <w:rPr>
+                <w:rFonts w:ascii="Helvetica Neue Light" w:hAnsi="Helvetica Neue Light"/>
+                <w:color w:val="000000" w:themeColor="text1"/>
+                <w:sz w:val="21"/>
+                <w:szCs w:val="22"/>
+              </w:rPr>
+              <w:t xml:space="preserve">, </w:t>
+            </w:r>
+            <w:r>
+              <w:rPr>
+                <w:rFonts w:ascii="Helvetica Neue Light" w:hAnsi="Helvetica Neue Light"/>
+                <w:color w:val="000000" w:themeColor="text1"/>
+                <w:sz w:val="21"/>
+                <w:szCs w:val="22"/>
+              </w:rPr>
+              <w:t>Sage</w:t>
+            </w:r>
+            <w:r>
+              <w:rPr>
+                <w:rFonts w:ascii="Helvetica Neue Light" w:hAnsi="Helvetica Neue Light"/>
+                <w:color w:val="000000" w:themeColor="text1"/>
+                <w:sz w:val="21"/>
+                <w:szCs w:val="22"/>
+              </w:rPr>
+              <w:t>M</w:t>
+            </w:r>
+            <w:r>
+              <w:rPr>
+                <w:rFonts w:ascii="Helvetica Neue Light" w:hAnsi="Helvetica Neue Light"/>
+                <w:color w:val="000000" w:themeColor="text1"/>
+                <w:sz w:val="21"/>
+                <w:szCs w:val="22"/>
+              </w:rPr>
+              <w:t>aker</w:t>
+            </w:r>
+            <w:r>
+              <w:rPr>
+                <w:rFonts w:ascii="Helvetica Neue Light" w:hAnsi="Helvetica Neue Light"/>
+                <w:color w:val="000000" w:themeColor="text1"/>
+                <w:sz w:val="21"/>
+                <w:szCs w:val="22"/>
+              </w:rPr>
+              <w:t xml:space="preserve"> Model Serving</w:t>
+            </w:r>
+            <w:r>
+              <w:rPr>
+                <w:rFonts w:ascii="Helvetica Neue Light" w:hAnsi="Helvetica Neue Light"/>
+                <w:color w:val="000000" w:themeColor="text1"/>
+                <w:sz w:val="21"/>
+                <w:szCs w:val="22"/>
+              </w:rPr>
+              <w:t>, CloudFormation</w:t>
+            </w:r>
+          </w:p>
+          <w:p>
+            <w:pPr>
+              <w:pStyle w:val="ListParagraph"/>
+              <w:spacing w:before="240" w:line="276" w:lineRule="auto"/>
+              <w:ind w:left="360"/>
+              <w:rPr>
+                <w:rFonts w:ascii="Helvetica Neue" w:hAnsi="Helvetica Neue"/>
+                <w:color w:val="000000" w:themeColor="text1"/>
+                <w:sz w:val="6"/>
+                <w:szCs w:val="6"/>
+              </w:rPr>
+            </w:pPr>
+          </w:p>
+          <w:p>
+            <w:pPr>
+              <w:pStyle w:val="ListParagraph"/>
+              <w:numPr>
+                <w:ilvl w:val="0"/>
+                <w:numId w:val="8"/>
+              </w:numPr>
+              <w:spacing w:before="240" w:line="276" w:lineRule="auto"/>
+              <w:rPr>
+                <w:rFonts w:ascii="Helvetica Neue" w:hAnsi="Helvetica Neue"/>
+                <w:color w:val="000000" w:themeColor="text1"/>
+                <w:sz w:val="21"/>
+                <w:szCs w:val="22"/>
+              </w:rPr>
+            </w:pPr>
+            <w:r>
+              <w:rPr>
+                <w:rFonts w:ascii="Helvetica Neue" w:hAnsi="Helvetica Neue"/>
+                <w:color w:val="000000" w:themeColor="text1"/>
+                <w:sz w:val="21"/>
+                <w:szCs w:val="22"/>
+              </w:rPr>
+              <w:t>Spar</w:t>
+            </w:r>
+            <w:r>
+              <w:rPr>
+                <w:rFonts w:ascii="Helvetica Neue" w:hAnsi="Helvetica Neue"/>
+                <w:color w:val="000000" w:themeColor="text1"/>
+                <w:sz w:val="21"/>
+                <w:szCs w:val="22"/>
+              </w:rPr>
+              <w:t>k</w:t>
+            </w:r>
+          </w:p>
+          <w:p>
+            <w:pPr>
+              <w:pStyle w:val="ListParagraph"/>
+              <w:spacing w:before="240" w:line="276" w:lineRule="auto"/>
+              <w:ind w:left="360"/>
+              <w:rPr>
+                <w:rFonts w:ascii="Helvetica Neue" w:hAnsi="Helvetica Neue"/>
+                <w:color w:val="000000" w:themeColor="text1"/>
+                <w:sz w:val="6"/>
+                <w:szCs w:val="6"/>
+              </w:rPr>
+            </w:pPr>
           </w:p>
           <w:p>
             <w:pPr>
@@ -1541,236 +1878,8 @@
                 <w:sz w:val="21"/>
                 <w:szCs w:val="22"/>
               </w:rPr>
-              <w:t>AWS</w:t>
-            </w:r>
-            <w:r>
-              <w:rPr>
-                <w:rFonts w:ascii="Helvetica Neue" w:hAnsi="Helvetica Neue"/>
-                <w:color w:val="000000" w:themeColor="text1"/>
-                <w:sz w:val="21"/>
-                <w:szCs w:val="22"/>
-              </w:rPr>
-              <w:br/>
-              <w:t xml:space="preserve">  </w:t>
-            </w:r>
-            <w:r>
-              <w:rPr>
-                <w:rFonts w:ascii="Helvetica Neue Light" w:hAnsi="Helvetica Neue Light"/>
-                <w:color w:val="000000" w:themeColor="text1"/>
-                <w:sz w:val="21"/>
-                <w:szCs w:val="22"/>
-              </w:rPr>
-              <w:t>EMR/Glue</w:t>
-            </w:r>
-            <w:r>
-              <w:rPr>
-                <w:rFonts w:ascii="Helvetica Neue Light" w:hAnsi="Helvetica Neue Light"/>
-                <w:color w:val="000000" w:themeColor="text1"/>
-                <w:sz w:val="21"/>
-                <w:szCs w:val="22"/>
-              </w:rPr>
-              <w:t>/</w:t>
-            </w:r>
-            <w:proofErr w:type="spellStart"/>
-            <w:r>
-              <w:rPr>
-                <w:rFonts w:ascii="Helvetica Neue Light" w:hAnsi="Helvetica Neue Light"/>
-                <w:color w:val="000000" w:themeColor="text1"/>
-                <w:sz w:val="21"/>
-                <w:szCs w:val="22"/>
-              </w:rPr>
-              <w:t>Sfn</w:t>
-            </w:r>
-            <w:proofErr w:type="spellEnd"/>
-            <w:r>
-              <w:rPr>
-                <w:rFonts w:ascii="Helvetica Neue Light" w:hAnsi="Helvetica Neue Light"/>
-                <w:color w:val="000000" w:themeColor="text1"/>
-                <w:sz w:val="21"/>
-                <w:szCs w:val="22"/>
-              </w:rPr>
-              <w:br/>
-              <w:t xml:space="preserve">  EC2/IAM/</w:t>
-            </w:r>
-            <w:proofErr w:type="spellStart"/>
-            <w:r>
-              <w:rPr>
-                <w:rFonts w:ascii="Helvetica Neue Light" w:hAnsi="Helvetica Neue Light"/>
-                <w:color w:val="000000" w:themeColor="text1"/>
-                <w:sz w:val="21"/>
-                <w:szCs w:val="22"/>
-              </w:rPr>
-              <w:t>Cfn</w:t>
-            </w:r>
-            <w:proofErr w:type="spellEnd"/>
-            <w:r>
-              <w:rPr>
-                <w:rFonts w:ascii="Helvetica Neue Light" w:hAnsi="Helvetica Neue Light"/>
-                <w:color w:val="000000" w:themeColor="text1"/>
-                <w:sz w:val="21"/>
-                <w:szCs w:val="22"/>
-              </w:rPr>
-              <w:br/>
-              <w:t xml:space="preserve">  </w:t>
-            </w:r>
-            <w:r>
-              <w:rPr>
-                <w:rFonts w:ascii="Helvetica Neue Light" w:hAnsi="Helvetica Neue Light"/>
-                <w:color w:val="000000" w:themeColor="text1"/>
-                <w:sz w:val="21"/>
-                <w:szCs w:val="22"/>
-              </w:rPr>
-              <w:t>Lambda/</w:t>
-            </w:r>
-            <w:proofErr w:type="spellStart"/>
-            <w:r>
-              <w:rPr>
-                <w:rFonts w:ascii="Helvetica Neue Light" w:hAnsi="Helvetica Neue Light"/>
-                <w:color w:val="000000" w:themeColor="text1"/>
-                <w:sz w:val="21"/>
-                <w:szCs w:val="22"/>
-              </w:rPr>
-              <w:t>Sagemaker</w:t>
-            </w:r>
-            <w:proofErr w:type="spellEnd"/>
-          </w:p>
-          <w:p>
-            <w:pPr>
-              <w:pStyle w:val="ListParagraph"/>
-              <w:numPr>
-                <w:ilvl w:val="0"/>
-                <w:numId w:val="8"/>
-              </w:numPr>
-              <w:spacing w:line="276" w:lineRule="auto"/>
-              <w:rPr>
-                <w:rFonts w:ascii="Helvetica Neue" w:hAnsi="Helvetica Neue"/>
-                <w:color w:val="000000" w:themeColor="text1"/>
-                <w:sz w:val="21"/>
-                <w:szCs w:val="22"/>
-              </w:rPr>
-            </w:pPr>
-            <w:r>
-              <w:rPr>
-                <w:rFonts w:ascii="Helvetica Neue" w:hAnsi="Helvetica Neue"/>
-                <w:color w:val="000000" w:themeColor="text1"/>
-                <w:sz w:val="21"/>
-                <w:szCs w:val="22"/>
-              </w:rPr>
-              <w:t>Spark</w:t>
-            </w:r>
-          </w:p>
-          <w:p>
-            <w:pPr>
-              <w:pStyle w:val="ListParagraph"/>
-              <w:numPr>
-                <w:ilvl w:val="0"/>
-                <w:numId w:val="8"/>
-              </w:numPr>
-              <w:spacing w:line="276" w:lineRule="auto"/>
-              <w:rPr>
-                <w:rFonts w:ascii="Helvetica Neue" w:hAnsi="Helvetica Neue"/>
-                <w:color w:val="000000" w:themeColor="text1"/>
-                <w:sz w:val="21"/>
-                <w:szCs w:val="22"/>
-              </w:rPr>
-            </w:pPr>
-            <w:r>
-              <w:rPr>
-                <w:rFonts w:ascii="Helvetica Neue" w:hAnsi="Helvetica Neue"/>
-                <w:color w:val="000000" w:themeColor="text1"/>
-                <w:sz w:val="21"/>
-                <w:szCs w:val="22"/>
-              </w:rPr>
               <w:t>Lucene</w:t>
             </w:r>
-          </w:p>
-          <w:p>
-            <w:pPr>
-              <w:pStyle w:val="ListParagraph"/>
-              <w:numPr>
-                <w:ilvl w:val="0"/>
-                <w:numId w:val="8"/>
-              </w:numPr>
-              <w:spacing w:before="120" w:line="276" w:lineRule="auto"/>
-              <w:rPr>
-                <w:rFonts w:ascii="Helvetica Neue" w:hAnsi="Helvetica Neue"/>
-                <w:color w:val="000000" w:themeColor="text1"/>
-                <w:sz w:val="21"/>
-                <w:szCs w:val="22"/>
-              </w:rPr>
-            </w:pPr>
-            <w:r>
-              <w:rPr>
-                <w:rFonts w:ascii="Helvetica Neue" w:hAnsi="Helvetica Neue"/>
-                <w:color w:val="000000" w:themeColor="text1"/>
-                <w:sz w:val="21"/>
-                <w:szCs w:val="22"/>
-              </w:rPr>
-              <w:t>Git</w:t>
-            </w:r>
-          </w:p>
-          <w:p>
-            <w:pPr>
-              <w:pStyle w:val="ListParagraph"/>
-              <w:numPr>
-                <w:ilvl w:val="0"/>
-                <w:numId w:val="8"/>
-              </w:numPr>
-              <w:spacing w:line="276" w:lineRule="auto"/>
-              <w:rPr>
-                <w:rFonts w:ascii="Helvetica Neue" w:hAnsi="Helvetica Neue"/>
-                <w:color w:val="000000" w:themeColor="text1"/>
-                <w:sz w:val="21"/>
-                <w:szCs w:val="22"/>
-              </w:rPr>
-            </w:pPr>
-            <w:r>
-              <w:rPr>
-                <w:rFonts w:ascii="Helvetica Neue" w:hAnsi="Helvetica Neue"/>
-                <w:color w:val="000000" w:themeColor="text1"/>
-                <w:sz w:val="21"/>
-                <w:szCs w:val="22"/>
-              </w:rPr>
-              <w:t>*</w:t>
-            </w:r>
-            <w:proofErr w:type="gramStart"/>
-            <w:r>
-              <w:rPr>
-                <w:rFonts w:ascii="Helvetica Neue" w:hAnsi="Helvetica Neue"/>
-                <w:color w:val="000000" w:themeColor="text1"/>
-                <w:sz w:val="21"/>
-                <w:szCs w:val="22"/>
-              </w:rPr>
-              <w:t>n</w:t>
-            </w:r>
-            <w:r>
-              <w:rPr>
-                <w:rFonts w:ascii="Helvetica Neue" w:hAnsi="Helvetica Neue"/>
-                <w:color w:val="000000" w:themeColor="text1"/>
-                <w:sz w:val="21"/>
-                <w:szCs w:val="22"/>
-              </w:rPr>
-              <w:t>i</w:t>
-            </w:r>
-            <w:r>
-              <w:rPr>
-                <w:rFonts w:ascii="Helvetica Neue" w:hAnsi="Helvetica Neue"/>
-                <w:color w:val="000000" w:themeColor="text1"/>
-                <w:sz w:val="21"/>
-                <w:szCs w:val="22"/>
-              </w:rPr>
-              <w:t>x</w:t>
-            </w:r>
-            <w:proofErr w:type="gramEnd"/>
-          </w:p>
-          <w:p>
-            <w:pPr>
-              <w:rPr>
-                <w:rFonts w:ascii="Helvetica Neue" w:hAnsi="Helvetica Neue"/>
-                <w:color w:val="000000" w:themeColor="text1"/>
-                <w:sz w:val="22"/>
-              </w:rPr>
-            </w:pPr>
           </w:p>
           <w:p>
             <w:pPr>
@@ -1827,9 +1936,8 @@
                 <w:sz w:val="21"/>
                 <w:szCs w:val="22"/>
               </w:rPr>
-              <w:t>B.</w:t>
-            </w:r>
-            <w:proofErr w:type="gramStart"/>
+              <w:t>B.A.Sc</w:t>
+            </w:r>
             <w:r>
               <w:rPr>
                 <w:rFonts w:ascii="Helvetica Neue Light" w:hAnsi="Helvetica Neue Light"/>
@@ -1837,9 +1945,8 @@
                 <w:sz w:val="21"/>
                 <w:szCs w:val="22"/>
               </w:rPr>
-              <w:t>A.Sc</w:t>
-            </w:r>
-            <w:proofErr w:type="gramEnd"/>
+              <w:t>.</w:t>
+            </w:r>
             <w:r>
               <w:rPr>
                 <w:rFonts w:ascii="Helvetica Neue Light" w:hAnsi="Helvetica Neue Light"/>
@@ -1854,334 +1961,18 @@
             <w:pPr>
               <w:spacing w:before="60" w:line="360" w:lineRule="auto"/>
               <w:rPr>
-                <w:rFonts w:ascii="Helvetica Neue Light" w:hAnsi="Helvetica Neue Light"/>
-                <w:color w:val="000000" w:themeColor="text1"/>
-                <w:sz w:val="20"/>
-                <w:szCs w:val="22"/>
-              </w:rPr>
-            </w:pPr>
-            <w:r>
-              <w:rPr>
-                <w:rFonts w:ascii="Helvetica Neue Light" w:hAnsi="Helvetica Neue Light"/>
-                <w:color w:val="000000" w:themeColor="text1"/>
-                <w:sz w:val="20"/>
-                <w:szCs w:val="22"/>
-              </w:rPr>
-              <w:t>2013 – 2018</w:t>
-            </w:r>
-          </w:p>
-          <w:p>
-            <w:pPr>
-              <w:spacing w:before="120" w:line="276" w:lineRule="auto"/>
-              <w:rPr>
-                <w:rFonts w:ascii="Helvetica Neue Medium" w:hAnsi="Helvetica Neue Medium"/>
-                <w:color w:val="000000" w:themeColor="text1"/>
-                <w:sz w:val="22"/>
-              </w:rPr>
-            </w:pPr>
-            <w:r>
-              <w:rPr>
-                <w:rFonts w:ascii="Helvetica Neue Medium" w:hAnsi="Helvetica Neue Medium"/>
-                <w:color w:val="000000" w:themeColor="text1"/>
-                <w:sz w:val="22"/>
-              </w:rPr>
-              <w:t>Relevant Courses</w:t>
-            </w:r>
-          </w:p>
-          <w:p>
-            <w:pPr>
-              <w:pStyle w:val="ListParagraph"/>
-              <w:numPr>
-                <w:ilvl w:val="0"/>
-                <w:numId w:val="9"/>
-              </w:numPr>
-              <w:spacing w:before="60" w:line="276" w:lineRule="auto"/>
-              <w:rPr>
-                <w:rFonts w:ascii="Helvetica Neue" w:hAnsi="Helvetica Neue"/>
-                <w:color w:val="000000" w:themeColor="text1"/>
-                <w:sz w:val="21"/>
-                <w:szCs w:val="22"/>
-              </w:rPr>
-            </w:pPr>
-            <w:r>
-              <w:rPr>
-                <w:rFonts w:ascii="Helvetica Neue" w:hAnsi="Helvetica Neue"/>
-                <w:color w:val="000000" w:themeColor="text1"/>
-                <w:sz w:val="21"/>
-                <w:szCs w:val="22"/>
-              </w:rPr>
-              <w:t>Fuzzy Inferencing Systems</w:t>
-            </w:r>
-            <w:r>
-              <w:rPr>
-                <w:rFonts w:ascii="Helvetica Neue" w:hAnsi="Helvetica Neue"/>
-                <w:color w:val="000000" w:themeColor="text1"/>
-                <w:sz w:val="21"/>
-                <w:szCs w:val="22"/>
-              </w:rPr>
-              <w:t xml:space="preserve"> &amp; </w:t>
-            </w:r>
-            <w:r>
-              <w:rPr>
-                <w:rFonts w:ascii="Helvetica Neue" w:hAnsi="Helvetica Neue"/>
-                <w:color w:val="000000" w:themeColor="text1"/>
-                <w:sz w:val="21"/>
-                <w:szCs w:val="22"/>
-              </w:rPr>
-              <w:t>AI</w:t>
-            </w:r>
-          </w:p>
-          <w:p>
-            <w:pPr>
-              <w:pStyle w:val="ListParagraph"/>
-              <w:numPr>
-                <w:ilvl w:val="0"/>
-                <w:numId w:val="9"/>
-              </w:numPr>
-              <w:spacing w:before="60" w:line="276" w:lineRule="auto"/>
-              <w:rPr>
-                <w:rFonts w:ascii="Helvetica Neue" w:hAnsi="Helvetica Neue"/>
-                <w:color w:val="000000" w:themeColor="text1"/>
-                <w:sz w:val="21"/>
-                <w:szCs w:val="22"/>
-              </w:rPr>
-            </w:pPr>
-            <w:r>
-              <w:rPr>
-                <w:rFonts w:ascii="Helvetica Neue" w:hAnsi="Helvetica Neue"/>
-                <w:color w:val="000000" w:themeColor="text1"/>
-                <w:sz w:val="21"/>
-                <w:szCs w:val="22"/>
-              </w:rPr>
-              <w:t>Distributed Systems</w:t>
-            </w:r>
-          </w:p>
-          <w:p>
-            <w:pPr>
-              <w:pStyle w:val="ListParagraph"/>
-              <w:numPr>
-                <w:ilvl w:val="0"/>
-                <w:numId w:val="9"/>
-              </w:numPr>
-              <w:spacing w:before="60" w:line="276" w:lineRule="auto"/>
-              <w:rPr>
-                <w:rFonts w:ascii="Helvetica Neue" w:hAnsi="Helvetica Neue"/>
-                <w:color w:val="000000" w:themeColor="text1"/>
-                <w:sz w:val="21"/>
-                <w:szCs w:val="22"/>
-              </w:rPr>
-            </w:pPr>
-            <w:r>
-              <w:rPr>
-                <w:rFonts w:ascii="Helvetica Neue" w:hAnsi="Helvetica Neue"/>
-                <w:color w:val="000000" w:themeColor="text1"/>
-                <w:sz w:val="21"/>
-                <w:szCs w:val="22"/>
-              </w:rPr>
-              <w:t>Operating Systems</w:t>
-            </w:r>
-          </w:p>
-          <w:p>
-            <w:pPr>
-              <w:pStyle w:val="ListParagraph"/>
-              <w:numPr>
-                <w:ilvl w:val="0"/>
-                <w:numId w:val="9"/>
-              </w:numPr>
-              <w:spacing w:before="60" w:line="276" w:lineRule="auto"/>
-              <w:rPr>
-                <w:rFonts w:ascii="Helvetica Neue" w:hAnsi="Helvetica Neue"/>
-                <w:color w:val="000000" w:themeColor="text1"/>
-                <w:sz w:val="21"/>
-                <w:szCs w:val="22"/>
-              </w:rPr>
-            </w:pPr>
-            <w:r>
-              <w:rPr>
-                <w:rFonts w:ascii="Helvetica Neue" w:hAnsi="Helvetica Neue"/>
-                <w:color w:val="000000" w:themeColor="text1"/>
-                <w:sz w:val="21"/>
-                <w:szCs w:val="22"/>
-              </w:rPr>
-              <w:t>Compilers</w:t>
-            </w:r>
-          </w:p>
-          <w:p>
-            <w:pPr>
-              <w:pStyle w:val="ListParagraph"/>
-              <w:numPr>
-                <w:ilvl w:val="0"/>
-                <w:numId w:val="9"/>
-              </w:numPr>
-              <w:spacing w:before="60" w:after="120" w:line="276" w:lineRule="auto"/>
-              <w:rPr>
-                <w:color w:val="000000" w:themeColor="text1"/>
-                <w:sz w:val="22"/>
-                <w:szCs w:val="22"/>
-              </w:rPr>
-            </w:pPr>
-            <w:r>
-              <w:rPr>
-                <w:rFonts w:ascii="Helvetica Neue" w:hAnsi="Helvetica Neue"/>
-                <w:color w:val="000000" w:themeColor="text1"/>
-                <w:sz w:val="21"/>
-                <w:szCs w:val="22"/>
-              </w:rPr>
-              <w:t>Databases</w:t>
-            </w:r>
-          </w:p>
-          <w:p>
-            <w:pPr>
-              <w:pStyle w:val="ListParagraph"/>
-              <w:numPr>
-                <w:ilvl w:val="0"/>
-                <w:numId w:val="9"/>
-              </w:numPr>
-              <w:spacing w:before="60" w:line="276" w:lineRule="auto"/>
-              <w:rPr>
                 <w:rFonts w:ascii="Helvetica Neue Medium" w:hAnsi="Helvetica Neue Medium"/>
                 <w:color w:val="2E74B5" w:themeColor="accent5" w:themeShade="BF"/>
               </w:rPr>
             </w:pPr>
             <w:r>
               <w:rPr>
-                <w:rFonts w:ascii="Helvetica Neue" w:hAnsi="Helvetica Neue"/>
-                <w:color w:val="000000" w:themeColor="text1"/>
-                <w:sz w:val="21"/>
+                <w:rFonts w:ascii="Helvetica Neue Light" w:hAnsi="Helvetica Neue Light"/>
+                <w:color w:val="000000" w:themeColor="text1"/>
+                <w:sz w:val="20"/>
                 <w:szCs w:val="22"/>
               </w:rPr>
-              <w:t>Computer Networks</w:t>
-            </w:r>
-          </w:p>
-          <w:p>
-            <w:pPr>
-              <w:rPr>
-                <w:rFonts w:ascii="Helvetica Neue Medium" w:hAnsi="Helvetica Neue Medium"/>
-                <w:color w:val="2E74B5" w:themeColor="accent5" w:themeShade="BF"/>
-                <w:sz w:val="22"/>
-                <w:szCs w:val="22"/>
-              </w:rPr>
-            </w:pPr>
-          </w:p>
-          <w:p>
-            <w:pPr>
-              <w:rPr>
-                <w:rFonts w:ascii="Helvetica Neue Medium" w:hAnsi="Helvetica Neue Medium"/>
-                <w:color w:val="2E74B5" w:themeColor="accent5" w:themeShade="BF"/>
-              </w:rPr>
-            </w:pPr>
-            <w:r>
-              <w:rPr>
-                <w:rFonts w:ascii="Helvetica Neue Medium" w:hAnsi="Helvetica Neue Medium"/>
-                <w:color w:val="2E74B5" w:themeColor="accent5" w:themeShade="BF"/>
-                <w:sz w:val="22"/>
-                <w:szCs w:val="22"/>
-              </w:rPr>
-              <w:br/>
-            </w:r>
-            <w:r>
-              <w:rPr>
-                <w:rFonts w:ascii="Helvetica Neue Medium" w:hAnsi="Helvetica Neue Medium"/>
-                <w:color w:val="2E74B5" w:themeColor="accent5" w:themeShade="BF"/>
-              </w:rPr>
-              <w:t>INTERESTS</w:t>
-            </w:r>
-          </w:p>
-          <w:p>
-            <w:pPr>
-              <w:pStyle w:val="ListParagraph"/>
-              <w:numPr>
-                <w:ilvl w:val="0"/>
-                <w:numId w:val="10"/>
-              </w:numPr>
-              <w:spacing w:before="120" w:line="276" w:lineRule="auto"/>
-              <w:rPr>
-                <w:rFonts w:ascii="Helvetica Neue" w:hAnsi="Helvetica Neue"/>
-                <w:color w:val="000000" w:themeColor="text1"/>
-                <w:sz w:val="21"/>
-                <w:szCs w:val="22"/>
-              </w:rPr>
-            </w:pPr>
-            <w:r>
-              <w:rPr>
-                <w:rFonts w:ascii="Helvetica Neue" w:hAnsi="Helvetica Neue"/>
-                <w:color w:val="000000" w:themeColor="text1"/>
-                <w:sz w:val="21"/>
-                <w:szCs w:val="22"/>
-              </w:rPr>
-              <w:t>Travel</w:t>
-            </w:r>
-          </w:p>
-          <w:p>
-            <w:pPr>
-              <w:pStyle w:val="ListParagraph"/>
-              <w:numPr>
-                <w:ilvl w:val="0"/>
-                <w:numId w:val="10"/>
-              </w:numPr>
-              <w:spacing w:before="120" w:line="276" w:lineRule="auto"/>
-              <w:rPr>
-                <w:rFonts w:ascii="Helvetica Neue" w:hAnsi="Helvetica Neue"/>
-                <w:color w:val="000000" w:themeColor="text1"/>
-                <w:sz w:val="21"/>
-                <w:szCs w:val="22"/>
-              </w:rPr>
-            </w:pPr>
-            <w:r>
-              <w:rPr>
-                <w:rFonts w:ascii="Helvetica Neue" w:hAnsi="Helvetica Neue"/>
-                <w:color w:val="000000" w:themeColor="text1"/>
-                <w:sz w:val="21"/>
-                <w:szCs w:val="22"/>
-              </w:rPr>
-              <w:t>Cooking</w:t>
-            </w:r>
-          </w:p>
-          <w:p>
-            <w:pPr>
-              <w:pStyle w:val="ListParagraph"/>
-              <w:numPr>
-                <w:ilvl w:val="0"/>
-                <w:numId w:val="10"/>
-              </w:numPr>
-              <w:spacing w:line="276" w:lineRule="auto"/>
-              <w:rPr>
-                <w:rFonts w:ascii="Helvetica Neue" w:hAnsi="Helvetica Neue"/>
-                <w:color w:val="000000" w:themeColor="text1"/>
-                <w:sz w:val="22"/>
-              </w:rPr>
-            </w:pPr>
-            <w:r>
-              <w:rPr>
-                <w:rFonts w:ascii="Helvetica Neue" w:hAnsi="Helvetica Neue"/>
-                <w:color w:val="000000" w:themeColor="text1"/>
-                <w:sz w:val="21"/>
-                <w:szCs w:val="22"/>
-              </w:rPr>
-              <w:t>Writing</w:t>
-            </w:r>
-          </w:p>
-          <w:p>
-            <w:pPr>
-              <w:pStyle w:val="ListParagraph"/>
-              <w:numPr>
-                <w:ilvl w:val="0"/>
-                <w:numId w:val="10"/>
-              </w:numPr>
-              <w:spacing w:line="276" w:lineRule="auto"/>
-              <w:rPr>
-                <w:rFonts w:ascii="Helvetica Neue" w:hAnsi="Helvetica Neue"/>
-                <w:color w:val="000000" w:themeColor="text1"/>
-                <w:sz w:val="22"/>
-              </w:rPr>
-            </w:pPr>
-            <w:r>
-              <w:rPr>
-                <w:rFonts w:ascii="Helvetica Neue" w:hAnsi="Helvetica Neue"/>
-                <w:color w:val="000000" w:themeColor="text1"/>
-                <w:sz w:val="22"/>
-              </w:rPr>
-              <w:t>Fashion</w:t>
+              <w:t>2013 – 2018</w:t>
             </w:r>
           </w:p>
         </w:tc>
@@ -4727,7 +4518,6 @@
   <w:style w:type="character" w:default="1" w:styleId="DefaultParagraphFont">
     <w:name w:val="Default Paragraph Font"/>
     <w:uiPriority w:val="1"/>
-    <w:semiHidden/>
     <w:unhideWhenUsed/>
   </w:style>
   <w:style w:type="table" w:default="1" w:styleId="TableNormal">
